--- a/templates/template_specrazreshenie.docx
+++ b/templates/template_specrazreshenie.docx
@@ -7,43 +7,53 @@
         <w:jc w:val="both"/>
         <w:rPr>
           <w:rFonts w:ascii="Times New Roman" w:eastAsia="Aptos" w:hAnsi="Times New Roman" w:cs="Times New Roman"/>
-          <w:sz w:val="28"/>
-          <w:szCs w:val="28"/>
-        </w:rPr>
-      </w:pPr>
-      <w:r>
-        <w:rPr>
-          <w:rFonts w:ascii="Times New Roman" w:eastAsia="Aptos" w:hAnsi="Times New Roman" w:cs="Times New Roman"/>
-          <w:sz w:val="28"/>
-          <w:szCs w:val="28"/>
-        </w:rPr>
-        <w:t>ТРУДОВОЙ ДОГОВОР № ____</w:t>
-      </w:r>
-    </w:p>
-    <w:p>
-      <w:pPr>
-        <w:jc w:val="both"/>
-        <w:rPr>
-          <w:rFonts w:ascii="Times New Roman" w:eastAsia="Aptos" w:hAnsi="Times New Roman" w:cs="Times New Roman"/>
-          <w:sz w:val="28"/>
-          <w:szCs w:val="28"/>
-        </w:rPr>
-      </w:pPr>
-    </w:p>
-    <w:p>
-      <w:pPr>
-        <w:jc w:val="both"/>
-        <w:rPr>
-          <w:rFonts w:ascii="Times New Roman" w:eastAsia="Aptos" w:hAnsi="Times New Roman" w:cs="Times New Roman"/>
-          <w:sz w:val="28"/>
-          <w:szCs w:val="28"/>
-        </w:rPr>
-      </w:pPr>
-      <w:r>
-        <w:rPr>
-          <w:rFonts w:ascii="Times New Roman" w:eastAsia="Aptos" w:hAnsi="Times New Roman" w:cs="Times New Roman"/>
-          <w:sz w:val="28"/>
-          <w:szCs w:val="28"/>
+          <w:sz w:val="26"/>
+          <w:szCs w:val="26"/>
+        </w:rPr>
+      </w:pPr>
+      <w:r>
+        <w:rPr>
+          <w:rFonts w:ascii="Times New Roman" w:eastAsia="Aptos" w:hAnsi="Times New Roman" w:cs="Times New Roman"/>
+          <w:sz w:val="26"/>
+          <w:szCs w:val="26"/>
+        </w:rPr>
+        <w:t>ТРУДО</w:t>
+      </w:r>
+      <w:bookmarkStart w:id="0" w:name="_GoBack"/>
+      <w:bookmarkEnd w:id="0"/>
+      <w:r>
+        <w:rPr>
+          <w:rFonts w:ascii="Times New Roman" w:eastAsia="Aptos" w:hAnsi="Times New Roman" w:cs="Times New Roman"/>
+          <w:sz w:val="26"/>
+          <w:szCs w:val="26"/>
+        </w:rPr>
+        <w:t>ВОЙ ДОГОВОР № ____</w:t>
+      </w:r>
+    </w:p>
+    <w:p>
+      <w:pPr>
+        <w:jc w:val="both"/>
+        <w:rPr>
+          <w:rFonts w:ascii="Times New Roman" w:eastAsia="Aptos" w:hAnsi="Times New Roman" w:cs="Times New Roman"/>
+          <w:sz w:val="26"/>
+          <w:szCs w:val="26"/>
+        </w:rPr>
+      </w:pPr>
+    </w:p>
+    <w:p>
+      <w:pPr>
+        <w:jc w:val="both"/>
+        <w:rPr>
+          <w:rFonts w:ascii="Times New Roman" w:eastAsia="Aptos" w:hAnsi="Times New Roman" w:cs="Times New Roman"/>
+          <w:sz w:val="26"/>
+          <w:szCs w:val="26"/>
+        </w:rPr>
+      </w:pPr>
+      <w:r>
+        <w:rPr>
+          <w:rFonts w:ascii="Times New Roman" w:eastAsia="Aptos" w:hAnsi="Times New Roman" w:cs="Times New Roman"/>
+          <w:sz w:val="26"/>
+          <w:szCs w:val="26"/>
         </w:rPr>
         <w:t>{{</w:t>
       </w:r>
@@ -51,8 +61,8 @@
       <w:r>
         <w:rPr>
           <w:rFonts w:ascii="Times New Roman" w:eastAsia="Aptos" w:hAnsi="Times New Roman" w:cs="Times New Roman"/>
-          <w:sz w:val="28"/>
-          <w:szCs w:val="28"/>
+          <w:sz w:val="26"/>
+          <w:szCs w:val="26"/>
         </w:rPr>
         <w:t>gorod</w:t>
       </w:r>
@@ -60,8 +70,8 @@
       <w:r>
         <w:rPr>
           <w:rFonts w:ascii="Times New Roman" w:eastAsia="Aptos" w:hAnsi="Times New Roman" w:cs="Times New Roman"/>
-          <w:sz w:val="28"/>
-          <w:szCs w:val="28"/>
+          <w:sz w:val="26"/>
+          <w:szCs w:val="26"/>
         </w:rPr>
         <w:t>}}                                                       {{</w:t>
       </w:r>
@@ -69,8 +79,8 @@
       <w:r>
         <w:rPr>
           <w:rFonts w:ascii="Times New Roman" w:eastAsia="Aptos" w:hAnsi="Times New Roman" w:cs="Times New Roman"/>
-          <w:sz w:val="28"/>
-          <w:szCs w:val="28"/>
+          <w:sz w:val="26"/>
+          <w:szCs w:val="26"/>
         </w:rPr>
         <w:t>data_podpisania</w:t>
       </w:r>
@@ -78,8 +88,8 @@
       <w:r>
         <w:rPr>
           <w:rFonts w:ascii="Times New Roman" w:eastAsia="Aptos" w:hAnsi="Times New Roman" w:cs="Times New Roman"/>
-          <w:sz w:val="28"/>
-          <w:szCs w:val="28"/>
+          <w:sz w:val="26"/>
+          <w:szCs w:val="26"/>
         </w:rPr>
         <w:t>}}</w:t>
       </w:r>
@@ -89,25 +99,25 @@
         <w:jc w:val="both"/>
         <w:rPr>
           <w:rFonts w:ascii="Times New Roman" w:eastAsia="Aptos" w:hAnsi="Times New Roman" w:cs="Times New Roman"/>
-          <w:sz w:val="28"/>
-          <w:szCs w:val="28"/>
-        </w:rPr>
-      </w:pPr>
-    </w:p>
-    <w:p>
-      <w:pPr>
-        <w:jc w:val="both"/>
-        <w:rPr>
-          <w:rFonts w:ascii="Times New Roman" w:eastAsia="Aptos" w:hAnsi="Times New Roman" w:cs="Times New Roman"/>
-          <w:sz w:val="28"/>
-          <w:szCs w:val="28"/>
-        </w:rPr>
-      </w:pPr>
-      <w:r>
-        <w:rPr>
-          <w:rFonts w:ascii="Times New Roman" w:eastAsia="Aptos" w:hAnsi="Times New Roman" w:cs="Times New Roman"/>
-          <w:sz w:val="28"/>
-          <w:szCs w:val="28"/>
+          <w:sz w:val="26"/>
+          <w:szCs w:val="26"/>
+        </w:rPr>
+      </w:pPr>
+    </w:p>
+    <w:p>
+      <w:pPr>
+        <w:jc w:val="both"/>
+        <w:rPr>
+          <w:rFonts w:ascii="Times New Roman" w:eastAsia="Aptos" w:hAnsi="Times New Roman" w:cs="Times New Roman"/>
+          <w:sz w:val="26"/>
+          <w:szCs w:val="26"/>
+        </w:rPr>
+      </w:pPr>
+      <w:r>
+        <w:rPr>
+          <w:rFonts w:ascii="Times New Roman" w:eastAsia="Aptos" w:hAnsi="Times New Roman" w:cs="Times New Roman"/>
+          <w:sz w:val="26"/>
+          <w:szCs w:val="26"/>
         </w:rPr>
         <w:t>Общество с ограниченной ответственностью «ВИТАРМИКО», в лице директора Шевякова Константина Андреевича, действующего на основании Устава (далее — Наниматель), с одной стороны, и {{</w:t>
       </w:r>
@@ -115,8 +125,8 @@
       <w:r>
         <w:rPr>
           <w:rFonts w:ascii="Times New Roman" w:eastAsia="Aptos" w:hAnsi="Times New Roman" w:cs="Times New Roman"/>
-          <w:sz w:val="28"/>
-          <w:szCs w:val="28"/>
+          <w:sz w:val="26"/>
+          <w:szCs w:val="26"/>
         </w:rPr>
         <w:t>grazhdanstvo</w:t>
       </w:r>
@@ -124,8 +134,8 @@
       <w:r>
         <w:rPr>
           <w:rFonts w:ascii="Times New Roman" w:eastAsia="Aptos" w:hAnsi="Times New Roman" w:cs="Times New Roman"/>
-          <w:sz w:val="28"/>
-          <w:szCs w:val="28"/>
+          <w:sz w:val="26"/>
+          <w:szCs w:val="26"/>
         </w:rPr>
         <w:t>}} {{</w:t>
       </w:r>
@@ -133,8 +143,8 @@
       <w:r>
         <w:rPr>
           <w:rFonts w:ascii="Times New Roman" w:eastAsia="Aptos" w:hAnsi="Times New Roman" w:cs="Times New Roman"/>
-          <w:sz w:val="28"/>
-          <w:szCs w:val="28"/>
+          <w:sz w:val="26"/>
+          <w:szCs w:val="26"/>
         </w:rPr>
         <w:t>FIO_rabotnika</w:t>
       </w:r>
@@ -142,8 +152,8 @@
       <w:r>
         <w:rPr>
           <w:rFonts w:ascii="Times New Roman" w:eastAsia="Aptos" w:hAnsi="Times New Roman" w:cs="Times New Roman"/>
-          <w:sz w:val="28"/>
-          <w:szCs w:val="28"/>
+          <w:sz w:val="26"/>
+          <w:szCs w:val="26"/>
         </w:rPr>
         <w:t>}}, {{</w:t>
       </w:r>
@@ -151,8 +161,8 @@
       <w:r>
         <w:rPr>
           <w:rFonts w:ascii="Times New Roman" w:eastAsia="Aptos" w:hAnsi="Times New Roman" w:cs="Times New Roman"/>
-          <w:sz w:val="28"/>
-          <w:szCs w:val="28"/>
+          <w:sz w:val="26"/>
+          <w:szCs w:val="26"/>
         </w:rPr>
         <w:t>data_rozhdenia</w:t>
       </w:r>
@@ -160,8 +170,8 @@
       <w:r>
         <w:rPr>
           <w:rFonts w:ascii="Times New Roman" w:eastAsia="Aptos" w:hAnsi="Times New Roman" w:cs="Times New Roman"/>
-          <w:sz w:val="28"/>
-          <w:szCs w:val="28"/>
+          <w:sz w:val="26"/>
+          <w:szCs w:val="26"/>
         </w:rPr>
         <w:t>}}, паспорт {{</w:t>
       </w:r>
@@ -169,8 +179,8 @@
       <w:r>
         <w:rPr>
           <w:rFonts w:ascii="Times New Roman" w:eastAsia="Aptos" w:hAnsi="Times New Roman" w:cs="Times New Roman"/>
-          <w:sz w:val="28"/>
-          <w:szCs w:val="28"/>
+          <w:sz w:val="26"/>
+          <w:szCs w:val="26"/>
         </w:rPr>
         <w:t>seria_pasporta</w:t>
       </w:r>
@@ -178,8 +188,8 @@
       <w:r>
         <w:rPr>
           <w:rFonts w:ascii="Times New Roman" w:eastAsia="Aptos" w:hAnsi="Times New Roman" w:cs="Times New Roman"/>
-          <w:sz w:val="28"/>
-          <w:szCs w:val="28"/>
+          <w:sz w:val="26"/>
+          <w:szCs w:val="26"/>
         </w:rPr>
         <w:t>}} № {{</w:t>
       </w:r>
@@ -187,8 +197,8 @@
       <w:r>
         <w:rPr>
           <w:rFonts w:ascii="Times New Roman" w:eastAsia="Aptos" w:hAnsi="Times New Roman" w:cs="Times New Roman"/>
-          <w:sz w:val="28"/>
-          <w:szCs w:val="28"/>
+          <w:sz w:val="26"/>
+          <w:szCs w:val="26"/>
         </w:rPr>
         <w:t>nomer_pasporta</w:t>
       </w:r>
@@ -196,8 +206,8 @@
       <w:r>
         <w:rPr>
           <w:rFonts w:ascii="Times New Roman" w:eastAsia="Aptos" w:hAnsi="Times New Roman" w:cs="Times New Roman"/>
-          <w:sz w:val="28"/>
-          <w:szCs w:val="28"/>
+          <w:sz w:val="26"/>
+          <w:szCs w:val="26"/>
         </w:rPr>
         <w:t>}}, выдан {{</w:t>
       </w:r>
@@ -205,8 +215,8 @@
       <w:r>
         <w:rPr>
           <w:rFonts w:ascii="Times New Roman" w:eastAsia="Aptos" w:hAnsi="Times New Roman" w:cs="Times New Roman"/>
-          <w:sz w:val="28"/>
-          <w:szCs w:val="28"/>
+          <w:sz w:val="26"/>
+          <w:szCs w:val="26"/>
         </w:rPr>
         <w:t>kem_vydan</w:t>
       </w:r>
@@ -214,8 +224,8 @@
       <w:r>
         <w:rPr>
           <w:rFonts w:ascii="Times New Roman" w:eastAsia="Aptos" w:hAnsi="Times New Roman" w:cs="Times New Roman"/>
-          <w:sz w:val="28"/>
-          <w:szCs w:val="28"/>
+          <w:sz w:val="26"/>
+          <w:szCs w:val="26"/>
         </w:rPr>
         <w:t>}}, зарегистрированны</w:t>
       </w:r>
@@ -223,8 +233,8 @@
       <w:r>
         <w:rPr>
           <w:rFonts w:ascii="Times New Roman" w:eastAsia="Aptos" w:hAnsi="Times New Roman" w:cs="Times New Roman"/>
-          <w:sz w:val="28"/>
-          <w:szCs w:val="28"/>
+          <w:sz w:val="26"/>
+          <w:szCs w:val="26"/>
         </w:rPr>
         <w:t>й(</w:t>
       </w:r>
@@ -233,8 +243,8 @@
       <w:r>
         <w:rPr>
           <w:rFonts w:ascii="Times New Roman" w:eastAsia="Aptos" w:hAnsi="Times New Roman" w:cs="Times New Roman"/>
-          <w:sz w:val="28"/>
-          <w:szCs w:val="28"/>
+          <w:sz w:val="26"/>
+          <w:szCs w:val="26"/>
         </w:rPr>
         <w:t>ая</w:t>
       </w:r>
@@ -242,8 +252,8 @@
       <w:r>
         <w:rPr>
           <w:rFonts w:ascii="Times New Roman" w:eastAsia="Aptos" w:hAnsi="Times New Roman" w:cs="Times New Roman"/>
-          <w:sz w:val="28"/>
-          <w:szCs w:val="28"/>
+          <w:sz w:val="26"/>
+          <w:szCs w:val="26"/>
         </w:rPr>
         <w:t>) по адресу: {{</w:t>
       </w:r>
@@ -251,8 +261,8 @@
       <w:r>
         <w:rPr>
           <w:rFonts w:ascii="Times New Roman" w:eastAsia="Aptos" w:hAnsi="Times New Roman" w:cs="Times New Roman"/>
-          <w:sz w:val="28"/>
-          <w:szCs w:val="28"/>
+          <w:sz w:val="26"/>
+          <w:szCs w:val="26"/>
         </w:rPr>
         <w:t>adres_propiski</w:t>
       </w:r>
@@ -260,8 +270,8 @@
       <w:r>
         <w:rPr>
           <w:rFonts w:ascii="Times New Roman" w:eastAsia="Aptos" w:hAnsi="Times New Roman" w:cs="Times New Roman"/>
-          <w:sz w:val="28"/>
-          <w:szCs w:val="28"/>
+          <w:sz w:val="26"/>
+          <w:szCs w:val="26"/>
         </w:rPr>
         <w:t>}}, временно проживающий(</w:t>
       </w:r>
@@ -269,8 +279,8 @@
       <w:r>
         <w:rPr>
           <w:rFonts w:ascii="Times New Roman" w:eastAsia="Aptos" w:hAnsi="Times New Roman" w:cs="Times New Roman"/>
-          <w:sz w:val="28"/>
-          <w:szCs w:val="28"/>
+          <w:sz w:val="26"/>
+          <w:szCs w:val="26"/>
         </w:rPr>
         <w:t>ая</w:t>
       </w:r>
@@ -278,8 +288,8 @@
       <w:r>
         <w:rPr>
           <w:rFonts w:ascii="Times New Roman" w:eastAsia="Aptos" w:hAnsi="Times New Roman" w:cs="Times New Roman"/>
-          <w:sz w:val="28"/>
-          <w:szCs w:val="28"/>
+          <w:sz w:val="26"/>
+          <w:szCs w:val="26"/>
         </w:rPr>
         <w:t>) по адресу: {{</w:t>
       </w:r>
@@ -287,8 +297,8 @@
       <w:r>
         <w:rPr>
           <w:rFonts w:ascii="Times New Roman" w:eastAsia="Aptos" w:hAnsi="Times New Roman" w:cs="Times New Roman"/>
-          <w:sz w:val="28"/>
-          <w:szCs w:val="28"/>
+          <w:sz w:val="26"/>
+          <w:szCs w:val="26"/>
         </w:rPr>
         <w:t>adres_prozhivania</w:t>
       </w:r>
@@ -296,8 +306,8 @@
       <w:r>
         <w:rPr>
           <w:rFonts w:ascii="Times New Roman" w:eastAsia="Aptos" w:hAnsi="Times New Roman" w:cs="Times New Roman"/>
-          <w:sz w:val="28"/>
-          <w:szCs w:val="28"/>
+          <w:sz w:val="26"/>
+          <w:szCs w:val="26"/>
         </w:rPr>
         <w:t>}} (далее — Работник), с другой стороны, заключили настоящий трудовой договор о нижеследующем.</w:t>
       </w:r>
@@ -307,25 +317,25 @@
         <w:jc w:val="both"/>
         <w:rPr>
           <w:rFonts w:ascii="Times New Roman" w:eastAsia="Aptos" w:hAnsi="Times New Roman" w:cs="Times New Roman"/>
-          <w:sz w:val="28"/>
-          <w:szCs w:val="28"/>
-        </w:rPr>
-      </w:pPr>
-    </w:p>
-    <w:p>
-      <w:pPr>
-        <w:jc w:val="both"/>
-        <w:rPr>
-          <w:rFonts w:ascii="Times New Roman" w:eastAsia="Aptos" w:hAnsi="Times New Roman" w:cs="Times New Roman"/>
-          <w:sz w:val="28"/>
-          <w:szCs w:val="28"/>
-        </w:rPr>
-      </w:pPr>
-      <w:r>
-        <w:rPr>
-          <w:rFonts w:ascii="Times New Roman" w:eastAsia="Aptos" w:hAnsi="Times New Roman" w:cs="Times New Roman"/>
-          <w:sz w:val="28"/>
-          <w:szCs w:val="28"/>
+          <w:sz w:val="26"/>
+          <w:szCs w:val="26"/>
+        </w:rPr>
+      </w:pPr>
+    </w:p>
+    <w:p>
+      <w:pPr>
+        <w:jc w:val="both"/>
+        <w:rPr>
+          <w:rFonts w:ascii="Times New Roman" w:eastAsia="Aptos" w:hAnsi="Times New Roman" w:cs="Times New Roman"/>
+          <w:sz w:val="26"/>
+          <w:szCs w:val="26"/>
+        </w:rPr>
+      </w:pPr>
+      <w:r>
+        <w:rPr>
+          <w:rFonts w:ascii="Times New Roman" w:eastAsia="Aptos" w:hAnsi="Times New Roman" w:cs="Times New Roman"/>
+          <w:sz w:val="26"/>
+          <w:szCs w:val="26"/>
         </w:rPr>
         <w:t>1. ОБЩИЕ ПОЛОЖЕНИЯ</w:t>
       </w:r>
@@ -335,15 +345,15 @@
         <w:jc w:val="both"/>
         <w:rPr>
           <w:rFonts w:ascii="Times New Roman" w:eastAsia="Aptos" w:hAnsi="Times New Roman" w:cs="Times New Roman"/>
-          <w:sz w:val="28"/>
-          <w:szCs w:val="28"/>
-        </w:rPr>
-      </w:pPr>
-      <w:r>
-        <w:rPr>
-          <w:rFonts w:ascii="Times New Roman" w:eastAsia="Aptos" w:hAnsi="Times New Roman" w:cs="Times New Roman"/>
-          <w:sz w:val="28"/>
-          <w:szCs w:val="28"/>
+          <w:sz w:val="26"/>
+          <w:szCs w:val="26"/>
+        </w:rPr>
+      </w:pPr>
+      <w:r>
+        <w:rPr>
+          <w:rFonts w:ascii="Times New Roman" w:eastAsia="Aptos" w:hAnsi="Times New Roman" w:cs="Times New Roman"/>
+          <w:sz w:val="26"/>
+          <w:szCs w:val="26"/>
         </w:rPr>
         <w:t>1.1. Наниматель принимает Работника на работу в ООО «ВИТАРМИКО» на должность {{</w:t>
       </w:r>
@@ -351,8 +361,8 @@
       <w:r>
         <w:rPr>
           <w:rFonts w:ascii="Times New Roman" w:eastAsia="Aptos" w:hAnsi="Times New Roman" w:cs="Times New Roman"/>
-          <w:sz w:val="28"/>
-          <w:szCs w:val="28"/>
+          <w:sz w:val="26"/>
+          <w:szCs w:val="26"/>
         </w:rPr>
         <w:t>dolzhnost</w:t>
       </w:r>
@@ -360,8 +370,8 @@
       <w:r>
         <w:rPr>
           <w:rFonts w:ascii="Times New Roman" w:eastAsia="Aptos" w:hAnsi="Times New Roman" w:cs="Times New Roman"/>
-          <w:sz w:val="28"/>
-          <w:szCs w:val="28"/>
+          <w:sz w:val="26"/>
+          <w:szCs w:val="26"/>
         </w:rPr>
         <w:t>}}, {{</w:t>
       </w:r>
@@ -369,8 +379,8 @@
       <w:r>
         <w:rPr>
           <w:rFonts w:ascii="Times New Roman" w:eastAsia="Aptos" w:hAnsi="Times New Roman" w:cs="Times New Roman"/>
-          <w:sz w:val="28"/>
-          <w:szCs w:val="28"/>
+          <w:sz w:val="26"/>
+          <w:szCs w:val="26"/>
         </w:rPr>
         <w:t>tip_zanyatosti</w:t>
       </w:r>
@@ -378,8 +388,8 @@
       <w:r>
         <w:rPr>
           <w:rFonts w:ascii="Times New Roman" w:eastAsia="Aptos" w:hAnsi="Times New Roman" w:cs="Times New Roman"/>
-          <w:sz w:val="28"/>
-          <w:szCs w:val="28"/>
+          <w:sz w:val="26"/>
+          <w:szCs w:val="26"/>
         </w:rPr>
         <w:t>}}, на {{</w:t>
       </w:r>
@@ -387,8 +397,8 @@
       <w:r>
         <w:rPr>
           <w:rFonts w:ascii="Times New Roman" w:eastAsia="Aptos" w:hAnsi="Times New Roman" w:cs="Times New Roman"/>
-          <w:sz w:val="28"/>
-          <w:szCs w:val="28"/>
+          <w:sz w:val="26"/>
+          <w:szCs w:val="26"/>
         </w:rPr>
         <w:t>stavka</w:t>
       </w:r>
@@ -396,8 +406,8 @@
       <w:r>
         <w:rPr>
           <w:rFonts w:ascii="Times New Roman" w:eastAsia="Aptos" w:hAnsi="Times New Roman" w:cs="Times New Roman"/>
-          <w:sz w:val="28"/>
-          <w:szCs w:val="28"/>
+          <w:sz w:val="26"/>
+          <w:szCs w:val="26"/>
         </w:rPr>
         <w:t>}} ставки.</w:t>
       </w:r>
@@ -407,15 +417,15 @@
         <w:jc w:val="both"/>
         <w:rPr>
           <w:rFonts w:ascii="Times New Roman" w:eastAsia="Aptos" w:hAnsi="Times New Roman" w:cs="Times New Roman"/>
-          <w:sz w:val="28"/>
-          <w:szCs w:val="28"/>
-        </w:rPr>
-      </w:pPr>
-      <w:r>
-        <w:rPr>
-          <w:rFonts w:ascii="Times New Roman" w:eastAsia="Aptos" w:hAnsi="Times New Roman" w:cs="Times New Roman"/>
-          <w:sz w:val="28"/>
-          <w:szCs w:val="28"/>
+          <w:sz w:val="26"/>
+          <w:szCs w:val="26"/>
+        </w:rPr>
+      </w:pPr>
+      <w:r>
+        <w:rPr>
+          <w:rFonts w:ascii="Times New Roman" w:eastAsia="Aptos" w:hAnsi="Times New Roman" w:cs="Times New Roman"/>
+          <w:sz w:val="26"/>
+          <w:szCs w:val="26"/>
         </w:rPr>
         <w:t>1.2. Место работы: {{</w:t>
       </w:r>
@@ -423,8 +433,8 @@
       <w:r>
         <w:rPr>
           <w:rFonts w:ascii="Times New Roman" w:eastAsia="Aptos" w:hAnsi="Times New Roman" w:cs="Times New Roman"/>
-          <w:sz w:val="28"/>
-          <w:szCs w:val="28"/>
+          <w:sz w:val="26"/>
+          <w:szCs w:val="26"/>
         </w:rPr>
         <w:t>mesto_raboty</w:t>
       </w:r>
@@ -432,8 +442,8 @@
       <w:r>
         <w:rPr>
           <w:rFonts w:ascii="Times New Roman" w:eastAsia="Aptos" w:hAnsi="Times New Roman" w:cs="Times New Roman"/>
-          <w:sz w:val="28"/>
-          <w:szCs w:val="28"/>
+          <w:sz w:val="26"/>
+          <w:szCs w:val="26"/>
         </w:rPr>
         <w:t>}}.</w:t>
       </w:r>
@@ -443,15 +453,15 @@
         <w:jc w:val="both"/>
         <w:rPr>
           <w:rFonts w:ascii="Times New Roman" w:eastAsia="Aptos" w:hAnsi="Times New Roman" w:cs="Times New Roman"/>
-          <w:sz w:val="28"/>
-          <w:szCs w:val="28"/>
-        </w:rPr>
-      </w:pPr>
-      <w:r>
-        <w:rPr>
-          <w:rFonts w:ascii="Times New Roman" w:eastAsia="Aptos" w:hAnsi="Times New Roman" w:cs="Times New Roman"/>
-          <w:sz w:val="28"/>
-          <w:szCs w:val="28"/>
+          <w:sz w:val="26"/>
+          <w:szCs w:val="26"/>
+        </w:rPr>
+      </w:pPr>
+      <w:r>
+        <w:rPr>
+          <w:rFonts w:ascii="Times New Roman" w:eastAsia="Aptos" w:hAnsi="Times New Roman" w:cs="Times New Roman"/>
+          <w:sz w:val="26"/>
+          <w:szCs w:val="26"/>
         </w:rPr>
         <w:t>1.3. Настоящий трудовой договор заключен на срок действия специального разрешения на право занятия трудовой деятельностью: с {{</w:t>
       </w:r>
@@ -459,8 +469,8 @@
       <w:r>
         <w:rPr>
           <w:rFonts w:ascii="Times New Roman" w:eastAsia="Aptos" w:hAnsi="Times New Roman" w:cs="Times New Roman"/>
-          <w:sz w:val="28"/>
-          <w:szCs w:val="28"/>
+          <w:sz w:val="26"/>
+          <w:szCs w:val="26"/>
         </w:rPr>
         <w:t>data_nachala</w:t>
       </w:r>
@@ -468,8 +478,8 @@
       <w:r>
         <w:rPr>
           <w:rFonts w:ascii="Times New Roman" w:eastAsia="Aptos" w:hAnsi="Times New Roman" w:cs="Times New Roman"/>
-          <w:sz w:val="28"/>
-          <w:szCs w:val="28"/>
+          <w:sz w:val="26"/>
+          <w:szCs w:val="26"/>
         </w:rPr>
         <w:t>}} по {{</w:t>
       </w:r>
@@ -477,8 +487,8 @@
       <w:r>
         <w:rPr>
           <w:rFonts w:ascii="Times New Roman" w:eastAsia="Aptos" w:hAnsi="Times New Roman" w:cs="Times New Roman"/>
-          <w:sz w:val="28"/>
-          <w:szCs w:val="28"/>
+          <w:sz w:val="26"/>
+          <w:szCs w:val="26"/>
         </w:rPr>
         <w:t>data_okonchania</w:t>
       </w:r>
@@ -486,8 +496,8 @@
       <w:r>
         <w:rPr>
           <w:rFonts w:ascii="Times New Roman" w:eastAsia="Aptos" w:hAnsi="Times New Roman" w:cs="Times New Roman"/>
-          <w:sz w:val="28"/>
-          <w:szCs w:val="28"/>
+          <w:sz w:val="26"/>
+          <w:szCs w:val="26"/>
         </w:rPr>
         <w:t>}}.</w:t>
       </w:r>
@@ -497,15 +507,15 @@
         <w:jc w:val="both"/>
         <w:rPr>
           <w:rFonts w:ascii="Times New Roman" w:eastAsia="Aptos" w:hAnsi="Times New Roman" w:cs="Times New Roman"/>
-          <w:sz w:val="28"/>
-          <w:szCs w:val="28"/>
-        </w:rPr>
-      </w:pPr>
-      <w:r>
-        <w:rPr>
-          <w:rFonts w:ascii="Times New Roman" w:eastAsia="Aptos" w:hAnsi="Times New Roman" w:cs="Times New Roman"/>
-          <w:sz w:val="28"/>
-          <w:szCs w:val="28"/>
+          <w:sz w:val="26"/>
+          <w:szCs w:val="26"/>
+        </w:rPr>
+      </w:pPr>
+      <w:r>
+        <w:rPr>
+          <w:rFonts w:ascii="Times New Roman" w:eastAsia="Aptos" w:hAnsi="Times New Roman" w:cs="Times New Roman"/>
+          <w:sz w:val="26"/>
+          <w:szCs w:val="26"/>
         </w:rPr>
         <w:t>1.4. Испытательный срок: {{</w:t>
       </w:r>
@@ -513,8 +523,8 @@
       <w:r>
         <w:rPr>
           <w:rFonts w:ascii="Times New Roman" w:eastAsia="Aptos" w:hAnsi="Times New Roman" w:cs="Times New Roman"/>
-          <w:sz w:val="28"/>
-          <w:szCs w:val="28"/>
+          <w:sz w:val="26"/>
+          <w:szCs w:val="26"/>
         </w:rPr>
         <w:t>ispytatelny_srok</w:t>
       </w:r>
@@ -522,8 +532,8 @@
       <w:r>
         <w:rPr>
           <w:rFonts w:ascii="Times New Roman" w:eastAsia="Aptos" w:hAnsi="Times New Roman" w:cs="Times New Roman"/>
-          <w:sz w:val="28"/>
-          <w:szCs w:val="28"/>
+          <w:sz w:val="26"/>
+          <w:szCs w:val="26"/>
         </w:rPr>
         <w:t>}}.</w:t>
       </w:r>
@@ -533,15 +543,15 @@
         <w:jc w:val="both"/>
         <w:rPr>
           <w:rFonts w:ascii="Times New Roman" w:eastAsia="Aptos" w:hAnsi="Times New Roman" w:cs="Times New Roman"/>
-          <w:sz w:val="28"/>
-          <w:szCs w:val="28"/>
-        </w:rPr>
-      </w:pPr>
-      <w:r>
-        <w:rPr>
-          <w:rFonts w:ascii="Times New Roman" w:eastAsia="Aptos" w:hAnsi="Times New Roman" w:cs="Times New Roman"/>
-          <w:sz w:val="28"/>
-          <w:szCs w:val="28"/>
+          <w:sz w:val="26"/>
+          <w:szCs w:val="26"/>
+        </w:rPr>
+      </w:pPr>
+      <w:r>
+        <w:rPr>
+          <w:rFonts w:ascii="Times New Roman" w:eastAsia="Aptos" w:hAnsi="Times New Roman" w:cs="Times New Roman"/>
+          <w:sz w:val="26"/>
+          <w:szCs w:val="26"/>
         </w:rPr>
         <w:t>1.5. Основание для трудоустройства: специальное разрешение на право занятия трудовой деятельностью № ____, выдано «___» _________ 202_ г. подразделением по гражданству и миграции.</w:t>
       </w:r>
@@ -551,15 +561,15 @@
         <w:jc w:val="both"/>
         <w:rPr>
           <w:rFonts w:ascii="Times New Roman" w:eastAsia="Aptos" w:hAnsi="Times New Roman" w:cs="Times New Roman"/>
-          <w:sz w:val="28"/>
-          <w:szCs w:val="28"/>
-        </w:rPr>
-      </w:pPr>
-      <w:r>
-        <w:rPr>
-          <w:rFonts w:ascii="Times New Roman" w:eastAsia="Aptos" w:hAnsi="Times New Roman" w:cs="Times New Roman"/>
-          <w:sz w:val="28"/>
-          <w:szCs w:val="28"/>
+          <w:sz w:val="26"/>
+          <w:szCs w:val="26"/>
+        </w:rPr>
+      </w:pPr>
+      <w:r>
+        <w:rPr>
+          <w:rFonts w:ascii="Times New Roman" w:eastAsia="Aptos" w:hAnsi="Times New Roman" w:cs="Times New Roman"/>
+          <w:sz w:val="26"/>
+          <w:szCs w:val="26"/>
         </w:rPr>
         <w:t>1.6. Наниматель обязуется уведомить подразделение по гражданству и миграции по месту своего нахождения о заключении (прекращении) настоящего трудового договора в течение трех рабочих дней со дня его заключения (прекращения).</w:t>
       </w:r>
@@ -569,25 +579,25 @@
         <w:jc w:val="both"/>
         <w:rPr>
           <w:rFonts w:ascii="Times New Roman" w:eastAsia="Aptos" w:hAnsi="Times New Roman" w:cs="Times New Roman"/>
-          <w:sz w:val="28"/>
-          <w:szCs w:val="28"/>
-        </w:rPr>
-      </w:pPr>
-    </w:p>
-    <w:p>
-      <w:pPr>
-        <w:jc w:val="both"/>
-        <w:rPr>
-          <w:rFonts w:ascii="Times New Roman" w:eastAsia="Aptos" w:hAnsi="Times New Roman" w:cs="Times New Roman"/>
-          <w:sz w:val="28"/>
-          <w:szCs w:val="28"/>
-        </w:rPr>
-      </w:pPr>
-      <w:r>
-        <w:rPr>
-          <w:rFonts w:ascii="Times New Roman" w:eastAsia="Aptos" w:hAnsi="Times New Roman" w:cs="Times New Roman"/>
-          <w:sz w:val="28"/>
-          <w:szCs w:val="28"/>
+          <w:sz w:val="26"/>
+          <w:szCs w:val="26"/>
+        </w:rPr>
+      </w:pPr>
+    </w:p>
+    <w:p>
+      <w:pPr>
+        <w:jc w:val="both"/>
+        <w:rPr>
+          <w:rFonts w:ascii="Times New Roman" w:eastAsia="Aptos" w:hAnsi="Times New Roman" w:cs="Times New Roman"/>
+          <w:sz w:val="26"/>
+          <w:szCs w:val="26"/>
+        </w:rPr>
+      </w:pPr>
+      <w:r>
+        <w:rPr>
+          <w:rFonts w:ascii="Times New Roman" w:eastAsia="Aptos" w:hAnsi="Times New Roman" w:cs="Times New Roman"/>
+          <w:sz w:val="26"/>
+          <w:szCs w:val="26"/>
         </w:rPr>
         <w:t>2. ОБЯЗАННОСТИ РАБОТНИКА</w:t>
       </w:r>
@@ -597,88 +607,723 @@
         <w:jc w:val="both"/>
         <w:rPr>
           <w:rFonts w:ascii="Times New Roman" w:eastAsia="Aptos" w:hAnsi="Times New Roman" w:cs="Times New Roman"/>
-          <w:sz w:val="28"/>
-          <w:szCs w:val="28"/>
-        </w:rPr>
-      </w:pPr>
-      <w:r>
-        <w:rPr>
-          <w:rFonts w:ascii="Times New Roman" w:eastAsia="Aptos" w:hAnsi="Times New Roman" w:cs="Times New Roman"/>
-          <w:sz w:val="28"/>
-          <w:szCs w:val="28"/>
+          <w:sz w:val="26"/>
+          <w:szCs w:val="26"/>
+        </w:rPr>
+      </w:pPr>
+      <w:r>
+        <w:rPr>
+          <w:rFonts w:ascii="Times New Roman" w:eastAsia="Aptos" w:hAnsi="Times New Roman" w:cs="Times New Roman"/>
+          <w:sz w:val="26"/>
+          <w:szCs w:val="26"/>
+        </w:rPr>
+        <w:t>Работник обязан:</w:t>
+      </w:r>
+    </w:p>
+    <w:p>
+      <w:pPr>
+        <w:jc w:val="both"/>
+        <w:rPr>
+          <w:rFonts w:ascii="Times New Roman" w:eastAsia="Aptos" w:hAnsi="Times New Roman" w:cs="Times New Roman"/>
+          <w:sz w:val="26"/>
+          <w:szCs w:val="26"/>
+        </w:rPr>
+      </w:pPr>
+      <w:r>
+        <w:rPr>
+          <w:rFonts w:ascii="Times New Roman" w:eastAsia="Aptos" w:hAnsi="Times New Roman" w:cs="Times New Roman"/>
+          <w:sz w:val="26"/>
+          <w:szCs w:val="26"/>
+        </w:rPr>
+        <w:t>2.1. Добросовестно исполнять трудовые обязанности, предусмотренные должностной инструкцией {{</w:t>
+      </w:r>
+      <w:proofErr w:type="spellStart"/>
+      <w:r>
+        <w:rPr>
+          <w:rFonts w:ascii="Times New Roman" w:eastAsia="Aptos" w:hAnsi="Times New Roman" w:cs="Times New Roman"/>
+          <w:sz w:val="26"/>
+          <w:szCs w:val="26"/>
+        </w:rPr>
+        <w:t>dolzhnost</w:t>
+      </w:r>
+      <w:proofErr w:type="spellEnd"/>
+      <w:r>
+        <w:rPr>
+          <w:rFonts w:ascii="Times New Roman" w:eastAsia="Aptos" w:hAnsi="Times New Roman" w:cs="Times New Roman"/>
+          <w:sz w:val="26"/>
+          <w:szCs w:val="26"/>
+        </w:rPr>
+        <w:t>}}, являющейся неотъемлемой частью настоящего договора.</w:t>
+      </w:r>
+    </w:p>
+    <w:p>
+      <w:pPr>
+        <w:jc w:val="both"/>
+        <w:rPr>
+          <w:rFonts w:ascii="Times New Roman" w:eastAsia="Aptos" w:hAnsi="Times New Roman" w:cs="Times New Roman"/>
+          <w:sz w:val="26"/>
+          <w:szCs w:val="26"/>
+        </w:rPr>
+      </w:pPr>
+      <w:r>
+        <w:rPr>
+          <w:rFonts w:ascii="Times New Roman" w:eastAsia="Aptos" w:hAnsi="Times New Roman" w:cs="Times New Roman"/>
+          <w:sz w:val="26"/>
+          <w:szCs w:val="26"/>
+        </w:rPr>
+        <w:t>2.2. Выполнять следующие ключевые обязанности:</w:t>
+      </w:r>
+    </w:p>
+    <w:p>
+      <w:pPr>
+        <w:jc w:val="both"/>
+        <w:rPr>
+          <w:rFonts w:ascii="Times New Roman" w:eastAsia="Aptos" w:hAnsi="Times New Roman" w:cs="Times New Roman"/>
+          <w:sz w:val="26"/>
+          <w:szCs w:val="26"/>
+        </w:rPr>
+      </w:pPr>
+      <w:r>
+        <w:rPr>
+          <w:rFonts w:ascii="Times New Roman" w:eastAsia="Aptos" w:hAnsi="Times New Roman" w:cs="Times New Roman"/>
+          <w:sz w:val="26"/>
+          <w:szCs w:val="26"/>
         </w:rPr>
         <w:lastRenderedPageBreak/>
-        <w:t>Работник обязан:</w:t>
-      </w:r>
-    </w:p>
-    <w:p>
-      <w:pPr>
-        <w:jc w:val="both"/>
-        <w:rPr>
-          <w:rFonts w:ascii="Times New Roman" w:eastAsia="Aptos" w:hAnsi="Times New Roman" w:cs="Times New Roman"/>
-          <w:sz w:val="28"/>
-          <w:szCs w:val="28"/>
-        </w:rPr>
-      </w:pPr>
-      <w:r>
-        <w:rPr>
-          <w:rFonts w:ascii="Times New Roman" w:eastAsia="Aptos" w:hAnsi="Times New Roman" w:cs="Times New Roman"/>
-          <w:sz w:val="28"/>
-          <w:szCs w:val="28"/>
-        </w:rPr>
-        <w:t>2.1. Добросовестно исполнять трудовые обязанности, предусмотренные должностной инструкцией {{</w:t>
+        <w:t>{{</w:t>
       </w:r>
       <w:proofErr w:type="spellStart"/>
       <w:r>
         <w:rPr>
           <w:rFonts w:ascii="Times New Roman" w:eastAsia="Aptos" w:hAnsi="Times New Roman" w:cs="Times New Roman"/>
-          <w:sz w:val="28"/>
-          <w:szCs w:val="28"/>
-        </w:rPr>
-        <w:t>dolzhnost</w:t>
+          <w:sz w:val="26"/>
+          <w:szCs w:val="26"/>
+        </w:rPr>
+        <w:t>obyazannosti</w:t>
       </w:r>
       <w:proofErr w:type="spellEnd"/>
       <w:r>
         <w:rPr>
           <w:rFonts w:ascii="Times New Roman" w:eastAsia="Aptos" w:hAnsi="Times New Roman" w:cs="Times New Roman"/>
-          <w:sz w:val="28"/>
-          <w:szCs w:val="28"/>
-        </w:rPr>
-        <w:t>}}, являющейся неотъемлемой частью настоящего договора.</w:t>
-      </w:r>
-    </w:p>
-    <w:p>
-      <w:pPr>
-        <w:jc w:val="both"/>
-        <w:rPr>
-          <w:rFonts w:ascii="Times New Roman" w:eastAsia="Aptos" w:hAnsi="Times New Roman" w:cs="Times New Roman"/>
-          <w:sz w:val="28"/>
-          <w:szCs w:val="28"/>
-        </w:rPr>
-      </w:pPr>
-      <w:r>
-        <w:rPr>
-          <w:rFonts w:ascii="Times New Roman" w:eastAsia="Aptos" w:hAnsi="Times New Roman" w:cs="Times New Roman"/>
-          <w:sz w:val="28"/>
-          <w:szCs w:val="28"/>
-        </w:rPr>
-        <w:t>2.2. Выполнять следующие ключевые обязанности:</w:t>
-      </w:r>
-    </w:p>
-    <w:p>
-      <w:pPr>
-        <w:jc w:val="both"/>
-        <w:rPr>
-          <w:rFonts w:ascii="Times New Roman" w:eastAsia="Aptos" w:hAnsi="Times New Roman" w:cs="Times New Roman"/>
-          <w:sz w:val="28"/>
-          <w:szCs w:val="28"/>
-        </w:rPr>
-      </w:pPr>
-      <w:r>
-        <w:rPr>
-          <w:rFonts w:ascii="Times New Roman" w:eastAsia="Aptos" w:hAnsi="Times New Roman" w:cs="Times New Roman"/>
-          <w:sz w:val="28"/>
-          <w:szCs w:val="28"/>
+          <w:sz w:val="26"/>
+          <w:szCs w:val="26"/>
+        </w:rPr>
+        <w:t>}}</w:t>
+      </w:r>
+    </w:p>
+    <w:p>
+      <w:pPr>
+        <w:jc w:val="both"/>
+        <w:rPr>
+          <w:rFonts w:ascii="Times New Roman" w:eastAsia="Aptos" w:hAnsi="Times New Roman" w:cs="Times New Roman"/>
+          <w:sz w:val="26"/>
+          <w:szCs w:val="26"/>
+        </w:rPr>
+      </w:pPr>
+      <w:r>
+        <w:rPr>
+          <w:rFonts w:ascii="Times New Roman" w:eastAsia="Aptos" w:hAnsi="Times New Roman" w:cs="Times New Roman"/>
+          <w:sz w:val="26"/>
+          <w:szCs w:val="26"/>
+        </w:rPr>
+        <w:t>2.3. Подчиняться Правилам внутреннего трудового распорядка Нанимателя.</w:t>
+      </w:r>
+    </w:p>
+    <w:p>
+      <w:pPr>
+        <w:jc w:val="both"/>
+        <w:rPr>
+          <w:rFonts w:ascii="Times New Roman" w:eastAsia="Aptos" w:hAnsi="Times New Roman" w:cs="Times New Roman"/>
+          <w:sz w:val="26"/>
+          <w:szCs w:val="26"/>
+        </w:rPr>
+      </w:pPr>
+      <w:r>
+        <w:rPr>
+          <w:rFonts w:ascii="Times New Roman" w:eastAsia="Aptos" w:hAnsi="Times New Roman" w:cs="Times New Roman"/>
+          <w:sz w:val="26"/>
+          <w:szCs w:val="26"/>
+        </w:rPr>
+        <w:t>2.4. Соблюдать требования по охране труда и пожарной безопасности.</w:t>
+      </w:r>
+    </w:p>
+    <w:p>
+      <w:pPr>
+        <w:jc w:val="both"/>
+        <w:rPr>
+          <w:rFonts w:ascii="Times New Roman" w:eastAsia="Aptos" w:hAnsi="Times New Roman" w:cs="Times New Roman"/>
+          <w:sz w:val="26"/>
+          <w:szCs w:val="26"/>
+        </w:rPr>
+      </w:pPr>
+      <w:r>
+        <w:rPr>
+          <w:rFonts w:ascii="Times New Roman" w:eastAsia="Aptos" w:hAnsi="Times New Roman" w:cs="Times New Roman"/>
+          <w:sz w:val="26"/>
+          <w:szCs w:val="26"/>
+        </w:rPr>
+        <w:t>2.5. Бережно относиться к имуществу Нанимателя.</w:t>
+      </w:r>
+    </w:p>
+    <w:p>
+      <w:pPr>
+        <w:jc w:val="both"/>
+        <w:rPr>
+          <w:rFonts w:ascii="Times New Roman" w:eastAsia="Aptos" w:hAnsi="Times New Roman" w:cs="Times New Roman"/>
+          <w:sz w:val="26"/>
+          <w:szCs w:val="26"/>
+        </w:rPr>
+      </w:pPr>
+      <w:r>
+        <w:rPr>
+          <w:rFonts w:ascii="Times New Roman" w:eastAsia="Aptos" w:hAnsi="Times New Roman" w:cs="Times New Roman"/>
+          <w:sz w:val="26"/>
+          <w:szCs w:val="26"/>
+        </w:rPr>
+        <w:t>2.6. Хранить коммерческую тайну Нанимателя.</w:t>
+      </w:r>
+    </w:p>
+    <w:p>
+      <w:pPr>
+        <w:jc w:val="both"/>
+        <w:rPr>
+          <w:rFonts w:ascii="Times New Roman" w:eastAsia="Aptos" w:hAnsi="Times New Roman" w:cs="Times New Roman"/>
+          <w:sz w:val="26"/>
+          <w:szCs w:val="26"/>
+        </w:rPr>
+      </w:pPr>
+      <w:r>
+        <w:rPr>
+          <w:rFonts w:ascii="Times New Roman" w:eastAsia="Aptos" w:hAnsi="Times New Roman" w:cs="Times New Roman"/>
+          <w:sz w:val="26"/>
+          <w:szCs w:val="26"/>
+        </w:rPr>
+        <w:t>2.7. В случае аннулирования специального разрешения, прекращения договора и отсутствия иных законных оснований для пребывания — покинуть территорию Республики Беларусь за счет собственных средств.</w:t>
+      </w:r>
+    </w:p>
+    <w:p>
+      <w:pPr>
+        <w:jc w:val="both"/>
+        <w:rPr>
+          <w:rFonts w:ascii="Times New Roman" w:eastAsia="Aptos" w:hAnsi="Times New Roman" w:cs="Times New Roman"/>
+          <w:sz w:val="26"/>
+          <w:szCs w:val="26"/>
+        </w:rPr>
+      </w:pPr>
+    </w:p>
+    <w:p>
+      <w:pPr>
+        <w:jc w:val="both"/>
+        <w:rPr>
+          <w:rFonts w:ascii="Times New Roman" w:eastAsia="Aptos" w:hAnsi="Times New Roman" w:cs="Times New Roman"/>
+          <w:sz w:val="26"/>
+          <w:szCs w:val="26"/>
+        </w:rPr>
+      </w:pPr>
+      <w:r>
+        <w:rPr>
+          <w:rFonts w:ascii="Times New Roman" w:eastAsia="Aptos" w:hAnsi="Times New Roman" w:cs="Times New Roman"/>
+          <w:sz w:val="26"/>
+          <w:szCs w:val="26"/>
+        </w:rPr>
+        <w:t>3. ОБЯЗАННОСТИ НАНИМАТЕЛЯ</w:t>
+      </w:r>
+    </w:p>
+    <w:p>
+      <w:pPr>
+        <w:jc w:val="both"/>
+        <w:rPr>
+          <w:rFonts w:ascii="Times New Roman" w:eastAsia="Aptos" w:hAnsi="Times New Roman" w:cs="Times New Roman"/>
+          <w:sz w:val="26"/>
+          <w:szCs w:val="26"/>
+        </w:rPr>
+      </w:pPr>
+      <w:r>
+        <w:rPr>
+          <w:rFonts w:ascii="Times New Roman" w:eastAsia="Aptos" w:hAnsi="Times New Roman" w:cs="Times New Roman"/>
+          <w:sz w:val="26"/>
+          <w:szCs w:val="26"/>
+        </w:rPr>
+        <w:t>3.1. Организовать труд Работника, обеспечить безопасные условия труда.</w:t>
+      </w:r>
+    </w:p>
+    <w:p>
+      <w:pPr>
+        <w:jc w:val="both"/>
+        <w:rPr>
+          <w:rFonts w:ascii="Times New Roman" w:eastAsia="Aptos" w:hAnsi="Times New Roman" w:cs="Times New Roman"/>
+          <w:sz w:val="26"/>
+          <w:szCs w:val="26"/>
+        </w:rPr>
+      </w:pPr>
+      <w:r>
+        <w:rPr>
+          <w:rFonts w:ascii="Times New Roman" w:eastAsia="Aptos" w:hAnsi="Times New Roman" w:cs="Times New Roman"/>
+          <w:sz w:val="26"/>
+          <w:szCs w:val="26"/>
+        </w:rPr>
+        <w:t>3.2. Своевременно выплачивать Работнику заработную плату.</w:t>
+      </w:r>
+    </w:p>
+    <w:p>
+      <w:pPr>
+        <w:jc w:val="both"/>
+        <w:rPr>
+          <w:rFonts w:ascii="Times New Roman" w:eastAsia="Aptos" w:hAnsi="Times New Roman" w:cs="Times New Roman"/>
+          <w:sz w:val="26"/>
+          <w:szCs w:val="26"/>
+        </w:rPr>
+      </w:pPr>
+      <w:r>
+        <w:rPr>
+          <w:rFonts w:ascii="Times New Roman" w:eastAsia="Aptos" w:hAnsi="Times New Roman" w:cs="Times New Roman"/>
+          <w:sz w:val="26"/>
+          <w:szCs w:val="26"/>
+        </w:rPr>
+        <w:t>3.3. Получить специальное разрешение на право занятия трудовой деятельностью.</w:t>
+      </w:r>
+    </w:p>
+    <w:p>
+      <w:pPr>
+        <w:jc w:val="both"/>
+        <w:rPr>
+          <w:rFonts w:ascii="Times New Roman" w:eastAsia="Aptos" w:hAnsi="Times New Roman" w:cs="Times New Roman"/>
+          <w:sz w:val="26"/>
+          <w:szCs w:val="26"/>
+        </w:rPr>
+      </w:pPr>
+      <w:r>
+        <w:rPr>
+          <w:rFonts w:ascii="Times New Roman" w:eastAsia="Aptos" w:hAnsi="Times New Roman" w:cs="Times New Roman"/>
+          <w:sz w:val="26"/>
+          <w:szCs w:val="26"/>
+        </w:rPr>
+        <w:t>3.4. Обеспечить за счет собственных средств выезд Работника из Республики Беларусь в случаях, предусмотренных ст. 32 Закона «О внешней трудовой миграции».</w:t>
+      </w:r>
+    </w:p>
+    <w:p>
+      <w:pPr>
+        <w:jc w:val="both"/>
+        <w:rPr>
+          <w:rFonts w:ascii="Times New Roman" w:eastAsia="Aptos" w:hAnsi="Times New Roman" w:cs="Times New Roman"/>
+          <w:sz w:val="26"/>
+          <w:szCs w:val="26"/>
+        </w:rPr>
+      </w:pPr>
+    </w:p>
+    <w:p>
+      <w:pPr>
+        <w:jc w:val="both"/>
+        <w:rPr>
+          <w:rFonts w:ascii="Times New Roman" w:eastAsia="Aptos" w:hAnsi="Times New Roman" w:cs="Times New Roman"/>
+          <w:sz w:val="26"/>
+          <w:szCs w:val="26"/>
+        </w:rPr>
+      </w:pPr>
+      <w:r>
+        <w:rPr>
+          <w:rFonts w:ascii="Times New Roman" w:eastAsia="Aptos" w:hAnsi="Times New Roman" w:cs="Times New Roman"/>
+          <w:sz w:val="26"/>
+          <w:szCs w:val="26"/>
+        </w:rPr>
+        <w:t>4. РЕЖИМ РАБОЧЕГО ВРЕМЕНИ И ВРЕМЕНИ ОТДЫХА</w:t>
+      </w:r>
+    </w:p>
+    <w:p>
+      <w:pPr>
+        <w:jc w:val="both"/>
+        <w:rPr>
+          <w:rFonts w:ascii="Times New Roman" w:eastAsia="Aptos" w:hAnsi="Times New Roman" w:cs="Times New Roman"/>
+          <w:sz w:val="26"/>
+          <w:szCs w:val="26"/>
+        </w:rPr>
+      </w:pPr>
+      <w:r>
+        <w:rPr>
+          <w:rFonts w:ascii="Times New Roman" w:eastAsia="Aptos" w:hAnsi="Times New Roman" w:cs="Times New Roman"/>
+          <w:sz w:val="26"/>
+          <w:szCs w:val="26"/>
+        </w:rPr>
+        <w:t>4.1. Работнику устанавливается {{</w:t>
+      </w:r>
+      <w:proofErr w:type="spellStart"/>
+      <w:r>
+        <w:rPr>
+          <w:rFonts w:ascii="Times New Roman" w:eastAsia="Aptos" w:hAnsi="Times New Roman" w:cs="Times New Roman"/>
+          <w:sz w:val="26"/>
+          <w:szCs w:val="26"/>
+        </w:rPr>
+        <w:t>stavka</w:t>
+      </w:r>
+      <w:proofErr w:type="spellEnd"/>
+      <w:r>
+        <w:rPr>
+          <w:rFonts w:ascii="Times New Roman" w:eastAsia="Aptos" w:hAnsi="Times New Roman" w:cs="Times New Roman"/>
+          <w:sz w:val="26"/>
+          <w:szCs w:val="26"/>
+        </w:rPr>
+        <w:t>}} ставки рабочего времени.</w:t>
+      </w:r>
+    </w:p>
+    <w:p>
+      <w:pPr>
+        <w:jc w:val="both"/>
+        <w:rPr>
+          <w:rFonts w:ascii="Times New Roman" w:eastAsia="Aptos" w:hAnsi="Times New Roman" w:cs="Times New Roman"/>
+          <w:sz w:val="26"/>
+          <w:szCs w:val="26"/>
+        </w:rPr>
+      </w:pPr>
+      <w:r>
+        <w:rPr>
+          <w:rFonts w:ascii="Times New Roman" w:eastAsia="Aptos" w:hAnsi="Times New Roman" w:cs="Times New Roman"/>
+          <w:sz w:val="26"/>
+          <w:szCs w:val="26"/>
+        </w:rPr>
+        <w:t>4.2. Суммированный учет рабочего времени, учетный период — один квартал.</w:t>
+      </w:r>
+    </w:p>
+    <w:p>
+      <w:pPr>
+        <w:jc w:val="both"/>
+        <w:rPr>
+          <w:rFonts w:ascii="Times New Roman" w:eastAsia="Aptos" w:hAnsi="Times New Roman" w:cs="Times New Roman"/>
+          <w:sz w:val="26"/>
+          <w:szCs w:val="26"/>
+        </w:rPr>
+      </w:pPr>
+      <w:r>
+        <w:rPr>
+          <w:rFonts w:ascii="Times New Roman" w:eastAsia="Aptos" w:hAnsi="Times New Roman" w:cs="Times New Roman"/>
+          <w:sz w:val="26"/>
+          <w:szCs w:val="26"/>
+        </w:rPr>
+        <w:t>4.3. Работа по графику сменности. Время присутствия: с 10:00 до 22:00. Рабочее время в смену — 11 часов.</w:t>
+      </w:r>
+    </w:p>
+    <w:p>
+      <w:pPr>
+        <w:jc w:val="both"/>
+        <w:rPr>
+          <w:rFonts w:ascii="Times New Roman" w:eastAsia="Aptos" w:hAnsi="Times New Roman" w:cs="Times New Roman"/>
+          <w:sz w:val="26"/>
+          <w:szCs w:val="26"/>
+        </w:rPr>
+      </w:pPr>
+      <w:r>
+        <w:rPr>
+          <w:rFonts w:ascii="Times New Roman" w:eastAsia="Aptos" w:hAnsi="Times New Roman" w:cs="Times New Roman"/>
+          <w:sz w:val="26"/>
+          <w:szCs w:val="26"/>
+        </w:rPr>
+        <w:t>4.4. Перерывы: 3 × 20 минут (суммарно 60 минут), не включаются в рабочее время.</w:t>
+      </w:r>
+    </w:p>
+    <w:p>
+      <w:pPr>
+        <w:jc w:val="both"/>
+        <w:rPr>
+          <w:rFonts w:ascii="Times New Roman" w:eastAsia="Aptos" w:hAnsi="Times New Roman" w:cs="Times New Roman"/>
+          <w:sz w:val="26"/>
+          <w:szCs w:val="26"/>
+        </w:rPr>
+      </w:pPr>
+      <w:r>
+        <w:rPr>
+          <w:rFonts w:ascii="Times New Roman" w:eastAsia="Aptos" w:hAnsi="Times New Roman" w:cs="Times New Roman"/>
+          <w:sz w:val="26"/>
+          <w:szCs w:val="26"/>
+        </w:rPr>
+        <w:t>4.5. Выходные — по графику.</w:t>
+      </w:r>
+    </w:p>
+    <w:p>
+      <w:pPr>
+        <w:jc w:val="both"/>
+        <w:rPr>
+          <w:rFonts w:ascii="Times New Roman" w:eastAsia="Aptos" w:hAnsi="Times New Roman" w:cs="Times New Roman"/>
+          <w:sz w:val="26"/>
+          <w:szCs w:val="26"/>
+        </w:rPr>
+      </w:pPr>
+      <w:r>
+        <w:rPr>
+          <w:rFonts w:ascii="Times New Roman" w:eastAsia="Aptos" w:hAnsi="Times New Roman" w:cs="Times New Roman"/>
+          <w:sz w:val="26"/>
+          <w:szCs w:val="26"/>
+        </w:rPr>
+        <w:t xml:space="preserve">4.6. Трудовой отпуск — 24 </w:t>
+      </w:r>
+      <w:proofErr w:type="gramStart"/>
+      <w:r>
+        <w:rPr>
+          <w:rFonts w:ascii="Times New Roman" w:eastAsia="Aptos" w:hAnsi="Times New Roman" w:cs="Times New Roman"/>
+          <w:sz w:val="26"/>
+          <w:szCs w:val="26"/>
+        </w:rPr>
+        <w:t>календарных</w:t>
+      </w:r>
+      <w:proofErr w:type="gramEnd"/>
+      <w:r>
+        <w:rPr>
+          <w:rFonts w:ascii="Times New Roman" w:eastAsia="Aptos" w:hAnsi="Times New Roman" w:cs="Times New Roman"/>
+          <w:sz w:val="26"/>
+          <w:szCs w:val="26"/>
+        </w:rPr>
+        <w:t xml:space="preserve"> дня.</w:t>
+      </w:r>
+    </w:p>
+    <w:p>
+      <w:pPr>
+        <w:jc w:val="both"/>
+        <w:rPr>
+          <w:rFonts w:ascii="Times New Roman" w:eastAsia="Aptos" w:hAnsi="Times New Roman" w:cs="Times New Roman"/>
+          <w:sz w:val="26"/>
+          <w:szCs w:val="26"/>
+        </w:rPr>
+      </w:pPr>
+    </w:p>
+    <w:p>
+      <w:pPr>
+        <w:jc w:val="both"/>
+        <w:rPr>
+          <w:rFonts w:ascii="Times New Roman" w:eastAsia="Aptos" w:hAnsi="Times New Roman" w:cs="Times New Roman"/>
+          <w:sz w:val="26"/>
+          <w:szCs w:val="26"/>
+        </w:rPr>
+      </w:pPr>
+      <w:r>
+        <w:rPr>
+          <w:rFonts w:ascii="Times New Roman" w:eastAsia="Aptos" w:hAnsi="Times New Roman" w:cs="Times New Roman"/>
+          <w:sz w:val="26"/>
+          <w:szCs w:val="26"/>
+        </w:rPr>
+        <w:t>5. ОПЛАТА ТРУДА</w:t>
+      </w:r>
+    </w:p>
+    <w:p>
+      <w:pPr>
+        <w:jc w:val="both"/>
+        <w:rPr>
+          <w:rFonts w:ascii="Times New Roman" w:eastAsia="Aptos" w:hAnsi="Times New Roman" w:cs="Times New Roman"/>
+          <w:sz w:val="26"/>
+          <w:szCs w:val="26"/>
+        </w:rPr>
+      </w:pPr>
+      <w:r>
+        <w:rPr>
+          <w:rFonts w:ascii="Times New Roman" w:eastAsia="Aptos" w:hAnsi="Times New Roman" w:cs="Times New Roman"/>
+          <w:sz w:val="26"/>
+          <w:szCs w:val="26"/>
+        </w:rPr>
+        <w:t>5.1. На день подписания договора тарифный оклад: {{</w:t>
+      </w:r>
+      <w:proofErr w:type="spellStart"/>
+      <w:r>
+        <w:rPr>
+          <w:rFonts w:ascii="Times New Roman" w:eastAsia="Aptos" w:hAnsi="Times New Roman" w:cs="Times New Roman"/>
+          <w:sz w:val="26"/>
+          <w:szCs w:val="26"/>
+        </w:rPr>
+        <w:t>oklad</w:t>
+      </w:r>
+      <w:proofErr w:type="spellEnd"/>
+      <w:r>
+        <w:rPr>
+          <w:rFonts w:ascii="Times New Roman" w:eastAsia="Aptos" w:hAnsi="Times New Roman" w:cs="Times New Roman"/>
+          <w:sz w:val="26"/>
+          <w:szCs w:val="26"/>
+        </w:rPr>
+        <w:t>}} BYN в месяц.</w:t>
+      </w:r>
+    </w:p>
+    <w:p>
+      <w:pPr>
+        <w:jc w:val="both"/>
+        <w:rPr>
+          <w:rFonts w:ascii="Times New Roman" w:eastAsia="Aptos" w:hAnsi="Times New Roman" w:cs="Times New Roman"/>
+          <w:sz w:val="26"/>
+          <w:szCs w:val="26"/>
+        </w:rPr>
+      </w:pPr>
+      <w:r>
+        <w:rPr>
+          <w:rFonts w:ascii="Times New Roman" w:eastAsia="Aptos" w:hAnsi="Times New Roman" w:cs="Times New Roman"/>
+          <w:sz w:val="26"/>
+          <w:szCs w:val="26"/>
+        </w:rPr>
+        <w:t xml:space="preserve">5.2. Изменение размера и условий оплаты труда, установленных настоящим договором, производится по соглашению Сторон путем заключения письменного дополнительного соглашения, либо в порядке существенных изменений условий </w:t>
+      </w:r>
+      <w:r>
+        <w:rPr>
+          <w:rFonts w:ascii="Times New Roman" w:eastAsia="Aptos" w:hAnsi="Times New Roman" w:cs="Times New Roman"/>
+          <w:sz w:val="26"/>
+          <w:szCs w:val="26"/>
+        </w:rPr>
+        <w:lastRenderedPageBreak/>
+        <w:t>труда по инициативе Нанимателя в соответствии со статьей 32 Трудового кодекса Республики Беларусь.</w:t>
+      </w:r>
+    </w:p>
+    <w:p>
+      <w:pPr>
+        <w:jc w:val="both"/>
+        <w:rPr>
+          <w:rFonts w:ascii="Times New Roman" w:eastAsia="Aptos" w:hAnsi="Times New Roman" w:cs="Times New Roman"/>
+          <w:sz w:val="26"/>
+          <w:szCs w:val="26"/>
+        </w:rPr>
+      </w:pPr>
+      <w:r>
+        <w:rPr>
+          <w:rFonts w:ascii="Times New Roman" w:eastAsia="Aptos" w:hAnsi="Times New Roman" w:cs="Times New Roman"/>
+          <w:sz w:val="26"/>
+          <w:szCs w:val="26"/>
+        </w:rPr>
+        <w:t>5.3. Премии — согласно Положению об оплате труда.</w:t>
+      </w:r>
+    </w:p>
+    <w:p>
+      <w:pPr>
+        <w:jc w:val="both"/>
+        <w:rPr>
+          <w:rFonts w:ascii="Times New Roman" w:eastAsia="Aptos" w:hAnsi="Times New Roman" w:cs="Times New Roman"/>
+          <w:sz w:val="26"/>
+          <w:szCs w:val="26"/>
+        </w:rPr>
+      </w:pPr>
+      <w:r>
+        <w:rPr>
+          <w:rFonts w:ascii="Times New Roman" w:eastAsia="Aptos" w:hAnsi="Times New Roman" w:cs="Times New Roman"/>
+          <w:sz w:val="26"/>
+          <w:szCs w:val="26"/>
+        </w:rPr>
+        <w:t>5.4. Выплата: 30-е — первая часть, 15-е — вторая часть.</w:t>
+      </w:r>
+    </w:p>
+    <w:p>
+      <w:pPr>
+        <w:jc w:val="both"/>
+        <w:rPr>
+          <w:rFonts w:ascii="Times New Roman" w:eastAsia="Aptos" w:hAnsi="Times New Roman" w:cs="Times New Roman"/>
+          <w:sz w:val="26"/>
+          <w:szCs w:val="26"/>
+        </w:rPr>
+      </w:pPr>
+    </w:p>
+    <w:p>
+      <w:pPr>
+        <w:jc w:val="both"/>
+        <w:rPr>
+          <w:rFonts w:ascii="Times New Roman" w:eastAsia="Aptos" w:hAnsi="Times New Roman" w:cs="Times New Roman"/>
+          <w:sz w:val="26"/>
+          <w:szCs w:val="26"/>
+        </w:rPr>
+      </w:pPr>
+      <w:r>
+        <w:rPr>
+          <w:rFonts w:ascii="Times New Roman" w:eastAsia="Aptos" w:hAnsi="Times New Roman" w:cs="Times New Roman"/>
+          <w:sz w:val="26"/>
+          <w:szCs w:val="26"/>
+        </w:rPr>
+        <w:t>6. ПРОЖИВАНИЕ И МЕДИЦИНСКОЕ ОБСЛУЖИВАНИЕ</w:t>
+      </w:r>
+    </w:p>
+    <w:p>
+      <w:pPr>
+        <w:jc w:val="both"/>
+        <w:rPr>
+          <w:rFonts w:ascii="Times New Roman" w:eastAsia="Aptos" w:hAnsi="Times New Roman" w:cs="Times New Roman"/>
+          <w:sz w:val="26"/>
+          <w:szCs w:val="26"/>
+        </w:rPr>
+      </w:pPr>
+      <w:r>
+        <w:rPr>
+          <w:rFonts w:ascii="Times New Roman" w:eastAsia="Aptos" w:hAnsi="Times New Roman" w:cs="Times New Roman"/>
+          <w:sz w:val="26"/>
+          <w:szCs w:val="26"/>
+        </w:rPr>
+        <w:t>6.1. Обеспечение жилым помещением осуществляется Работником самостоятельно. Наниматель оказывает содействие в подборе жилья и регистрации.</w:t>
+      </w:r>
+    </w:p>
+    <w:p>
+      <w:pPr>
+        <w:jc w:val="both"/>
+        <w:rPr>
+          <w:rFonts w:ascii="Times New Roman" w:eastAsia="Aptos" w:hAnsi="Times New Roman" w:cs="Times New Roman"/>
+          <w:sz w:val="26"/>
+          <w:szCs w:val="26"/>
+        </w:rPr>
+      </w:pPr>
+      <w:r>
+        <w:rPr>
+          <w:rFonts w:ascii="Times New Roman" w:eastAsia="Aptos" w:hAnsi="Times New Roman" w:cs="Times New Roman"/>
+          <w:sz w:val="26"/>
+          <w:szCs w:val="26"/>
+        </w:rPr>
+        <w:t>6.2. Медицинское обслуживание — за счет Работника.</w:t>
+      </w:r>
+    </w:p>
+    <w:p>
+      <w:pPr>
+        <w:jc w:val="both"/>
+        <w:rPr>
+          <w:rFonts w:ascii="Times New Roman" w:eastAsia="Aptos" w:hAnsi="Times New Roman" w:cs="Times New Roman"/>
+          <w:sz w:val="26"/>
+          <w:szCs w:val="26"/>
+        </w:rPr>
+      </w:pPr>
+    </w:p>
+    <w:p>
+      <w:pPr>
+        <w:jc w:val="both"/>
+        <w:rPr>
+          <w:rFonts w:ascii="Times New Roman" w:eastAsia="Aptos" w:hAnsi="Times New Roman" w:cs="Times New Roman"/>
+          <w:sz w:val="26"/>
+          <w:szCs w:val="26"/>
+        </w:rPr>
+      </w:pPr>
+      <w:r>
+        <w:rPr>
+          <w:rFonts w:ascii="Times New Roman" w:eastAsia="Aptos" w:hAnsi="Times New Roman" w:cs="Times New Roman"/>
+          <w:sz w:val="26"/>
+          <w:szCs w:val="26"/>
+        </w:rPr>
+        <w:t>7. ОТВЕТСТВЕННОСТЬ СТОРОН</w:t>
+      </w:r>
+    </w:p>
+    <w:p>
+      <w:pPr>
+        <w:jc w:val="both"/>
+        <w:rPr>
+          <w:rFonts w:ascii="Times New Roman" w:eastAsia="Aptos" w:hAnsi="Times New Roman" w:cs="Times New Roman"/>
+          <w:sz w:val="26"/>
+          <w:szCs w:val="26"/>
+        </w:rPr>
+      </w:pPr>
+      <w:r>
+        <w:rPr>
+          <w:rFonts w:ascii="Times New Roman" w:eastAsia="Aptos" w:hAnsi="Times New Roman" w:cs="Times New Roman"/>
+          <w:sz w:val="26"/>
+          <w:szCs w:val="26"/>
+        </w:rPr>
+        <w:t>7.1. Стороны несут ответственность согласно Трудовому кодексу РБ.</w:t>
+      </w:r>
+    </w:p>
+    <w:p>
+      <w:pPr>
+        <w:jc w:val="both"/>
+        <w:rPr>
+          <w:rFonts w:ascii="Times New Roman" w:eastAsia="Aptos" w:hAnsi="Times New Roman" w:cs="Times New Roman"/>
+          <w:sz w:val="26"/>
+          <w:szCs w:val="26"/>
+        </w:rPr>
+      </w:pPr>
+      <w:r>
+        <w:rPr>
+          <w:rFonts w:ascii="Times New Roman" w:eastAsia="Aptos" w:hAnsi="Times New Roman" w:cs="Times New Roman"/>
+          <w:sz w:val="26"/>
+          <w:szCs w:val="26"/>
         </w:rPr>
         <w:t>{{</w:t>
       </w:r>
@@ -686,17 +1331,17 @@
       <w:r>
         <w:rPr>
           <w:rFonts w:ascii="Times New Roman" w:eastAsia="Aptos" w:hAnsi="Times New Roman" w:cs="Times New Roman"/>
-          <w:sz w:val="28"/>
-          <w:szCs w:val="28"/>
-        </w:rPr>
-        <w:t>obyazannosti</w:t>
+          <w:sz w:val="26"/>
+          <w:szCs w:val="26"/>
+        </w:rPr>
+        <w:t>blok_mat_otvetstvennost</w:t>
       </w:r>
       <w:proofErr w:type="spellEnd"/>
       <w:r>
         <w:rPr>
           <w:rFonts w:ascii="Times New Roman" w:eastAsia="Aptos" w:hAnsi="Times New Roman" w:cs="Times New Roman"/>
-          <w:sz w:val="28"/>
-          <w:szCs w:val="28"/>
+          <w:sz w:val="26"/>
+          <w:szCs w:val="26"/>
         </w:rPr>
         <w:t>}}</w:t>
       </w:r>
@@ -706,689 +1351,61 @@
         <w:jc w:val="both"/>
         <w:rPr>
           <w:rFonts w:ascii="Times New Roman" w:eastAsia="Aptos" w:hAnsi="Times New Roman" w:cs="Times New Roman"/>
-          <w:sz w:val="28"/>
-          <w:szCs w:val="28"/>
-        </w:rPr>
-      </w:pPr>
-      <w:r>
-        <w:rPr>
-          <w:rFonts w:ascii="Times New Roman" w:eastAsia="Aptos" w:hAnsi="Times New Roman" w:cs="Times New Roman"/>
-          <w:sz w:val="28"/>
-          <w:szCs w:val="28"/>
-        </w:rPr>
-        <w:t>2.3. Подчиняться Правилам внутреннего трудового распорядка Нанимателя.</w:t>
-      </w:r>
-    </w:p>
-    <w:p>
-      <w:pPr>
-        <w:jc w:val="both"/>
-        <w:rPr>
-          <w:rFonts w:ascii="Times New Roman" w:eastAsia="Aptos" w:hAnsi="Times New Roman" w:cs="Times New Roman"/>
-          <w:sz w:val="28"/>
-          <w:szCs w:val="28"/>
-        </w:rPr>
-      </w:pPr>
-      <w:r>
-        <w:rPr>
-          <w:rFonts w:ascii="Times New Roman" w:eastAsia="Aptos" w:hAnsi="Times New Roman" w:cs="Times New Roman"/>
-          <w:sz w:val="28"/>
-          <w:szCs w:val="28"/>
-        </w:rPr>
-        <w:t>2.4. Соблюдать требования по охране труда и пожарной безопасности.</w:t>
-      </w:r>
-    </w:p>
-    <w:p>
-      <w:pPr>
-        <w:jc w:val="both"/>
-        <w:rPr>
-          <w:rFonts w:ascii="Times New Roman" w:eastAsia="Aptos" w:hAnsi="Times New Roman" w:cs="Times New Roman"/>
-          <w:sz w:val="28"/>
-          <w:szCs w:val="28"/>
-        </w:rPr>
-      </w:pPr>
-      <w:r>
-        <w:rPr>
-          <w:rFonts w:ascii="Times New Roman" w:eastAsia="Aptos" w:hAnsi="Times New Roman" w:cs="Times New Roman"/>
-          <w:sz w:val="28"/>
-          <w:szCs w:val="28"/>
-        </w:rPr>
-        <w:t>2.5. Бережно относиться к имуществу Нанимателя.</w:t>
-      </w:r>
-    </w:p>
-    <w:p>
-      <w:pPr>
-        <w:jc w:val="both"/>
-        <w:rPr>
-          <w:rFonts w:ascii="Times New Roman" w:eastAsia="Aptos" w:hAnsi="Times New Roman" w:cs="Times New Roman"/>
-          <w:sz w:val="28"/>
-          <w:szCs w:val="28"/>
-        </w:rPr>
-      </w:pPr>
-      <w:r>
-        <w:rPr>
-          <w:rFonts w:ascii="Times New Roman" w:eastAsia="Aptos" w:hAnsi="Times New Roman" w:cs="Times New Roman"/>
-          <w:sz w:val="28"/>
-          <w:szCs w:val="28"/>
-        </w:rPr>
-        <w:t>2.6. Хранить коммерческую тайну Нанимателя.</w:t>
-      </w:r>
-    </w:p>
-    <w:p>
-      <w:pPr>
-        <w:jc w:val="both"/>
-        <w:rPr>
-          <w:rFonts w:ascii="Times New Roman" w:eastAsia="Aptos" w:hAnsi="Times New Roman" w:cs="Times New Roman"/>
-          <w:sz w:val="28"/>
-          <w:szCs w:val="28"/>
-        </w:rPr>
-      </w:pPr>
-      <w:r>
-        <w:rPr>
-          <w:rFonts w:ascii="Times New Roman" w:eastAsia="Aptos" w:hAnsi="Times New Roman" w:cs="Times New Roman"/>
-          <w:sz w:val="28"/>
-          <w:szCs w:val="28"/>
-        </w:rPr>
-        <w:t>2.7. В случае аннулирования специального разрешения, прекращения договора и отсутствия иных законных оснований для пребывания — покинуть территорию Республики Беларусь за счет собственных средств.</w:t>
-      </w:r>
-    </w:p>
-    <w:p>
-      <w:pPr>
-        <w:jc w:val="both"/>
-        <w:rPr>
-          <w:rFonts w:ascii="Times New Roman" w:eastAsia="Aptos" w:hAnsi="Times New Roman" w:cs="Times New Roman"/>
-          <w:sz w:val="28"/>
-          <w:szCs w:val="28"/>
-        </w:rPr>
-      </w:pPr>
-    </w:p>
-    <w:p>
-      <w:pPr>
-        <w:jc w:val="both"/>
-        <w:rPr>
-          <w:rFonts w:ascii="Times New Roman" w:eastAsia="Aptos" w:hAnsi="Times New Roman" w:cs="Times New Roman"/>
-          <w:sz w:val="28"/>
-          <w:szCs w:val="28"/>
-        </w:rPr>
-      </w:pPr>
-      <w:r>
-        <w:rPr>
-          <w:rFonts w:ascii="Times New Roman" w:eastAsia="Aptos" w:hAnsi="Times New Roman" w:cs="Times New Roman"/>
-          <w:sz w:val="28"/>
-          <w:szCs w:val="28"/>
-        </w:rPr>
-        <w:t>3. ОБЯЗАННОСТИ НАНИМАТЕЛЯ</w:t>
-      </w:r>
-    </w:p>
-    <w:p>
-      <w:pPr>
-        <w:jc w:val="both"/>
-        <w:rPr>
-          <w:rFonts w:ascii="Times New Roman" w:eastAsia="Aptos" w:hAnsi="Times New Roman" w:cs="Times New Roman"/>
-          <w:sz w:val="28"/>
-          <w:szCs w:val="28"/>
-        </w:rPr>
-      </w:pPr>
-      <w:r>
-        <w:rPr>
-          <w:rFonts w:ascii="Times New Roman" w:eastAsia="Aptos" w:hAnsi="Times New Roman" w:cs="Times New Roman"/>
-          <w:sz w:val="28"/>
-          <w:szCs w:val="28"/>
-        </w:rPr>
-        <w:t>3.1. Организовать труд Работника, обеспечить безопасные условия труда.</w:t>
-      </w:r>
-    </w:p>
-    <w:p>
-      <w:pPr>
-        <w:jc w:val="both"/>
-        <w:rPr>
-          <w:rFonts w:ascii="Times New Roman" w:eastAsia="Aptos" w:hAnsi="Times New Roman" w:cs="Times New Roman"/>
-          <w:sz w:val="28"/>
-          <w:szCs w:val="28"/>
-        </w:rPr>
-      </w:pPr>
-      <w:r>
-        <w:rPr>
-          <w:rFonts w:ascii="Times New Roman" w:eastAsia="Aptos" w:hAnsi="Times New Roman" w:cs="Times New Roman"/>
-          <w:sz w:val="28"/>
-          <w:szCs w:val="28"/>
-        </w:rPr>
-        <w:t>3.2. Своевременно выплачивать Работнику заработную плату.</w:t>
-      </w:r>
-    </w:p>
-    <w:p>
-      <w:pPr>
-        <w:jc w:val="both"/>
-        <w:rPr>
-          <w:rFonts w:ascii="Times New Roman" w:eastAsia="Aptos" w:hAnsi="Times New Roman" w:cs="Times New Roman"/>
-          <w:sz w:val="28"/>
-          <w:szCs w:val="28"/>
-        </w:rPr>
-      </w:pPr>
-      <w:r>
-        <w:rPr>
-          <w:rFonts w:ascii="Times New Roman" w:eastAsia="Aptos" w:hAnsi="Times New Roman" w:cs="Times New Roman"/>
-          <w:sz w:val="28"/>
-          <w:szCs w:val="28"/>
-        </w:rPr>
-        <w:t>3.3. Получить специальное разрешение на право занятия трудовой деятельностью.</w:t>
-      </w:r>
-    </w:p>
-    <w:p>
-      <w:pPr>
-        <w:jc w:val="both"/>
-        <w:rPr>
-          <w:rFonts w:ascii="Times New Roman" w:eastAsia="Aptos" w:hAnsi="Times New Roman" w:cs="Times New Roman"/>
-          <w:sz w:val="28"/>
-          <w:szCs w:val="28"/>
-        </w:rPr>
-      </w:pPr>
-      <w:r>
-        <w:rPr>
-          <w:rFonts w:ascii="Times New Roman" w:eastAsia="Aptos" w:hAnsi="Times New Roman" w:cs="Times New Roman"/>
-          <w:sz w:val="28"/>
-          <w:szCs w:val="28"/>
-        </w:rPr>
-        <w:t>3.4. Обеспечить за счет собственных средств выезд Работника из Республики Беларусь в случаях, предусмотренных ст. 32 Закона «О внешней трудовой миграции».</w:t>
-      </w:r>
-    </w:p>
-    <w:p>
-      <w:pPr>
-        <w:jc w:val="both"/>
-        <w:rPr>
-          <w:rFonts w:ascii="Times New Roman" w:eastAsia="Aptos" w:hAnsi="Times New Roman" w:cs="Times New Roman"/>
-          <w:sz w:val="28"/>
-          <w:szCs w:val="28"/>
-        </w:rPr>
-      </w:pPr>
-    </w:p>
-    <w:p>
-      <w:pPr>
-        <w:jc w:val="both"/>
-        <w:rPr>
-          <w:rFonts w:ascii="Times New Roman" w:eastAsia="Aptos" w:hAnsi="Times New Roman" w:cs="Times New Roman"/>
-          <w:sz w:val="28"/>
-          <w:szCs w:val="28"/>
-        </w:rPr>
-      </w:pPr>
-      <w:r>
-        <w:rPr>
-          <w:rFonts w:ascii="Times New Roman" w:eastAsia="Aptos" w:hAnsi="Times New Roman" w:cs="Times New Roman"/>
-          <w:sz w:val="28"/>
-          <w:szCs w:val="28"/>
-        </w:rPr>
-        <w:t>4. РЕЖИМ РАБОЧЕГО ВРЕМЕНИ И ВРЕМЕНИ ОТДЫХА</w:t>
-      </w:r>
-    </w:p>
-    <w:p>
-      <w:pPr>
-        <w:jc w:val="both"/>
-        <w:rPr>
-          <w:rFonts w:ascii="Times New Roman" w:eastAsia="Aptos" w:hAnsi="Times New Roman" w:cs="Times New Roman"/>
-          <w:sz w:val="28"/>
-          <w:szCs w:val="28"/>
-        </w:rPr>
-      </w:pPr>
-      <w:r>
-        <w:rPr>
-          <w:rFonts w:ascii="Times New Roman" w:eastAsia="Aptos" w:hAnsi="Times New Roman" w:cs="Times New Roman"/>
-          <w:sz w:val="28"/>
-          <w:szCs w:val="28"/>
-        </w:rPr>
-        <w:t>4.1. Работнику устанавливается {{</w:t>
+          <w:sz w:val="26"/>
+          <w:szCs w:val="26"/>
+        </w:rPr>
+      </w:pPr>
+    </w:p>
+    <w:p>
+      <w:pPr>
+        <w:jc w:val="both"/>
+        <w:rPr>
+          <w:rFonts w:ascii="Times New Roman" w:eastAsia="Aptos" w:hAnsi="Times New Roman" w:cs="Times New Roman"/>
+          <w:sz w:val="26"/>
+          <w:szCs w:val="26"/>
+        </w:rPr>
+      </w:pPr>
+      <w:r>
+        <w:rPr>
+          <w:rFonts w:ascii="Times New Roman" w:eastAsia="Aptos" w:hAnsi="Times New Roman" w:cs="Times New Roman"/>
+          <w:sz w:val="26"/>
+          <w:szCs w:val="26"/>
+        </w:rPr>
+        <w:t>8. РАЗРЕШЕНИЕ СПОРОВ</w:t>
+      </w:r>
+    </w:p>
+    <w:p>
+      <w:pPr>
+        <w:jc w:val="both"/>
+        <w:rPr>
+          <w:rFonts w:ascii="Times New Roman" w:eastAsia="Aptos" w:hAnsi="Times New Roman" w:cs="Times New Roman"/>
+          <w:sz w:val="26"/>
+          <w:szCs w:val="26"/>
+        </w:rPr>
+      </w:pPr>
+      <w:r>
+        <w:rPr>
+          <w:rFonts w:ascii="Times New Roman" w:eastAsia="Aptos" w:hAnsi="Times New Roman" w:cs="Times New Roman"/>
+          <w:sz w:val="26"/>
+          <w:szCs w:val="26"/>
+        </w:rPr>
+        <w:t xml:space="preserve">8.1. Споры разрешаются путем переговоров, при </w:t>
       </w:r>
       <w:proofErr w:type="spellStart"/>
       <w:r>
         <w:rPr>
           <w:rFonts w:ascii="Times New Roman" w:eastAsia="Aptos" w:hAnsi="Times New Roman" w:cs="Times New Roman"/>
-          <w:sz w:val="28"/>
-          <w:szCs w:val="28"/>
-        </w:rPr>
-        <w:t>stavka</w:t>
+          <w:sz w:val="26"/>
+          <w:szCs w:val="26"/>
+        </w:rPr>
+        <w:t>недостижении</w:t>
       </w:r>
       <w:proofErr w:type="spellEnd"/>
       <w:r>
         <w:rPr>
           <w:rFonts w:ascii="Times New Roman" w:eastAsia="Aptos" w:hAnsi="Times New Roman" w:cs="Times New Roman"/>
-          <w:sz w:val="28"/>
-          <w:szCs w:val="28"/>
-        </w:rPr>
-        <w:t>}} ставки рабочего времени.</w:t>
-      </w:r>
-    </w:p>
-    <w:p>
-      <w:pPr>
-        <w:jc w:val="both"/>
-        <w:rPr>
-          <w:rFonts w:ascii="Times New Roman" w:eastAsia="Aptos" w:hAnsi="Times New Roman" w:cs="Times New Roman"/>
-          <w:sz w:val="28"/>
-          <w:szCs w:val="28"/>
-        </w:rPr>
-      </w:pPr>
-      <w:r>
-        <w:rPr>
-          <w:rFonts w:ascii="Times New Roman" w:eastAsia="Aptos" w:hAnsi="Times New Roman" w:cs="Times New Roman"/>
-          <w:sz w:val="28"/>
-          <w:szCs w:val="28"/>
-        </w:rPr>
-        <w:t>4.2. Суммированный учет рабочего времени, учетный период — один квартал.</w:t>
-      </w:r>
-    </w:p>
-    <w:p>
-      <w:pPr>
-        <w:jc w:val="both"/>
-        <w:rPr>
-          <w:rFonts w:ascii="Times New Roman" w:eastAsia="Aptos" w:hAnsi="Times New Roman" w:cs="Times New Roman"/>
-          <w:sz w:val="28"/>
-          <w:szCs w:val="28"/>
-        </w:rPr>
-      </w:pPr>
-      <w:r>
-        <w:rPr>
-          <w:rFonts w:ascii="Times New Roman" w:eastAsia="Aptos" w:hAnsi="Times New Roman" w:cs="Times New Roman"/>
-          <w:sz w:val="28"/>
-          <w:szCs w:val="28"/>
-        </w:rPr>
-        <w:lastRenderedPageBreak/>
-        <w:t>4.3. Работа по графику сменности. Время присутствия: с 10:00 до 22:00. Рабочее время в смену — 11 часов.</w:t>
-      </w:r>
-    </w:p>
-    <w:p>
-      <w:pPr>
-        <w:jc w:val="both"/>
-        <w:rPr>
-          <w:rFonts w:ascii="Times New Roman" w:eastAsia="Aptos" w:hAnsi="Times New Roman" w:cs="Times New Roman"/>
-          <w:sz w:val="28"/>
-          <w:szCs w:val="28"/>
-        </w:rPr>
-      </w:pPr>
-      <w:r>
-        <w:rPr>
-          <w:rFonts w:ascii="Times New Roman" w:eastAsia="Aptos" w:hAnsi="Times New Roman" w:cs="Times New Roman"/>
-          <w:sz w:val="28"/>
-          <w:szCs w:val="28"/>
-        </w:rPr>
-        <w:t>4.4. Перерывы: 3 × 20 минут (суммарно 60 минут), не включаются в рабочее время.</w:t>
-      </w:r>
-    </w:p>
-    <w:p>
-      <w:pPr>
-        <w:jc w:val="both"/>
-        <w:rPr>
-          <w:rFonts w:ascii="Times New Roman" w:eastAsia="Aptos" w:hAnsi="Times New Roman" w:cs="Times New Roman"/>
-          <w:sz w:val="28"/>
-          <w:szCs w:val="28"/>
-        </w:rPr>
-      </w:pPr>
-      <w:r>
-        <w:rPr>
-          <w:rFonts w:ascii="Times New Roman" w:eastAsia="Aptos" w:hAnsi="Times New Roman" w:cs="Times New Roman"/>
-          <w:sz w:val="28"/>
-          <w:szCs w:val="28"/>
-        </w:rPr>
-        <w:t>4.5. Выходные — по графику.</w:t>
-      </w:r>
-    </w:p>
-    <w:p>
-      <w:pPr>
-        <w:jc w:val="both"/>
-        <w:rPr>
-          <w:rFonts w:ascii="Times New Roman" w:eastAsia="Aptos" w:hAnsi="Times New Roman" w:cs="Times New Roman"/>
-          <w:sz w:val="28"/>
-          <w:szCs w:val="28"/>
-        </w:rPr>
-      </w:pPr>
-      <w:r>
-        <w:rPr>
-          <w:rFonts w:ascii="Times New Roman" w:eastAsia="Aptos" w:hAnsi="Times New Roman" w:cs="Times New Roman"/>
-          <w:sz w:val="28"/>
-          <w:szCs w:val="28"/>
-        </w:rPr>
-        <w:t xml:space="preserve">4.6. Трудовой отпуск — 24 </w:t>
-      </w:r>
-      <w:proofErr w:type="gramStart"/>
-      <w:r>
-        <w:rPr>
-          <w:rFonts w:ascii="Times New Roman" w:eastAsia="Aptos" w:hAnsi="Times New Roman" w:cs="Times New Roman"/>
-          <w:sz w:val="28"/>
-          <w:szCs w:val="28"/>
-        </w:rPr>
-        <w:t>календарных</w:t>
-      </w:r>
-      <w:proofErr w:type="gramEnd"/>
-      <w:r>
-        <w:rPr>
-          <w:rFonts w:ascii="Times New Roman" w:eastAsia="Aptos" w:hAnsi="Times New Roman" w:cs="Times New Roman"/>
-          <w:sz w:val="28"/>
-          <w:szCs w:val="28"/>
-        </w:rPr>
-        <w:t xml:space="preserve"> дня.</w:t>
-      </w:r>
-    </w:p>
-    <w:p>
-      <w:pPr>
-        <w:jc w:val="both"/>
-        <w:rPr>
-          <w:rFonts w:ascii="Times New Roman" w:eastAsia="Aptos" w:hAnsi="Times New Roman" w:cs="Times New Roman"/>
-          <w:sz w:val="28"/>
-          <w:szCs w:val="28"/>
-        </w:rPr>
-      </w:pPr>
-    </w:p>
-    <w:p>
-      <w:pPr>
-        <w:jc w:val="both"/>
-        <w:rPr>
-          <w:rFonts w:ascii="Times New Roman" w:eastAsia="Aptos" w:hAnsi="Times New Roman" w:cs="Times New Roman"/>
-          <w:sz w:val="28"/>
-          <w:szCs w:val="28"/>
-        </w:rPr>
-      </w:pPr>
-      <w:r>
-        <w:rPr>
-          <w:rFonts w:ascii="Times New Roman" w:eastAsia="Aptos" w:hAnsi="Times New Roman" w:cs="Times New Roman"/>
-          <w:sz w:val="28"/>
-          <w:szCs w:val="28"/>
-        </w:rPr>
-        <w:t>5. ОПЛАТА ТРУДА</w:t>
-      </w:r>
-    </w:p>
-    <w:p>
-      <w:pPr>
-        <w:jc w:val="both"/>
-        <w:rPr>
-          <w:rFonts w:ascii="Times New Roman" w:eastAsia="Aptos" w:hAnsi="Times New Roman" w:cs="Times New Roman"/>
-          <w:sz w:val="28"/>
-          <w:szCs w:val="28"/>
-        </w:rPr>
-      </w:pPr>
-      <w:r>
-        <w:rPr>
-          <w:rFonts w:ascii="Times New Roman" w:eastAsia="Aptos" w:hAnsi="Times New Roman" w:cs="Times New Roman"/>
-          <w:sz w:val="28"/>
-          <w:szCs w:val="28"/>
-        </w:rPr>
-        <w:t>5.1. На день подписания договора тарифный оклад: {{</w:t>
-      </w:r>
-      <w:proofErr w:type="spellStart"/>
-      <w:r>
-        <w:rPr>
-          <w:rFonts w:ascii="Times New Roman" w:eastAsia="Aptos" w:hAnsi="Times New Roman" w:cs="Times New Roman"/>
-          <w:sz w:val="28"/>
-          <w:szCs w:val="28"/>
-        </w:rPr>
-        <w:t>oklad</w:t>
-      </w:r>
-      <w:proofErr w:type="spellEnd"/>
-      <w:r>
-        <w:rPr>
-          <w:rFonts w:ascii="Times New Roman" w:eastAsia="Aptos" w:hAnsi="Times New Roman" w:cs="Times New Roman"/>
-          <w:sz w:val="28"/>
-          <w:szCs w:val="28"/>
-        </w:rPr>
-        <w:t>}} BYN в месяц.</w:t>
-      </w:r>
-    </w:p>
-    <w:p>
-      <w:pPr>
-        <w:jc w:val="both"/>
-        <w:rPr>
-          <w:rFonts w:ascii="Times New Roman" w:eastAsia="Aptos" w:hAnsi="Times New Roman" w:cs="Times New Roman"/>
-          <w:sz w:val="28"/>
-          <w:szCs w:val="28"/>
-        </w:rPr>
-      </w:pPr>
-      <w:r>
-        <w:rPr>
-          <w:rFonts w:ascii="Times New Roman" w:eastAsia="Aptos" w:hAnsi="Times New Roman" w:cs="Times New Roman"/>
-          <w:sz w:val="28"/>
-          <w:szCs w:val="28"/>
-        </w:rPr>
-        <w:t>5.2. Изменение размера и условий оплаты труда, установленных настоящим договором, производится по соглашению Сторон путем заключения письменного дополнительного соглашения, либо в порядке существенных изменений условий труда по инициативе Нанимателя в соответствии со статьей 32 Трудового кодекса Республики Беларусь.</w:t>
-      </w:r>
-    </w:p>
-    <w:p>
-      <w:pPr>
-        <w:jc w:val="both"/>
-        <w:rPr>
-          <w:rFonts w:ascii="Times New Roman" w:eastAsia="Aptos" w:hAnsi="Times New Roman" w:cs="Times New Roman"/>
-          <w:sz w:val="28"/>
-          <w:szCs w:val="28"/>
-        </w:rPr>
-      </w:pPr>
-      <w:r>
-        <w:rPr>
-          <w:rFonts w:ascii="Times New Roman" w:eastAsia="Aptos" w:hAnsi="Times New Roman" w:cs="Times New Roman"/>
-          <w:sz w:val="28"/>
-          <w:szCs w:val="28"/>
-        </w:rPr>
-        <w:t>5.3. Премии — согласно Положению об оплате труда.</w:t>
-      </w:r>
-    </w:p>
-    <w:p>
-      <w:pPr>
-        <w:jc w:val="both"/>
-        <w:rPr>
-          <w:rFonts w:ascii="Times New Roman" w:eastAsia="Aptos" w:hAnsi="Times New Roman" w:cs="Times New Roman"/>
-          <w:sz w:val="28"/>
-          <w:szCs w:val="28"/>
-        </w:rPr>
-      </w:pPr>
-      <w:r>
-        <w:rPr>
-          <w:rFonts w:ascii="Times New Roman" w:eastAsia="Aptos" w:hAnsi="Times New Roman" w:cs="Times New Roman"/>
-          <w:sz w:val="28"/>
-          <w:szCs w:val="28"/>
-        </w:rPr>
-        <w:t>5.4. Выплата: 30-е — первая часть, 15-е — вторая часть.</w:t>
-      </w:r>
-    </w:p>
-    <w:p>
-      <w:pPr>
-        <w:jc w:val="both"/>
-        <w:rPr>
-          <w:rFonts w:ascii="Times New Roman" w:eastAsia="Aptos" w:hAnsi="Times New Roman" w:cs="Times New Roman"/>
-          <w:sz w:val="28"/>
-          <w:szCs w:val="28"/>
-        </w:rPr>
-      </w:pPr>
-    </w:p>
-    <w:p>
-      <w:pPr>
-        <w:jc w:val="both"/>
-        <w:rPr>
-          <w:rFonts w:ascii="Times New Roman" w:eastAsia="Aptos" w:hAnsi="Times New Roman" w:cs="Times New Roman"/>
-          <w:sz w:val="28"/>
-          <w:szCs w:val="28"/>
-        </w:rPr>
-      </w:pPr>
-      <w:r>
-        <w:rPr>
-          <w:rFonts w:ascii="Times New Roman" w:eastAsia="Aptos" w:hAnsi="Times New Roman" w:cs="Times New Roman"/>
-          <w:sz w:val="28"/>
-          <w:szCs w:val="28"/>
-        </w:rPr>
-        <w:t>6. ПРОЖИВАНИЕ И МЕДИЦИНСКОЕ ОБСЛУЖИВАНИЕ</w:t>
-      </w:r>
-    </w:p>
-    <w:p>
-      <w:pPr>
-        <w:jc w:val="both"/>
-        <w:rPr>
-          <w:rFonts w:ascii="Times New Roman" w:eastAsia="Aptos" w:hAnsi="Times New Roman" w:cs="Times New Roman"/>
-          <w:sz w:val="28"/>
-          <w:szCs w:val="28"/>
-        </w:rPr>
-      </w:pPr>
-      <w:r>
-        <w:rPr>
-          <w:rFonts w:ascii="Times New Roman" w:eastAsia="Aptos" w:hAnsi="Times New Roman" w:cs="Times New Roman"/>
-          <w:sz w:val="28"/>
-          <w:szCs w:val="28"/>
-        </w:rPr>
-        <w:t>6.1. Обеспечение жилым помещением осуществляется Работником самостоятельно. Наниматель оказывает содействие в подборе жилья и регистрации.</w:t>
-      </w:r>
-    </w:p>
-    <w:p>
-      <w:pPr>
-        <w:jc w:val="both"/>
-        <w:rPr>
-          <w:rFonts w:ascii="Times New Roman" w:eastAsia="Aptos" w:hAnsi="Times New Roman" w:cs="Times New Roman"/>
-          <w:sz w:val="28"/>
-          <w:szCs w:val="28"/>
-        </w:rPr>
-      </w:pPr>
-      <w:r>
-        <w:rPr>
-          <w:rFonts w:ascii="Times New Roman" w:eastAsia="Aptos" w:hAnsi="Times New Roman" w:cs="Times New Roman"/>
-          <w:sz w:val="28"/>
-          <w:szCs w:val="28"/>
-        </w:rPr>
-        <w:t>6.2. Медицинское обслуживание — за счет Работника.</w:t>
-      </w:r>
-    </w:p>
-    <w:p>
-      <w:pPr>
-        <w:jc w:val="both"/>
-        <w:rPr>
-          <w:rFonts w:ascii="Times New Roman" w:eastAsia="Aptos" w:hAnsi="Times New Roman" w:cs="Times New Roman"/>
-          <w:sz w:val="28"/>
-          <w:szCs w:val="28"/>
-        </w:rPr>
-      </w:pPr>
-    </w:p>
-    <w:p>
-      <w:pPr>
-        <w:jc w:val="both"/>
-        <w:rPr>
-          <w:rFonts w:ascii="Times New Roman" w:eastAsia="Aptos" w:hAnsi="Times New Roman" w:cs="Times New Roman"/>
-          <w:sz w:val="28"/>
-          <w:szCs w:val="28"/>
-        </w:rPr>
-      </w:pPr>
-      <w:r>
-        <w:rPr>
-          <w:rFonts w:ascii="Times New Roman" w:eastAsia="Aptos" w:hAnsi="Times New Roman" w:cs="Times New Roman"/>
-          <w:sz w:val="28"/>
-          <w:szCs w:val="28"/>
-        </w:rPr>
-        <w:t>7. ОТВЕТСТВЕННОСТЬ СТОРОН</w:t>
-      </w:r>
-    </w:p>
-    <w:p>
-      <w:pPr>
-        <w:jc w:val="both"/>
-        <w:rPr>
-          <w:rFonts w:ascii="Times New Roman" w:eastAsia="Aptos" w:hAnsi="Times New Roman" w:cs="Times New Roman"/>
-          <w:sz w:val="28"/>
-          <w:szCs w:val="28"/>
-        </w:rPr>
-      </w:pPr>
-      <w:r>
-        <w:rPr>
-          <w:rFonts w:ascii="Times New Roman" w:eastAsia="Aptos" w:hAnsi="Times New Roman" w:cs="Times New Roman"/>
-          <w:sz w:val="28"/>
-          <w:szCs w:val="28"/>
-        </w:rPr>
-        <w:t>7.1. Стороны несут ответственность согласно Трудовому кодексу РБ.</w:t>
-      </w:r>
-    </w:p>
-    <w:p>
-      <w:pPr>
-        <w:jc w:val="both"/>
-        <w:rPr>
-          <w:rFonts w:ascii="Times New Roman" w:eastAsia="Aptos" w:hAnsi="Times New Roman" w:cs="Times New Roman"/>
-          <w:sz w:val="28"/>
-          <w:szCs w:val="28"/>
-        </w:rPr>
-      </w:pPr>
-      <w:r>
-        <w:rPr>
-          <w:rFonts w:ascii="Times New Roman" w:eastAsia="Aptos" w:hAnsi="Times New Roman" w:cs="Times New Roman"/>
-          <w:sz w:val="28"/>
-          <w:szCs w:val="28"/>
-        </w:rPr>
-        <w:t>{{</w:t>
-      </w:r>
-      <w:proofErr w:type="spellStart"/>
-      <w:r>
-        <w:rPr>
-          <w:rFonts w:ascii="Times New Roman" w:eastAsia="Aptos" w:hAnsi="Times New Roman" w:cs="Times New Roman"/>
-          <w:sz w:val="28"/>
-          <w:szCs w:val="28"/>
-        </w:rPr>
-        <w:t>blok_mat_otvetstvennost</w:t>
-      </w:r>
-      <w:proofErr w:type="spellEnd"/>
-      <w:r>
-        <w:rPr>
-          <w:rFonts w:ascii="Times New Roman" w:eastAsia="Aptos" w:hAnsi="Times New Roman" w:cs="Times New Roman"/>
-          <w:sz w:val="28"/>
-          <w:szCs w:val="28"/>
-        </w:rPr>
-        <w:t>}}</w:t>
-      </w:r>
-    </w:p>
-    <w:p>
-      <w:pPr>
-        <w:jc w:val="both"/>
-        <w:rPr>
-          <w:rFonts w:ascii="Times New Roman" w:eastAsia="Aptos" w:hAnsi="Times New Roman" w:cs="Times New Roman"/>
-          <w:sz w:val="28"/>
-          <w:szCs w:val="28"/>
-        </w:rPr>
-      </w:pPr>
-    </w:p>
-    <w:p>
-      <w:pPr>
-        <w:jc w:val="both"/>
-        <w:rPr>
-          <w:rFonts w:ascii="Times New Roman" w:eastAsia="Aptos" w:hAnsi="Times New Roman" w:cs="Times New Roman"/>
-          <w:sz w:val="28"/>
-          <w:szCs w:val="28"/>
-        </w:rPr>
-      </w:pPr>
-      <w:r>
-        <w:rPr>
-          <w:rFonts w:ascii="Times New Roman" w:eastAsia="Aptos" w:hAnsi="Times New Roman" w:cs="Times New Roman"/>
-          <w:sz w:val="28"/>
-          <w:szCs w:val="28"/>
-        </w:rPr>
-        <w:t>8. РАЗРЕШЕНИЕ СПОРОВ</w:t>
-      </w:r>
-    </w:p>
-    <w:p>
-      <w:pPr>
-        <w:jc w:val="both"/>
-        <w:rPr>
-          <w:rFonts w:ascii="Times New Roman" w:eastAsia="Aptos" w:hAnsi="Times New Roman" w:cs="Times New Roman"/>
-          <w:sz w:val="28"/>
-          <w:szCs w:val="28"/>
-        </w:rPr>
-      </w:pPr>
-      <w:r>
-        <w:rPr>
-          <w:rFonts w:ascii="Times New Roman" w:eastAsia="Aptos" w:hAnsi="Times New Roman" w:cs="Times New Roman"/>
-          <w:sz w:val="28"/>
-          <w:szCs w:val="28"/>
-        </w:rPr>
-        <w:lastRenderedPageBreak/>
-        <w:t xml:space="preserve">8.1. Споры разрешаются путем переговоров, при </w:t>
-      </w:r>
-      <w:proofErr w:type="spellStart"/>
-      <w:r>
-        <w:rPr>
-          <w:rFonts w:ascii="Times New Roman" w:eastAsia="Aptos" w:hAnsi="Times New Roman" w:cs="Times New Roman"/>
-          <w:sz w:val="28"/>
-          <w:szCs w:val="28"/>
-        </w:rPr>
-        <w:t>недостижении</w:t>
-      </w:r>
-      <w:proofErr w:type="spellEnd"/>
-      <w:r>
-        <w:rPr>
-          <w:rFonts w:ascii="Times New Roman" w:eastAsia="Aptos" w:hAnsi="Times New Roman" w:cs="Times New Roman"/>
-          <w:sz w:val="28"/>
-          <w:szCs w:val="28"/>
+          <w:sz w:val="26"/>
+          <w:szCs w:val="26"/>
         </w:rPr>
         <w:t xml:space="preserve"> согласия — в судебном порядке.</w:t>
       </w:r>
@@ -1398,25 +1415,25 @@
         <w:jc w:val="both"/>
         <w:rPr>
           <w:rFonts w:ascii="Times New Roman" w:eastAsia="Aptos" w:hAnsi="Times New Roman" w:cs="Times New Roman"/>
-          <w:sz w:val="28"/>
-          <w:szCs w:val="28"/>
-        </w:rPr>
-      </w:pPr>
-    </w:p>
-    <w:p>
-      <w:pPr>
-        <w:jc w:val="both"/>
-        <w:rPr>
-          <w:rFonts w:ascii="Times New Roman" w:eastAsia="Aptos" w:hAnsi="Times New Roman" w:cs="Times New Roman"/>
-          <w:sz w:val="28"/>
-          <w:szCs w:val="28"/>
-        </w:rPr>
-      </w:pPr>
-      <w:r>
-        <w:rPr>
-          <w:rFonts w:ascii="Times New Roman" w:eastAsia="Aptos" w:hAnsi="Times New Roman" w:cs="Times New Roman"/>
-          <w:sz w:val="28"/>
-          <w:szCs w:val="28"/>
+          <w:sz w:val="26"/>
+          <w:szCs w:val="26"/>
+        </w:rPr>
+      </w:pPr>
+    </w:p>
+    <w:p>
+      <w:pPr>
+        <w:jc w:val="both"/>
+        <w:rPr>
+          <w:rFonts w:ascii="Times New Roman" w:eastAsia="Aptos" w:hAnsi="Times New Roman" w:cs="Times New Roman"/>
+          <w:sz w:val="26"/>
+          <w:szCs w:val="26"/>
+        </w:rPr>
+      </w:pPr>
+      <w:r>
+        <w:rPr>
+          <w:rFonts w:ascii="Times New Roman" w:eastAsia="Aptos" w:hAnsi="Times New Roman" w:cs="Times New Roman"/>
+          <w:sz w:val="26"/>
+          <w:szCs w:val="26"/>
         </w:rPr>
         <w:t>9. ЗАКЛЮЧИТЕЛЬНЫЕ ПОЛОЖЕНИЯ</w:t>
       </w:r>
@@ -1426,15 +1443,15 @@
         <w:jc w:val="both"/>
         <w:rPr>
           <w:rFonts w:ascii="Times New Roman" w:eastAsia="Aptos" w:hAnsi="Times New Roman" w:cs="Times New Roman"/>
-          <w:sz w:val="28"/>
-          <w:szCs w:val="28"/>
-        </w:rPr>
-      </w:pPr>
-      <w:r>
-        <w:rPr>
-          <w:rFonts w:ascii="Times New Roman" w:eastAsia="Aptos" w:hAnsi="Times New Roman" w:cs="Times New Roman"/>
-          <w:sz w:val="28"/>
-          <w:szCs w:val="28"/>
+          <w:sz w:val="26"/>
+          <w:szCs w:val="26"/>
+        </w:rPr>
+      </w:pPr>
+      <w:r>
+        <w:rPr>
+          <w:rFonts w:ascii="Times New Roman" w:eastAsia="Aptos" w:hAnsi="Times New Roman" w:cs="Times New Roman"/>
+          <w:sz w:val="26"/>
+          <w:szCs w:val="26"/>
         </w:rPr>
         <w:t>9.1. Договор в двух экземплярах на русском языке.</w:t>
       </w:r>
@@ -1444,15 +1461,15 @@
         <w:jc w:val="both"/>
         <w:rPr>
           <w:rFonts w:ascii="Times New Roman" w:eastAsia="Aptos" w:hAnsi="Times New Roman" w:cs="Times New Roman"/>
-          <w:sz w:val="28"/>
-          <w:szCs w:val="28"/>
-        </w:rPr>
-      </w:pPr>
-      <w:r>
-        <w:rPr>
-          <w:rFonts w:ascii="Times New Roman" w:eastAsia="Aptos" w:hAnsi="Times New Roman" w:cs="Times New Roman"/>
-          <w:sz w:val="28"/>
-          <w:szCs w:val="28"/>
+          <w:sz w:val="26"/>
+          <w:szCs w:val="26"/>
+        </w:rPr>
+      </w:pPr>
+      <w:r>
+        <w:rPr>
+          <w:rFonts w:ascii="Times New Roman" w:eastAsia="Aptos" w:hAnsi="Times New Roman" w:cs="Times New Roman"/>
+          <w:sz w:val="26"/>
+          <w:szCs w:val="26"/>
         </w:rPr>
         <w:t>9.2. Вопросы, не урегулированные договором, регулируются законодательством РБ.</w:t>
       </w:r>
@@ -1462,8 +1479,8 @@
         <w:jc w:val="both"/>
         <w:rPr>
           <w:rFonts w:ascii="Times New Roman" w:eastAsia="Aptos" w:hAnsi="Times New Roman" w:cs="Times New Roman"/>
-          <w:sz w:val="28"/>
-          <w:szCs w:val="28"/>
+          <w:sz w:val="26"/>
+          <w:szCs w:val="26"/>
         </w:rPr>
       </w:pPr>
     </w:p>
@@ -1495,8 +1512,8 @@
               <w:jc w:val="both"/>
               <w:rPr>
                 <w:rFonts w:ascii="Times New Roman" w:hAnsi="Times New Roman" w:cs="Times New Roman"/>
-                <w:sz w:val="28"/>
-                <w:szCs w:val="28"/>
+                <w:sz w:val="26"/>
+                <w:szCs w:val="26"/>
               </w:rPr>
             </w:pPr>
           </w:p>
@@ -1510,8 +1527,8 @@
               <w:jc w:val="both"/>
               <w:rPr>
                 <w:rFonts w:ascii="Times New Roman" w:hAnsi="Times New Roman" w:cs="Times New Roman"/>
-                <w:sz w:val="28"/>
-                <w:szCs w:val="28"/>
+                <w:sz w:val="26"/>
+                <w:szCs w:val="26"/>
               </w:rPr>
             </w:pPr>
           </w:p>
@@ -1548,15 +1565,15 @@
               <w:jc w:val="both"/>
               <w:rPr>
                 <w:rFonts w:ascii="Times New Roman" w:hAnsi="Times New Roman" w:cs="Times New Roman"/>
-                <w:sz w:val="28"/>
-                <w:szCs w:val="28"/>
+                <w:sz w:val="26"/>
+                <w:szCs w:val="26"/>
               </w:rPr>
             </w:pPr>
             <w:r>
               <w:rPr>
                 <w:rFonts w:ascii="Times New Roman" w:hAnsi="Times New Roman" w:cs="Times New Roman"/>
-                <w:sz w:val="28"/>
-                <w:szCs w:val="28"/>
+                <w:sz w:val="26"/>
+                <w:szCs w:val="26"/>
               </w:rPr>
               <w:t xml:space="preserve">НАНИМАТЕЛЬ:                                      </w:t>
             </w:r>
@@ -1571,15 +1588,15 @@
               <w:jc w:val="both"/>
               <w:rPr>
                 <w:rFonts w:ascii="Times New Roman" w:hAnsi="Times New Roman" w:cs="Times New Roman"/>
-                <w:sz w:val="28"/>
-                <w:szCs w:val="28"/>
+                <w:sz w:val="26"/>
+                <w:szCs w:val="26"/>
               </w:rPr>
             </w:pPr>
             <w:r>
               <w:rPr>
                 <w:rFonts w:ascii="Times New Roman" w:hAnsi="Times New Roman" w:cs="Times New Roman"/>
-                <w:sz w:val="28"/>
-                <w:szCs w:val="28"/>
+                <w:sz w:val="26"/>
+                <w:szCs w:val="26"/>
               </w:rPr>
               <w:t>РАБОТНИК:</w:t>
             </w:r>
@@ -1589,8 +1606,8 @@
               <w:jc w:val="both"/>
               <w:rPr>
                 <w:rFonts w:ascii="Times New Roman" w:hAnsi="Times New Roman" w:cs="Times New Roman"/>
-                <w:sz w:val="28"/>
-                <w:szCs w:val="28"/>
+                <w:sz w:val="26"/>
+                <w:szCs w:val="26"/>
               </w:rPr>
             </w:pPr>
           </w:p>
@@ -1607,15 +1624,15 @@
               <w:jc w:val="both"/>
               <w:rPr>
                 <w:rFonts w:ascii="Times New Roman" w:hAnsi="Times New Roman" w:cs="Times New Roman"/>
-                <w:sz w:val="28"/>
-                <w:szCs w:val="28"/>
+                <w:sz w:val="26"/>
+                <w:szCs w:val="26"/>
               </w:rPr>
             </w:pPr>
             <w:r>
               <w:rPr>
                 <w:rFonts w:ascii="Times New Roman" w:hAnsi="Times New Roman" w:cs="Times New Roman"/>
-                <w:sz w:val="28"/>
-                <w:szCs w:val="28"/>
+                <w:sz w:val="26"/>
+                <w:szCs w:val="26"/>
               </w:rPr>
               <w:t xml:space="preserve">ООО «ВИТАРМИКО»    </w:t>
             </w:r>
@@ -1631,15 +1648,15 @@
               <w:jc w:val="both"/>
               <w:rPr>
                 <w:rFonts w:ascii="Times New Roman" w:hAnsi="Times New Roman" w:cs="Times New Roman"/>
-                <w:sz w:val="28"/>
-                <w:szCs w:val="28"/>
+                <w:sz w:val="26"/>
+                <w:szCs w:val="26"/>
               </w:rPr>
             </w:pPr>
             <w:r>
               <w:rPr>
                 <w:rFonts w:ascii="Times New Roman" w:hAnsi="Times New Roman" w:cs="Times New Roman"/>
-                <w:sz w:val="28"/>
-                <w:szCs w:val="28"/>
+                <w:sz w:val="26"/>
+                <w:szCs w:val="26"/>
               </w:rPr>
               <w:t>{{</w:t>
             </w:r>
@@ -1647,8 +1664,8 @@
             <w:r>
               <w:rPr>
                 <w:rFonts w:ascii="Times New Roman" w:hAnsi="Times New Roman" w:cs="Times New Roman"/>
-                <w:sz w:val="28"/>
-                <w:szCs w:val="28"/>
+                <w:sz w:val="26"/>
+                <w:szCs w:val="26"/>
               </w:rPr>
               <w:t>FIO_rabotnika_imen</w:t>
             </w:r>
@@ -1656,8 +1673,8 @@
             <w:r>
               <w:rPr>
                 <w:rFonts w:ascii="Times New Roman" w:hAnsi="Times New Roman" w:cs="Times New Roman"/>
-                <w:sz w:val="28"/>
-                <w:szCs w:val="28"/>
+                <w:sz w:val="26"/>
+                <w:szCs w:val="26"/>
               </w:rPr>
               <w:t>}}</w:t>
             </w:r>
@@ -1675,15 +1692,15 @@
               <w:jc w:val="both"/>
               <w:rPr>
                 <w:rFonts w:ascii="Times New Roman" w:hAnsi="Times New Roman" w:cs="Times New Roman"/>
-                <w:sz w:val="28"/>
-                <w:szCs w:val="28"/>
+                <w:sz w:val="26"/>
+                <w:szCs w:val="26"/>
               </w:rPr>
             </w:pPr>
             <w:r>
               <w:rPr>
                 <w:rFonts w:ascii="Times New Roman" w:hAnsi="Times New Roman" w:cs="Times New Roman"/>
-                <w:sz w:val="28"/>
-                <w:szCs w:val="28"/>
+                <w:sz w:val="26"/>
+                <w:szCs w:val="26"/>
               </w:rPr>
               <w:t>Адрес: Витебский район,</w:t>
             </w:r>
@@ -1699,15 +1716,15 @@
               <w:jc w:val="both"/>
               <w:rPr>
                 <w:rFonts w:ascii="Times New Roman" w:hAnsi="Times New Roman" w:cs="Times New Roman"/>
-                <w:sz w:val="28"/>
-                <w:szCs w:val="28"/>
+                <w:sz w:val="26"/>
+                <w:szCs w:val="26"/>
               </w:rPr>
             </w:pPr>
             <w:r>
               <w:rPr>
                 <w:rFonts w:ascii="Times New Roman" w:hAnsi="Times New Roman" w:cs="Times New Roman"/>
-                <w:sz w:val="28"/>
-                <w:szCs w:val="28"/>
+                <w:sz w:val="26"/>
+                <w:szCs w:val="26"/>
               </w:rPr>
               <w:t>Адрес: {{</w:t>
             </w:r>
@@ -1715,8 +1732,8 @@
             <w:r>
               <w:rPr>
                 <w:rFonts w:ascii="Times New Roman" w:hAnsi="Times New Roman" w:cs="Times New Roman"/>
-                <w:sz w:val="28"/>
-                <w:szCs w:val="28"/>
+                <w:sz w:val="26"/>
+                <w:szCs w:val="26"/>
               </w:rPr>
               <w:t>adres_prozhivania</w:t>
             </w:r>
@@ -1724,8 +1741,8 @@
             <w:r>
               <w:rPr>
                 <w:rFonts w:ascii="Times New Roman" w:hAnsi="Times New Roman" w:cs="Times New Roman"/>
-                <w:sz w:val="28"/>
-                <w:szCs w:val="28"/>
+                <w:sz w:val="26"/>
+                <w:szCs w:val="26"/>
               </w:rPr>
               <w:t>}}</w:t>
             </w:r>
@@ -1743,16 +1760,16 @@
               <w:jc w:val="both"/>
               <w:rPr>
                 <w:rFonts w:ascii="Times New Roman" w:hAnsi="Times New Roman" w:cs="Times New Roman"/>
-                <w:sz w:val="28"/>
-                <w:szCs w:val="28"/>
+                <w:sz w:val="26"/>
+                <w:szCs w:val="26"/>
               </w:rPr>
             </w:pPr>
             <w:proofErr w:type="spellStart"/>
             <w:r>
               <w:rPr>
                 <w:rFonts w:ascii="Times New Roman" w:hAnsi="Times New Roman" w:cs="Times New Roman"/>
-                <w:sz w:val="28"/>
-                <w:szCs w:val="28"/>
+                <w:sz w:val="26"/>
+                <w:szCs w:val="26"/>
               </w:rPr>
               <w:t>Вороновский</w:t>
             </w:r>
@@ -1760,8 +1777,8 @@
             <w:r>
               <w:rPr>
                 <w:rFonts w:ascii="Times New Roman" w:hAnsi="Times New Roman" w:cs="Times New Roman"/>
-                <w:sz w:val="28"/>
-                <w:szCs w:val="28"/>
+                <w:sz w:val="26"/>
+                <w:szCs w:val="26"/>
               </w:rPr>
               <w:t xml:space="preserve"> с/с, д. Еремино, ул.</w:t>
             </w:r>
@@ -1777,23 +1794,24 @@
               <w:jc w:val="both"/>
               <w:rPr>
                 <w:rFonts w:ascii="Times New Roman" w:hAnsi="Times New Roman" w:cs="Times New Roman"/>
-                <w:sz w:val="28"/>
-                <w:szCs w:val="28"/>
+                <w:sz w:val="26"/>
+                <w:szCs w:val="26"/>
+                <w:lang w:val="en-US"/>
               </w:rPr>
             </w:pPr>
             <w:r>
               <w:rPr>
                 <w:rFonts w:ascii="Times New Roman" w:hAnsi="Times New Roman" w:cs="Times New Roman"/>
-                <w:sz w:val="28"/>
-                <w:szCs w:val="28"/>
+                <w:sz w:val="26"/>
+                <w:szCs w:val="26"/>
               </w:rPr>
               <w:t>Паспорт</w:t>
             </w:r>
             <w:r>
               <w:rPr>
                 <w:rFonts w:ascii="Times New Roman" w:hAnsi="Times New Roman" w:cs="Times New Roman"/>
-                <w:sz w:val="28"/>
-                <w:szCs w:val="28"/>
+                <w:sz w:val="26"/>
+                <w:szCs w:val="26"/>
                 <w:lang w:val="en-US"/>
               </w:rPr>
               <w:t>: {{</w:t>
@@ -1802,8 +1820,8 @@
             <w:r>
               <w:rPr>
                 <w:rFonts w:ascii="Times New Roman" w:hAnsi="Times New Roman" w:cs="Times New Roman"/>
-                <w:sz w:val="28"/>
-                <w:szCs w:val="28"/>
+                <w:sz w:val="26"/>
+                <w:szCs w:val="26"/>
                 <w:lang w:val="en-US"/>
               </w:rPr>
               <w:t>seria_pasporta</w:t>
@@ -1812,8 +1830,8 @@
             <w:r>
               <w:rPr>
                 <w:rFonts w:ascii="Times New Roman" w:hAnsi="Times New Roman" w:cs="Times New Roman"/>
-                <w:sz w:val="28"/>
-                <w:szCs w:val="28"/>
+                <w:sz w:val="26"/>
+                <w:szCs w:val="26"/>
                 <w:lang w:val="en-US"/>
               </w:rPr>
               <w:t>}} № {{</w:t>
@@ -1822,8 +1840,8 @@
             <w:r>
               <w:rPr>
                 <w:rFonts w:ascii="Times New Roman" w:hAnsi="Times New Roman" w:cs="Times New Roman"/>
-                <w:sz w:val="28"/>
-                <w:szCs w:val="28"/>
+                <w:sz w:val="26"/>
+                <w:szCs w:val="26"/>
                 <w:lang w:val="en-US"/>
               </w:rPr>
               <w:t>nomer_pasporta</w:t>
@@ -1832,8 +1850,8 @@
             <w:r>
               <w:rPr>
                 <w:rFonts w:ascii="Times New Roman" w:hAnsi="Times New Roman" w:cs="Times New Roman"/>
-                <w:sz w:val="28"/>
-                <w:szCs w:val="28"/>
+                <w:sz w:val="26"/>
+                <w:szCs w:val="26"/>
                 <w:lang w:val="en-US"/>
               </w:rPr>
               <w:t>}}</w:t>
@@ -1852,17 +1870,27 @@
               <w:jc w:val="both"/>
               <w:rPr>
                 <w:rFonts w:ascii="Times New Roman" w:hAnsi="Times New Roman" w:cs="Times New Roman"/>
-                <w:sz w:val="28"/>
-                <w:szCs w:val="28"/>
+                <w:sz w:val="26"/>
+                <w:szCs w:val="26"/>
               </w:rPr>
             </w:pPr>
+            <w:proofErr w:type="gramStart"/>
             <w:r>
               <w:rPr>
                 <w:rFonts w:ascii="Times New Roman" w:hAnsi="Times New Roman" w:cs="Times New Roman"/>
-                <w:sz w:val="28"/>
-                <w:szCs w:val="28"/>
-              </w:rPr>
-              <w:t xml:space="preserve">Советская, д. 4, ком. 24   </w:t>
+                <w:sz w:val="26"/>
+                <w:szCs w:val="26"/>
+              </w:rPr>
+              <w:t>Советская</w:t>
+            </w:r>
+            <w:proofErr w:type="gramEnd"/>
+            <w:r>
+              <w:rPr>
+                <w:rFonts w:ascii="Times New Roman" w:hAnsi="Times New Roman" w:cs="Times New Roman"/>
+                <w:sz w:val="26"/>
+                <w:szCs w:val="26"/>
+              </w:rPr>
+              <w:t xml:space="preserve">, д. 4, ком. 24   </w:t>
             </w:r>
           </w:p>
         </w:tc>
@@ -1875,24 +1903,24 @@
               <w:jc w:val="both"/>
               <w:rPr>
                 <w:rFonts w:ascii="Times New Roman" w:hAnsi="Times New Roman" w:cs="Times New Roman"/>
-                <w:sz w:val="28"/>
-                <w:szCs w:val="28"/>
+                <w:sz w:val="26"/>
+                <w:szCs w:val="26"/>
                 <w:lang w:val="en-US"/>
               </w:rPr>
             </w:pPr>
             <w:r>
               <w:rPr>
                 <w:rFonts w:ascii="Times New Roman" w:hAnsi="Times New Roman" w:cs="Times New Roman"/>
-                <w:sz w:val="28"/>
-                <w:szCs w:val="28"/>
+                <w:sz w:val="26"/>
+                <w:szCs w:val="26"/>
               </w:rPr>
               <w:t>Выдан</w:t>
             </w:r>
             <w:r>
               <w:rPr>
                 <w:rFonts w:ascii="Times New Roman" w:hAnsi="Times New Roman" w:cs="Times New Roman"/>
-                <w:sz w:val="28"/>
-                <w:szCs w:val="28"/>
+                <w:sz w:val="26"/>
+                <w:szCs w:val="26"/>
                 <w:lang w:val="en-US"/>
               </w:rPr>
               <w:t>: {{</w:t>
@@ -1901,8 +1929,8 @@
             <w:r>
               <w:rPr>
                 <w:rFonts w:ascii="Times New Roman" w:hAnsi="Times New Roman" w:cs="Times New Roman"/>
-                <w:sz w:val="28"/>
-                <w:szCs w:val="28"/>
+                <w:sz w:val="26"/>
+                <w:szCs w:val="26"/>
                 <w:lang w:val="en-US"/>
               </w:rPr>
               <w:t>kem_vydan</w:t>
@@ -1911,8 +1939,8 @@
             <w:r>
               <w:rPr>
                 <w:rFonts w:ascii="Times New Roman" w:hAnsi="Times New Roman" w:cs="Times New Roman"/>
-                <w:sz w:val="28"/>
-                <w:szCs w:val="28"/>
+                <w:sz w:val="26"/>
+                <w:szCs w:val="26"/>
                 <w:lang w:val="en-US"/>
               </w:rPr>
               <w:t>}}</w:t>
@@ -1923,8 +1951,8 @@
               <w:jc w:val="both"/>
               <w:rPr>
                 <w:rFonts w:ascii="Times New Roman" w:hAnsi="Times New Roman" w:cs="Times New Roman"/>
-                <w:sz w:val="28"/>
-                <w:szCs w:val="28"/>
+                <w:sz w:val="26"/>
+                <w:szCs w:val="26"/>
               </w:rPr>
             </w:pPr>
           </w:p>
@@ -1941,15 +1969,15 @@
               <w:jc w:val="both"/>
               <w:rPr>
                 <w:rFonts w:ascii="Times New Roman" w:hAnsi="Times New Roman" w:cs="Times New Roman"/>
-                <w:sz w:val="28"/>
-                <w:szCs w:val="28"/>
+                <w:sz w:val="26"/>
+                <w:szCs w:val="26"/>
               </w:rPr>
             </w:pPr>
             <w:r>
               <w:rPr>
                 <w:rFonts w:ascii="Times New Roman" w:hAnsi="Times New Roman" w:cs="Times New Roman"/>
-                <w:sz w:val="28"/>
-                <w:szCs w:val="28"/>
+                <w:sz w:val="26"/>
+                <w:szCs w:val="26"/>
               </w:rPr>
               <w:t>УНП: 391516375</w:t>
             </w:r>
@@ -1964,8 +1992,8 @@
               <w:jc w:val="both"/>
               <w:rPr>
                 <w:rFonts w:ascii="Times New Roman" w:hAnsi="Times New Roman" w:cs="Times New Roman"/>
-                <w:sz w:val="28"/>
-                <w:szCs w:val="28"/>
+                <w:sz w:val="26"/>
+                <w:szCs w:val="26"/>
               </w:rPr>
             </w:pPr>
           </w:p>
@@ -1982,15 +2010,15 @@
               <w:jc w:val="both"/>
               <w:rPr>
                 <w:rFonts w:ascii="Times New Roman" w:hAnsi="Times New Roman" w:cs="Times New Roman"/>
-                <w:sz w:val="28"/>
-                <w:szCs w:val="28"/>
+                <w:sz w:val="26"/>
+                <w:szCs w:val="26"/>
               </w:rPr>
             </w:pPr>
             <w:r>
               <w:rPr>
                 <w:rFonts w:ascii="Times New Roman" w:hAnsi="Times New Roman" w:cs="Times New Roman"/>
-                <w:sz w:val="28"/>
-                <w:szCs w:val="28"/>
+                <w:sz w:val="26"/>
+                <w:szCs w:val="26"/>
               </w:rPr>
               <w:t>Директор</w:t>
             </w:r>
@@ -2006,15 +2034,15 @@
               <w:jc w:val="both"/>
               <w:rPr>
                 <w:rFonts w:ascii="Times New Roman" w:hAnsi="Times New Roman" w:cs="Times New Roman"/>
-                <w:sz w:val="28"/>
-                <w:szCs w:val="28"/>
+                <w:sz w:val="26"/>
+                <w:szCs w:val="26"/>
               </w:rPr>
             </w:pPr>
             <w:r>
               <w:rPr>
                 <w:rFonts w:ascii="Times New Roman" w:hAnsi="Times New Roman" w:cs="Times New Roman"/>
-                <w:sz w:val="28"/>
-                <w:szCs w:val="28"/>
+                <w:sz w:val="26"/>
+                <w:szCs w:val="26"/>
                 <w:lang w:val="en-US"/>
               </w:rPr>
               <w:t>_____________</w:t>
@@ -2032,8 +2060,8 @@
               <w:jc w:val="both"/>
               <w:rPr>
                 <w:rFonts w:ascii="Times New Roman" w:hAnsi="Times New Roman" w:cs="Times New Roman"/>
-                <w:sz w:val="28"/>
-                <w:szCs w:val="28"/>
+                <w:sz w:val="26"/>
+                <w:szCs w:val="26"/>
               </w:rPr>
             </w:pPr>
           </w:p>
@@ -2042,15 +2070,15 @@
               <w:jc w:val="both"/>
               <w:rPr>
                 <w:rFonts w:ascii="Times New Roman" w:hAnsi="Times New Roman" w:cs="Times New Roman"/>
-                <w:sz w:val="28"/>
-                <w:szCs w:val="28"/>
+                <w:sz w:val="26"/>
+                <w:szCs w:val="26"/>
               </w:rPr>
             </w:pPr>
             <w:r>
               <w:rPr>
                 <w:rFonts w:ascii="Times New Roman" w:hAnsi="Times New Roman" w:cs="Times New Roman"/>
-                <w:sz w:val="28"/>
-                <w:szCs w:val="28"/>
+                <w:sz w:val="26"/>
+                <w:szCs w:val="26"/>
               </w:rPr>
               <w:t xml:space="preserve">_____________ К.А. Шевяков                                                                             </w:t>
             </w:r>
@@ -2065,8 +2093,8 @@
               <w:jc w:val="both"/>
               <w:rPr>
                 <w:rFonts w:ascii="Times New Roman" w:hAnsi="Times New Roman" w:cs="Times New Roman"/>
-                <w:sz w:val="28"/>
-                <w:szCs w:val="28"/>
+                <w:sz w:val="26"/>
+                <w:szCs w:val="26"/>
               </w:rPr>
             </w:pPr>
           </w:p>
@@ -2075,16 +2103,16 @@
               <w:jc w:val="both"/>
               <w:rPr>
                 <w:rFonts w:ascii="Times New Roman" w:hAnsi="Times New Roman" w:cs="Times New Roman"/>
-                <w:sz w:val="28"/>
-                <w:szCs w:val="28"/>
+                <w:sz w:val="26"/>
+                <w:szCs w:val="26"/>
                 <w:lang w:val="en-US"/>
               </w:rPr>
             </w:pPr>
             <w:r>
               <w:rPr>
                 <w:rFonts w:ascii="Times New Roman" w:hAnsi="Times New Roman" w:cs="Times New Roman"/>
-                <w:sz w:val="28"/>
-                <w:szCs w:val="28"/>
+                <w:sz w:val="26"/>
+                <w:szCs w:val="26"/>
                 <w:lang w:val="en-US"/>
               </w:rPr>
               <w:t>{{</w:t>
@@ -2093,8 +2121,8 @@
             <w:r>
               <w:rPr>
                 <w:rFonts w:ascii="Times New Roman" w:hAnsi="Times New Roman" w:cs="Times New Roman"/>
-                <w:sz w:val="28"/>
-                <w:szCs w:val="28"/>
+                <w:sz w:val="26"/>
+                <w:szCs w:val="26"/>
                 <w:lang w:val="en-US"/>
               </w:rPr>
               <w:t>FIO_rabotnika_fam</w:t>
@@ -2103,8 +2131,8 @@
             <w:r>
               <w:rPr>
                 <w:rFonts w:ascii="Times New Roman" w:hAnsi="Times New Roman" w:cs="Times New Roman"/>
-                <w:sz w:val="28"/>
-                <w:szCs w:val="28"/>
+                <w:sz w:val="26"/>
+                <w:szCs w:val="26"/>
                 <w:lang w:val="en-US"/>
               </w:rPr>
               <w:t>}}</w:t>
@@ -2141,11 +2169,10 @@
               <w:jc w:val="both"/>
               <w:rPr>
                 <w:rFonts w:ascii="Times New Roman" w:hAnsi="Times New Roman" w:cs="Times New Roman"/>
-                <w:sz w:val="28"/>
-                <w:szCs w:val="28"/>
+                <w:sz w:val="26"/>
+                <w:szCs w:val="26"/>
               </w:rPr>
             </w:pPr>
-            <w:bookmarkStart w:id="0" w:name="_GoBack"/>
           </w:p>
         </w:tc>
         <w:tc>
@@ -2157,8 +2184,8 @@
               <w:jc w:val="both"/>
               <w:rPr>
                 <w:rFonts w:ascii="Times New Roman" w:hAnsi="Times New Roman" w:cs="Times New Roman"/>
-                <w:sz w:val="28"/>
-                <w:szCs w:val="28"/>
+                <w:sz w:val="26"/>
+                <w:szCs w:val="26"/>
                 <w:lang w:val="en-US"/>
               </w:rPr>
             </w:pPr>
@@ -2171,8 +2198,8 @@
         <w:jc w:val="both"/>
         <w:rPr>
           <w:rFonts w:ascii="Times New Roman" w:hAnsi="Times New Roman" w:cs="Times New Roman"/>
-          <w:sz w:val="28"/>
-          <w:szCs w:val="28"/>
+          <w:sz w:val="26"/>
+          <w:szCs w:val="26"/>
           <w:lang w:val="en-US"/>
         </w:rPr>
       </w:pPr>
@@ -2182,8 +2209,8 @@
         <w:jc w:val="both"/>
         <w:rPr>
           <w:rFonts w:ascii="Times New Roman" w:hAnsi="Times New Roman" w:cs="Times New Roman"/>
-          <w:sz w:val="28"/>
-          <w:szCs w:val="28"/>
+          <w:sz w:val="26"/>
+          <w:szCs w:val="26"/>
           <w:lang w:val="en-US"/>
         </w:rPr>
       </w:pPr>
@@ -2193,15 +2220,15 @@
         <w:jc w:val="both"/>
         <w:rPr>
           <w:rFonts w:ascii="Times New Roman" w:hAnsi="Times New Roman" w:cs="Times New Roman"/>
-          <w:sz w:val="28"/>
-          <w:szCs w:val="28"/>
+          <w:sz w:val="26"/>
+          <w:szCs w:val="26"/>
         </w:rPr>
       </w:pPr>
       <w:r>
         <w:rPr>
           <w:rFonts w:ascii="Times New Roman" w:hAnsi="Times New Roman" w:cs="Times New Roman"/>
-          <w:sz w:val="28"/>
-          <w:szCs w:val="28"/>
+          <w:sz w:val="26"/>
+          <w:szCs w:val="26"/>
         </w:rPr>
         <w:t>С должностной инструкцией и Правилами внутреннего трудового распорядка ознакомле</w:t>
       </w:r>
@@ -2209,16 +2236,16 @@
       <w:r>
         <w:rPr>
           <w:rFonts w:ascii="Times New Roman" w:hAnsi="Times New Roman" w:cs="Times New Roman"/>
-          <w:sz w:val="28"/>
-          <w:szCs w:val="28"/>
+          <w:sz w:val="26"/>
+          <w:szCs w:val="26"/>
         </w:rPr>
         <w:t>н</w:t>
       </w:r>
       <w:r>
         <w:rPr>
           <w:rFonts w:ascii="Times New Roman" w:hAnsi="Times New Roman" w:cs="Times New Roman"/>
-          <w:sz w:val="28"/>
-          <w:szCs w:val="28"/>
+          <w:sz w:val="26"/>
+          <w:szCs w:val="26"/>
         </w:rPr>
         <w:t>(</w:t>
       </w:r>
@@ -2226,35 +2253,34 @@
       <w:r>
         <w:rPr>
           <w:rFonts w:ascii="Times New Roman" w:hAnsi="Times New Roman" w:cs="Times New Roman"/>
-          <w:sz w:val="28"/>
-          <w:szCs w:val="28"/>
+          <w:sz w:val="26"/>
+          <w:szCs w:val="26"/>
         </w:rPr>
         <w:t>а)</w:t>
       </w:r>
       <w:r>
         <w:rPr>
           <w:rFonts w:ascii="Times New Roman" w:hAnsi="Times New Roman" w:cs="Times New Roman"/>
-          <w:sz w:val="28"/>
-          <w:szCs w:val="28"/>
+          <w:sz w:val="26"/>
+          <w:szCs w:val="26"/>
         </w:rPr>
         <w:t>:</w:t>
       </w:r>
     </w:p>
-    <w:bookmarkEnd w:id="0"/>
     <w:p>
       <w:pPr>
         <w:jc w:val="both"/>
         <w:rPr>
           <w:rFonts w:ascii="Times New Roman" w:hAnsi="Times New Roman" w:cs="Times New Roman"/>
-          <w:sz w:val="28"/>
-          <w:szCs w:val="28"/>
+          <w:sz w:val="26"/>
+          <w:szCs w:val="26"/>
         </w:rPr>
       </w:pPr>
       <w:r>
         <w:rPr>
           <w:rFonts w:ascii="Times New Roman" w:hAnsi="Times New Roman" w:cs="Times New Roman"/>
-          <w:sz w:val="28"/>
-          <w:szCs w:val="28"/>
+          <w:sz w:val="26"/>
+          <w:szCs w:val="26"/>
         </w:rPr>
         <w:t>_____________ {{</w:t>
       </w:r>
@@ -2262,8 +2288,8 @@
       <w:r>
         <w:rPr>
           <w:rFonts w:ascii="Times New Roman" w:hAnsi="Times New Roman" w:cs="Times New Roman"/>
-          <w:sz w:val="28"/>
-          <w:szCs w:val="28"/>
+          <w:sz w:val="26"/>
+          <w:szCs w:val="26"/>
         </w:rPr>
         <w:t>FIO_rabotnika_fam</w:t>
       </w:r>
@@ -2271,8 +2297,8 @@
       <w:r>
         <w:rPr>
           <w:rFonts w:ascii="Times New Roman" w:hAnsi="Times New Roman" w:cs="Times New Roman"/>
-          <w:sz w:val="28"/>
-          <w:szCs w:val="28"/>
+          <w:sz w:val="26"/>
+          <w:szCs w:val="26"/>
         </w:rPr>
         <w:t>}}        «___» _________ 202_ г.</w:t>
       </w:r>
@@ -2282,14 +2308,14 @@
         <w:jc w:val="both"/>
         <w:rPr>
           <w:rFonts w:ascii="Times New Roman" w:hAnsi="Times New Roman" w:cs="Times New Roman"/>
-          <w:sz w:val="28"/>
-          <w:szCs w:val="28"/>
+          <w:sz w:val="26"/>
+          <w:szCs w:val="26"/>
         </w:rPr>
       </w:pPr>
     </w:p>
     <w:sectPr>
       <w:pgSz w:w="11906" w:h="16838"/>
-      <w:pgMar w:top="1440" w:right="1440" w:bottom="1440" w:left="1440" w:header="720" w:footer="720" w:gutter="0"/>
+      <w:pgMar w:top="1134" w:right="850" w:bottom="1134" w:left="1701" w:header="720" w:footer="720" w:gutter="0"/>
       <w:cols w:space="720"/>
       <w:docGrid w:linePitch="360"/>
     </w:sectPr>
@@ -3662,7 +3688,7 @@
   <a:extraClrSchemeLst/>
   <a:extLst>
     <a:ext uri="{05A4C25C-085E-4340-85A3-A5531E510DB2}">
-      <thm15:themeFamily xmlns:thm15="http://schemas.microsoft.com/office/thememl/2012/main" xmlns="" name="Office Theme" id="{62F939B6-93AF-4DB8-9C6B-D6C7DFDC589F}" vid="{4A3C46E8-61CC-4603-A589-7422A47A8E4A}"/>
+      <thm15:themeFamily xmlns="" xmlns:thm15="http://schemas.microsoft.com/office/thememl/2012/main" name="Office Theme" id="{62F939B6-93AF-4DB8-9C6B-D6C7DFDC589F}" vid="{4A3C46E8-61CC-4603-A589-7422A47A8E4A}"/>
     </a:ext>
   </a:extLst>
 </a:theme>

--- a/templates/template_specrazreshenie.docx
+++ b/templates/template_specrazreshenie.docx
@@ -17,1408 +17,1390 @@
           <w:sz w:val="26"/>
           <w:szCs w:val="26"/>
         </w:rPr>
-        <w:t>ТРУДО</w:t>
+        <w:t>ТРУДОВОЙ ДОГОВОР № ____</w:t>
+      </w:r>
+    </w:p>
+    <w:p>
+      <w:pPr>
+        <w:jc w:val="both"/>
+        <w:rPr>
+          <w:rFonts w:ascii="Times New Roman" w:eastAsia="Aptos" w:hAnsi="Times New Roman" w:cs="Times New Roman"/>
+          <w:sz w:val="26"/>
+          <w:szCs w:val="26"/>
+        </w:rPr>
+      </w:pPr>
+    </w:p>
+    <w:p>
+      <w:pPr>
+        <w:jc w:val="both"/>
+        <w:rPr>
+          <w:rFonts w:ascii="Times New Roman" w:eastAsia="Aptos" w:hAnsi="Times New Roman" w:cs="Times New Roman"/>
+          <w:sz w:val="26"/>
+          <w:szCs w:val="26"/>
+        </w:rPr>
+      </w:pPr>
+      <w:r>
+        <w:rPr>
+          <w:rFonts w:ascii="Times New Roman" w:eastAsia="Aptos" w:hAnsi="Times New Roman" w:cs="Times New Roman"/>
+          <w:sz w:val="26"/>
+          <w:szCs w:val="26"/>
+        </w:rPr>
+        <w:t>{{</w:t>
+      </w:r>
+      <w:proofErr w:type="spellStart"/>
+      <w:r>
+        <w:rPr>
+          <w:rFonts w:ascii="Times New Roman" w:eastAsia="Aptos" w:hAnsi="Times New Roman" w:cs="Times New Roman"/>
+          <w:sz w:val="26"/>
+          <w:szCs w:val="26"/>
+        </w:rPr>
+        <w:t>gorod</w:t>
+      </w:r>
+      <w:proofErr w:type="spellEnd"/>
+      <w:r>
+        <w:rPr>
+          <w:rFonts w:ascii="Times New Roman" w:eastAsia="Aptos" w:hAnsi="Times New Roman" w:cs="Times New Roman"/>
+          <w:sz w:val="26"/>
+          <w:szCs w:val="26"/>
+        </w:rPr>
+        <w:t>}}                                                       {{</w:t>
+      </w:r>
+      <w:proofErr w:type="spellStart"/>
+      <w:r>
+        <w:rPr>
+          <w:rFonts w:ascii="Times New Roman" w:eastAsia="Aptos" w:hAnsi="Times New Roman" w:cs="Times New Roman"/>
+          <w:sz w:val="26"/>
+          <w:szCs w:val="26"/>
+        </w:rPr>
+        <w:t>data_podpisania</w:t>
+      </w:r>
+      <w:proofErr w:type="spellEnd"/>
+      <w:r>
+        <w:rPr>
+          <w:rFonts w:ascii="Times New Roman" w:eastAsia="Aptos" w:hAnsi="Times New Roman" w:cs="Times New Roman"/>
+          <w:sz w:val="26"/>
+          <w:szCs w:val="26"/>
+        </w:rPr>
+        <w:t>}}</w:t>
+      </w:r>
+    </w:p>
+    <w:p>
+      <w:pPr>
+        <w:jc w:val="both"/>
+        <w:rPr>
+          <w:rFonts w:ascii="Times New Roman" w:eastAsia="Aptos" w:hAnsi="Times New Roman" w:cs="Times New Roman"/>
+          <w:sz w:val="26"/>
+          <w:szCs w:val="26"/>
+        </w:rPr>
+      </w:pPr>
+    </w:p>
+    <w:p>
+      <w:pPr>
+        <w:jc w:val="both"/>
+        <w:rPr>
+          <w:rFonts w:ascii="Times New Roman" w:eastAsia="Aptos" w:hAnsi="Times New Roman" w:cs="Times New Roman"/>
+          <w:sz w:val="26"/>
+          <w:szCs w:val="26"/>
+        </w:rPr>
+      </w:pPr>
+      <w:r>
+        <w:rPr>
+          <w:rFonts w:ascii="Times New Roman" w:eastAsia="Aptos" w:hAnsi="Times New Roman" w:cs="Times New Roman"/>
+          <w:sz w:val="26"/>
+          <w:szCs w:val="26"/>
+        </w:rPr>
+        <w:t>Общество с ограниченной ответственностью «ВИТАРМИКО», в лице директора Шевякова Константина Андреевича, действующего на основании Устава (далее — Наниматель), с одной стороны, и {{</w:t>
+      </w:r>
+      <w:proofErr w:type="spellStart"/>
+      <w:r>
+        <w:rPr>
+          <w:rFonts w:ascii="Times New Roman" w:eastAsia="Aptos" w:hAnsi="Times New Roman" w:cs="Times New Roman"/>
+          <w:sz w:val="26"/>
+          <w:szCs w:val="26"/>
+        </w:rPr>
+        <w:t>grazhdanstvo</w:t>
+      </w:r>
+      <w:proofErr w:type="spellEnd"/>
+      <w:r>
+        <w:rPr>
+          <w:rFonts w:ascii="Times New Roman" w:eastAsia="Aptos" w:hAnsi="Times New Roman" w:cs="Times New Roman"/>
+          <w:sz w:val="26"/>
+          <w:szCs w:val="26"/>
+        </w:rPr>
+        <w:t>}} {{</w:t>
+      </w:r>
+      <w:proofErr w:type="spellStart"/>
+      <w:r>
+        <w:rPr>
+          <w:rFonts w:ascii="Times New Roman" w:eastAsia="Aptos" w:hAnsi="Times New Roman" w:cs="Times New Roman"/>
+          <w:sz w:val="26"/>
+          <w:szCs w:val="26"/>
+        </w:rPr>
+        <w:t>FIO_rabotnika</w:t>
+      </w:r>
+      <w:proofErr w:type="spellEnd"/>
+      <w:r>
+        <w:rPr>
+          <w:rFonts w:ascii="Times New Roman" w:eastAsia="Aptos" w:hAnsi="Times New Roman" w:cs="Times New Roman"/>
+          <w:sz w:val="26"/>
+          <w:szCs w:val="26"/>
+        </w:rPr>
+        <w:t>}}, {{</w:t>
+      </w:r>
+      <w:proofErr w:type="spellStart"/>
+      <w:r>
+        <w:rPr>
+          <w:rFonts w:ascii="Times New Roman" w:eastAsia="Aptos" w:hAnsi="Times New Roman" w:cs="Times New Roman"/>
+          <w:sz w:val="26"/>
+          <w:szCs w:val="26"/>
+        </w:rPr>
+        <w:t>data_rozhdenia</w:t>
+      </w:r>
+      <w:proofErr w:type="spellEnd"/>
+      <w:r>
+        <w:rPr>
+          <w:rFonts w:ascii="Times New Roman" w:eastAsia="Aptos" w:hAnsi="Times New Roman" w:cs="Times New Roman"/>
+          <w:sz w:val="26"/>
+          <w:szCs w:val="26"/>
+        </w:rPr>
+        <w:t>}}, паспорт {{</w:t>
+      </w:r>
+      <w:proofErr w:type="spellStart"/>
+      <w:r>
+        <w:rPr>
+          <w:rFonts w:ascii="Times New Roman" w:eastAsia="Aptos" w:hAnsi="Times New Roman" w:cs="Times New Roman"/>
+          <w:sz w:val="26"/>
+          <w:szCs w:val="26"/>
+        </w:rPr>
+        <w:t>seria_pasporta</w:t>
+      </w:r>
+      <w:proofErr w:type="spellEnd"/>
+      <w:r>
+        <w:rPr>
+          <w:rFonts w:ascii="Times New Roman" w:eastAsia="Aptos" w:hAnsi="Times New Roman" w:cs="Times New Roman"/>
+          <w:sz w:val="26"/>
+          <w:szCs w:val="26"/>
+        </w:rPr>
+        <w:t>}} № {{</w:t>
+      </w:r>
+      <w:proofErr w:type="spellStart"/>
+      <w:r>
+        <w:rPr>
+          <w:rFonts w:ascii="Times New Roman" w:eastAsia="Aptos" w:hAnsi="Times New Roman" w:cs="Times New Roman"/>
+          <w:sz w:val="26"/>
+          <w:szCs w:val="26"/>
+        </w:rPr>
+        <w:t>nomer_pasporta</w:t>
+      </w:r>
+      <w:proofErr w:type="spellEnd"/>
+      <w:r>
+        <w:rPr>
+          <w:rFonts w:ascii="Times New Roman" w:eastAsia="Aptos" w:hAnsi="Times New Roman" w:cs="Times New Roman"/>
+          <w:sz w:val="26"/>
+          <w:szCs w:val="26"/>
+        </w:rPr>
+        <w:t>}}, выдан {{</w:t>
+      </w:r>
+      <w:proofErr w:type="spellStart"/>
+      <w:r>
+        <w:rPr>
+          <w:rFonts w:ascii="Times New Roman" w:eastAsia="Aptos" w:hAnsi="Times New Roman" w:cs="Times New Roman"/>
+          <w:sz w:val="26"/>
+          <w:szCs w:val="26"/>
+        </w:rPr>
+        <w:t>kem_vydan</w:t>
+      </w:r>
+      <w:proofErr w:type="spellEnd"/>
+      <w:r>
+        <w:rPr>
+          <w:rFonts w:ascii="Times New Roman" w:eastAsia="Aptos" w:hAnsi="Times New Roman" w:cs="Times New Roman"/>
+          <w:sz w:val="26"/>
+          <w:szCs w:val="26"/>
+        </w:rPr>
+        <w:t>}}, зарегистрированны</w:t>
+      </w:r>
+      <w:proofErr w:type="gramStart"/>
+      <w:r>
+        <w:rPr>
+          <w:rFonts w:ascii="Times New Roman" w:eastAsia="Aptos" w:hAnsi="Times New Roman" w:cs="Times New Roman"/>
+          <w:sz w:val="26"/>
+          <w:szCs w:val="26"/>
+        </w:rPr>
+        <w:t>й(</w:t>
+      </w:r>
+      <w:proofErr w:type="spellStart"/>
+      <w:proofErr w:type="gramEnd"/>
+      <w:r>
+        <w:rPr>
+          <w:rFonts w:ascii="Times New Roman" w:eastAsia="Aptos" w:hAnsi="Times New Roman" w:cs="Times New Roman"/>
+          <w:sz w:val="26"/>
+          <w:szCs w:val="26"/>
+        </w:rPr>
+        <w:t>ая</w:t>
+      </w:r>
+      <w:proofErr w:type="spellEnd"/>
+      <w:r>
+        <w:rPr>
+          <w:rFonts w:ascii="Times New Roman" w:eastAsia="Aptos" w:hAnsi="Times New Roman" w:cs="Times New Roman"/>
+          <w:sz w:val="26"/>
+          <w:szCs w:val="26"/>
+        </w:rPr>
+        <w:t>) по адресу: {{</w:t>
+      </w:r>
+      <w:proofErr w:type="spellStart"/>
+      <w:r>
+        <w:rPr>
+          <w:rFonts w:ascii="Times New Roman" w:eastAsia="Aptos" w:hAnsi="Times New Roman" w:cs="Times New Roman"/>
+          <w:sz w:val="26"/>
+          <w:szCs w:val="26"/>
+        </w:rPr>
+        <w:t>adres_propiski</w:t>
+      </w:r>
+      <w:proofErr w:type="spellEnd"/>
+      <w:r>
+        <w:rPr>
+          <w:rFonts w:ascii="Times New Roman" w:eastAsia="Aptos" w:hAnsi="Times New Roman" w:cs="Times New Roman"/>
+          <w:sz w:val="26"/>
+          <w:szCs w:val="26"/>
+        </w:rPr>
+        <w:t>}}, временно проживающий(</w:t>
+      </w:r>
+      <w:proofErr w:type="spellStart"/>
+      <w:r>
+        <w:rPr>
+          <w:rFonts w:ascii="Times New Roman" w:eastAsia="Aptos" w:hAnsi="Times New Roman" w:cs="Times New Roman"/>
+          <w:sz w:val="26"/>
+          <w:szCs w:val="26"/>
+        </w:rPr>
+        <w:t>ая</w:t>
+      </w:r>
+      <w:proofErr w:type="spellEnd"/>
+      <w:r>
+        <w:rPr>
+          <w:rFonts w:ascii="Times New Roman" w:eastAsia="Aptos" w:hAnsi="Times New Roman" w:cs="Times New Roman"/>
+          <w:sz w:val="26"/>
+          <w:szCs w:val="26"/>
+        </w:rPr>
+        <w:t>) по адресу: {{</w:t>
+      </w:r>
+      <w:proofErr w:type="spellStart"/>
+      <w:r>
+        <w:rPr>
+          <w:rFonts w:ascii="Times New Roman" w:eastAsia="Aptos" w:hAnsi="Times New Roman" w:cs="Times New Roman"/>
+          <w:sz w:val="26"/>
+          <w:szCs w:val="26"/>
+        </w:rPr>
+        <w:t>adres_prozhivania</w:t>
+      </w:r>
+      <w:proofErr w:type="spellEnd"/>
+      <w:r>
+        <w:rPr>
+          <w:rFonts w:ascii="Times New Roman" w:eastAsia="Aptos" w:hAnsi="Times New Roman" w:cs="Times New Roman"/>
+          <w:sz w:val="26"/>
+          <w:szCs w:val="26"/>
+        </w:rPr>
+        <w:t>}} (далее — Работник), с другой стороны, заключили настоящий трудовой договор о нижеследующем.</w:t>
+      </w:r>
+    </w:p>
+    <w:p>
+      <w:pPr>
+        <w:jc w:val="both"/>
+        <w:rPr>
+          <w:rFonts w:ascii="Times New Roman" w:eastAsia="Aptos" w:hAnsi="Times New Roman" w:cs="Times New Roman"/>
+          <w:sz w:val="26"/>
+          <w:szCs w:val="26"/>
+        </w:rPr>
+      </w:pPr>
+    </w:p>
+    <w:p>
+      <w:pPr>
+        <w:jc w:val="both"/>
+        <w:rPr>
+          <w:rFonts w:ascii="Times New Roman" w:eastAsia="Aptos" w:hAnsi="Times New Roman" w:cs="Times New Roman"/>
+          <w:sz w:val="26"/>
+          <w:szCs w:val="26"/>
+        </w:rPr>
+      </w:pPr>
+      <w:r>
+        <w:rPr>
+          <w:rFonts w:ascii="Times New Roman" w:eastAsia="Aptos" w:hAnsi="Times New Roman" w:cs="Times New Roman"/>
+          <w:sz w:val="26"/>
+          <w:szCs w:val="26"/>
+        </w:rPr>
+        <w:t>1. ОБЩИЕ ПОЛОЖЕНИЯ</w:t>
+      </w:r>
+    </w:p>
+    <w:p>
+      <w:pPr>
+        <w:jc w:val="both"/>
+        <w:rPr>
+          <w:rFonts w:ascii="Times New Roman" w:eastAsia="Aptos" w:hAnsi="Times New Roman" w:cs="Times New Roman"/>
+          <w:sz w:val="26"/>
+          <w:szCs w:val="26"/>
+        </w:rPr>
+      </w:pPr>
+      <w:r>
+        <w:rPr>
+          <w:rFonts w:ascii="Times New Roman" w:eastAsia="Aptos" w:hAnsi="Times New Roman" w:cs="Times New Roman"/>
+          <w:sz w:val="26"/>
+          <w:szCs w:val="26"/>
+        </w:rPr>
+        <w:t>1.1. Наниматель принимает Работника на работу в ООО «ВИТАРМИКО» на должность {{</w:t>
+      </w:r>
+      <w:proofErr w:type="spellStart"/>
+      <w:r>
+        <w:rPr>
+          <w:rFonts w:ascii="Times New Roman" w:eastAsia="Aptos" w:hAnsi="Times New Roman" w:cs="Times New Roman"/>
+          <w:sz w:val="26"/>
+          <w:szCs w:val="26"/>
+        </w:rPr>
+        <w:t>dolzhnost</w:t>
+      </w:r>
+      <w:proofErr w:type="spellEnd"/>
+      <w:r>
+        <w:rPr>
+          <w:rFonts w:ascii="Times New Roman" w:eastAsia="Aptos" w:hAnsi="Times New Roman" w:cs="Times New Roman"/>
+          <w:sz w:val="26"/>
+          <w:szCs w:val="26"/>
+        </w:rPr>
+        <w:t>}}, {{</w:t>
+      </w:r>
+      <w:proofErr w:type="spellStart"/>
+      <w:r>
+        <w:rPr>
+          <w:rFonts w:ascii="Times New Roman" w:eastAsia="Aptos" w:hAnsi="Times New Roman" w:cs="Times New Roman"/>
+          <w:sz w:val="26"/>
+          <w:szCs w:val="26"/>
+        </w:rPr>
+        <w:t>tip_zanyatosti</w:t>
+      </w:r>
+      <w:proofErr w:type="spellEnd"/>
+      <w:r>
+        <w:rPr>
+          <w:rFonts w:ascii="Times New Roman" w:eastAsia="Aptos" w:hAnsi="Times New Roman" w:cs="Times New Roman"/>
+          <w:sz w:val="26"/>
+          <w:szCs w:val="26"/>
+        </w:rPr>
+        <w:t>}}, на {{</w:t>
+      </w:r>
+      <w:proofErr w:type="spellStart"/>
+      <w:r>
+        <w:rPr>
+          <w:rFonts w:ascii="Times New Roman" w:eastAsia="Aptos" w:hAnsi="Times New Roman" w:cs="Times New Roman"/>
+          <w:sz w:val="26"/>
+          <w:szCs w:val="26"/>
+        </w:rPr>
+        <w:t>stavka</w:t>
+      </w:r>
+      <w:proofErr w:type="spellEnd"/>
+      <w:r>
+        <w:rPr>
+          <w:rFonts w:ascii="Times New Roman" w:eastAsia="Aptos" w:hAnsi="Times New Roman" w:cs="Times New Roman"/>
+          <w:sz w:val="26"/>
+          <w:szCs w:val="26"/>
+        </w:rPr>
+        <w:t>}} ставки.</w:t>
+      </w:r>
+    </w:p>
+    <w:p>
+      <w:pPr>
+        <w:jc w:val="both"/>
+        <w:rPr>
+          <w:rFonts w:ascii="Times New Roman" w:eastAsia="Aptos" w:hAnsi="Times New Roman" w:cs="Times New Roman"/>
+          <w:sz w:val="26"/>
+          <w:szCs w:val="26"/>
+        </w:rPr>
+      </w:pPr>
+      <w:r>
+        <w:rPr>
+          <w:rFonts w:ascii="Times New Roman" w:eastAsia="Aptos" w:hAnsi="Times New Roman" w:cs="Times New Roman"/>
+          <w:sz w:val="26"/>
+          <w:szCs w:val="26"/>
+        </w:rPr>
+        <w:t>1.2. Место работы: {{</w:t>
+      </w:r>
+      <w:proofErr w:type="spellStart"/>
+      <w:r>
+        <w:rPr>
+          <w:rFonts w:ascii="Times New Roman" w:eastAsia="Aptos" w:hAnsi="Times New Roman" w:cs="Times New Roman"/>
+          <w:sz w:val="26"/>
+          <w:szCs w:val="26"/>
+        </w:rPr>
+        <w:t>mesto_raboty</w:t>
+      </w:r>
+      <w:proofErr w:type="spellEnd"/>
+      <w:r>
+        <w:rPr>
+          <w:rFonts w:ascii="Times New Roman" w:eastAsia="Aptos" w:hAnsi="Times New Roman" w:cs="Times New Roman"/>
+          <w:sz w:val="26"/>
+          <w:szCs w:val="26"/>
+        </w:rPr>
+        <w:t>}}.</w:t>
+      </w:r>
+    </w:p>
+    <w:p>
+      <w:pPr>
+        <w:jc w:val="both"/>
+        <w:rPr>
+          <w:rFonts w:ascii="Times New Roman" w:eastAsia="Aptos" w:hAnsi="Times New Roman" w:cs="Times New Roman"/>
+          <w:sz w:val="26"/>
+          <w:szCs w:val="26"/>
+        </w:rPr>
+      </w:pPr>
+      <w:r>
+        <w:rPr>
+          <w:rFonts w:ascii="Times New Roman" w:eastAsia="Aptos" w:hAnsi="Times New Roman" w:cs="Times New Roman"/>
+          <w:sz w:val="26"/>
+          <w:szCs w:val="26"/>
+        </w:rPr>
+        <w:t>1.3. Настоящий трудовой договор заключен на срок действия специального разрешения на право занятия трудовой деятельностью: с {{</w:t>
+      </w:r>
+      <w:proofErr w:type="spellStart"/>
+      <w:r>
+        <w:rPr>
+          <w:rFonts w:ascii="Times New Roman" w:eastAsia="Aptos" w:hAnsi="Times New Roman" w:cs="Times New Roman"/>
+          <w:sz w:val="26"/>
+          <w:szCs w:val="26"/>
+        </w:rPr>
+        <w:t>data_nachala</w:t>
+      </w:r>
+      <w:proofErr w:type="spellEnd"/>
+      <w:r>
+        <w:rPr>
+          <w:rFonts w:ascii="Times New Roman" w:eastAsia="Aptos" w:hAnsi="Times New Roman" w:cs="Times New Roman"/>
+          <w:sz w:val="26"/>
+          <w:szCs w:val="26"/>
+        </w:rPr>
+        <w:t>}} по {{</w:t>
+      </w:r>
+      <w:proofErr w:type="spellStart"/>
+      <w:r>
+        <w:rPr>
+          <w:rFonts w:ascii="Times New Roman" w:eastAsia="Aptos" w:hAnsi="Times New Roman" w:cs="Times New Roman"/>
+          <w:sz w:val="26"/>
+          <w:szCs w:val="26"/>
+        </w:rPr>
+        <w:t>data_okonchania</w:t>
+      </w:r>
+      <w:proofErr w:type="spellEnd"/>
+      <w:r>
+        <w:rPr>
+          <w:rFonts w:ascii="Times New Roman" w:eastAsia="Aptos" w:hAnsi="Times New Roman" w:cs="Times New Roman"/>
+          <w:sz w:val="26"/>
+          <w:szCs w:val="26"/>
+        </w:rPr>
+        <w:t>}}.</w:t>
+      </w:r>
+    </w:p>
+    <w:p>
+      <w:pPr>
+        <w:jc w:val="both"/>
+        <w:rPr>
+          <w:rFonts w:ascii="Times New Roman" w:eastAsia="Aptos" w:hAnsi="Times New Roman" w:cs="Times New Roman"/>
+          <w:sz w:val="26"/>
+          <w:szCs w:val="26"/>
+        </w:rPr>
+      </w:pPr>
+      <w:r>
+        <w:rPr>
+          <w:rFonts w:ascii="Times New Roman" w:eastAsia="Aptos" w:hAnsi="Times New Roman" w:cs="Times New Roman"/>
+          <w:sz w:val="26"/>
+          <w:szCs w:val="26"/>
+        </w:rPr>
+        <w:t>1.4. Испытательный срок: {{</w:t>
+      </w:r>
+      <w:proofErr w:type="spellStart"/>
+      <w:r>
+        <w:rPr>
+          <w:rFonts w:ascii="Times New Roman" w:eastAsia="Aptos" w:hAnsi="Times New Roman" w:cs="Times New Roman"/>
+          <w:sz w:val="26"/>
+          <w:szCs w:val="26"/>
+        </w:rPr>
+        <w:t>ispytatelny_srok</w:t>
+      </w:r>
+      <w:proofErr w:type="spellEnd"/>
+      <w:r>
+        <w:rPr>
+          <w:rFonts w:ascii="Times New Roman" w:eastAsia="Aptos" w:hAnsi="Times New Roman" w:cs="Times New Roman"/>
+          <w:sz w:val="26"/>
+          <w:szCs w:val="26"/>
+        </w:rPr>
+        <w:t>}}.</w:t>
+      </w:r>
+    </w:p>
+    <w:p>
+      <w:pPr>
+        <w:jc w:val="both"/>
+        <w:rPr>
+          <w:rFonts w:ascii="Times New Roman" w:eastAsia="Aptos" w:hAnsi="Times New Roman" w:cs="Times New Roman"/>
+          <w:sz w:val="26"/>
+          <w:szCs w:val="26"/>
+        </w:rPr>
+      </w:pPr>
+      <w:r>
+        <w:rPr>
+          <w:rFonts w:ascii="Times New Roman" w:eastAsia="Aptos" w:hAnsi="Times New Roman" w:cs="Times New Roman"/>
+          <w:sz w:val="26"/>
+          <w:szCs w:val="26"/>
+        </w:rPr>
+        <w:t>1.5. Основание для трудоустройства: специальное разрешение на право занятия трудовой деятельностью № ____, выдано «___» _________ 202_ г. подразделением по гражданству и миграции.</w:t>
+      </w:r>
+    </w:p>
+    <w:p>
+      <w:pPr>
+        <w:jc w:val="both"/>
+        <w:rPr>
+          <w:rFonts w:ascii="Times New Roman" w:eastAsia="Aptos" w:hAnsi="Times New Roman" w:cs="Times New Roman"/>
+          <w:sz w:val="26"/>
+          <w:szCs w:val="26"/>
+        </w:rPr>
+      </w:pPr>
+      <w:r>
+        <w:rPr>
+          <w:rFonts w:ascii="Times New Roman" w:eastAsia="Aptos" w:hAnsi="Times New Roman" w:cs="Times New Roman"/>
+          <w:sz w:val="26"/>
+          <w:szCs w:val="26"/>
+        </w:rPr>
+        <w:t>1.6. Наниматель обязуется уведомить подразделение по гражданству и миграции по месту своего нахождения о заключении (прекращении) настоящего трудового договора в течение трех рабочих дней со дня его заключения (прекращения).</w:t>
+      </w:r>
+    </w:p>
+    <w:p>
+      <w:pPr>
+        <w:jc w:val="both"/>
+        <w:rPr>
+          <w:rFonts w:ascii="Times New Roman" w:eastAsia="Aptos" w:hAnsi="Times New Roman" w:cs="Times New Roman"/>
+          <w:sz w:val="26"/>
+          <w:szCs w:val="26"/>
+        </w:rPr>
+      </w:pPr>
+    </w:p>
+    <w:p>
+      <w:pPr>
+        <w:jc w:val="both"/>
+        <w:rPr>
+          <w:rFonts w:ascii="Times New Roman" w:eastAsia="Aptos" w:hAnsi="Times New Roman" w:cs="Times New Roman"/>
+          <w:sz w:val="26"/>
+          <w:szCs w:val="26"/>
+        </w:rPr>
+      </w:pPr>
+      <w:r>
+        <w:rPr>
+          <w:rFonts w:ascii="Times New Roman" w:eastAsia="Aptos" w:hAnsi="Times New Roman" w:cs="Times New Roman"/>
+          <w:sz w:val="26"/>
+          <w:szCs w:val="26"/>
+        </w:rPr>
+        <w:t>2. ОБЯЗАННОСТИ РАБОТНИКА</w:t>
+      </w:r>
+    </w:p>
+    <w:p>
+      <w:pPr>
+        <w:jc w:val="both"/>
+        <w:rPr>
+          <w:rFonts w:ascii="Times New Roman" w:eastAsia="Aptos" w:hAnsi="Times New Roman" w:cs="Times New Roman"/>
+          <w:sz w:val="26"/>
+          <w:szCs w:val="26"/>
+        </w:rPr>
+      </w:pPr>
+      <w:r>
+        <w:rPr>
+          <w:rFonts w:ascii="Times New Roman" w:eastAsia="Aptos" w:hAnsi="Times New Roman" w:cs="Times New Roman"/>
+          <w:sz w:val="26"/>
+          <w:szCs w:val="26"/>
+        </w:rPr>
+        <w:t>Работник обязан:</w:t>
+      </w:r>
+    </w:p>
+    <w:p>
+      <w:pPr>
+        <w:jc w:val="both"/>
+        <w:rPr>
+          <w:rFonts w:ascii="Times New Roman" w:eastAsia="Aptos" w:hAnsi="Times New Roman" w:cs="Times New Roman"/>
+          <w:sz w:val="26"/>
+          <w:szCs w:val="26"/>
+        </w:rPr>
+      </w:pPr>
+      <w:r>
+        <w:rPr>
+          <w:rFonts w:ascii="Times New Roman" w:eastAsia="Aptos" w:hAnsi="Times New Roman" w:cs="Times New Roman"/>
+          <w:sz w:val="26"/>
+          <w:szCs w:val="26"/>
+        </w:rPr>
+        <w:t>2.1. Добросовестно исполнять трудовые обязанности, предусмотренные должностной инструкцией {{</w:t>
+      </w:r>
+      <w:proofErr w:type="spellStart"/>
+      <w:r>
+        <w:rPr>
+          <w:rFonts w:ascii="Times New Roman" w:eastAsia="Aptos" w:hAnsi="Times New Roman" w:cs="Times New Roman"/>
+          <w:sz w:val="26"/>
+          <w:szCs w:val="26"/>
+        </w:rPr>
+        <w:t>dolzhnost</w:t>
+      </w:r>
+      <w:proofErr w:type="spellEnd"/>
+      <w:r>
+        <w:rPr>
+          <w:rFonts w:ascii="Times New Roman" w:eastAsia="Aptos" w:hAnsi="Times New Roman" w:cs="Times New Roman"/>
+          <w:sz w:val="26"/>
+          <w:szCs w:val="26"/>
+        </w:rPr>
+        <w:t>}}, являющейся неотъемлемой частью настоящего договора.</w:t>
+      </w:r>
+    </w:p>
+    <w:p>
+      <w:pPr>
+        <w:jc w:val="both"/>
+        <w:rPr>
+          <w:rFonts w:ascii="Times New Roman" w:eastAsia="Aptos" w:hAnsi="Times New Roman" w:cs="Times New Roman"/>
+          <w:sz w:val="26"/>
+          <w:szCs w:val="26"/>
+        </w:rPr>
+      </w:pPr>
+      <w:r>
+        <w:rPr>
+          <w:rFonts w:ascii="Times New Roman" w:eastAsia="Aptos" w:hAnsi="Times New Roman" w:cs="Times New Roman"/>
+          <w:sz w:val="26"/>
+          <w:szCs w:val="26"/>
+        </w:rPr>
+        <w:t>2.2. Выполнять следующие ключевые обязанности:</w:t>
+      </w:r>
+    </w:p>
+    <w:p>
+      <w:pPr>
+        <w:jc w:val="both"/>
+        <w:rPr>
+          <w:rFonts w:ascii="Times New Roman" w:eastAsia="Aptos" w:hAnsi="Times New Roman" w:cs="Times New Roman"/>
+          <w:sz w:val="26"/>
+          <w:szCs w:val="26"/>
+        </w:rPr>
+      </w:pPr>
+      <w:r>
+        <w:rPr>
+          <w:rFonts w:ascii="Times New Roman" w:eastAsia="Aptos" w:hAnsi="Times New Roman" w:cs="Times New Roman"/>
+          <w:sz w:val="26"/>
+          <w:szCs w:val="26"/>
+        </w:rPr>
+        <w:lastRenderedPageBreak/>
+        <w:t>{{</w:t>
+      </w:r>
+      <w:proofErr w:type="spellStart"/>
+      <w:r>
+        <w:rPr>
+          <w:rFonts w:ascii="Times New Roman" w:eastAsia="Aptos" w:hAnsi="Times New Roman" w:cs="Times New Roman"/>
+          <w:sz w:val="26"/>
+          <w:szCs w:val="26"/>
+        </w:rPr>
+        <w:t>obyazannosti</w:t>
+      </w:r>
+      <w:proofErr w:type="spellEnd"/>
+      <w:r>
+        <w:rPr>
+          <w:rFonts w:ascii="Times New Roman" w:eastAsia="Aptos" w:hAnsi="Times New Roman" w:cs="Times New Roman"/>
+          <w:sz w:val="26"/>
+          <w:szCs w:val="26"/>
+        </w:rPr>
+        <w:t>}}</w:t>
+      </w:r>
+    </w:p>
+    <w:p>
+      <w:pPr>
+        <w:jc w:val="both"/>
+        <w:rPr>
+          <w:rFonts w:ascii="Times New Roman" w:eastAsia="Aptos" w:hAnsi="Times New Roman" w:cs="Times New Roman"/>
+          <w:sz w:val="26"/>
+          <w:szCs w:val="26"/>
+        </w:rPr>
+      </w:pPr>
+      <w:r>
+        <w:rPr>
+          <w:rFonts w:ascii="Times New Roman" w:eastAsia="Aptos" w:hAnsi="Times New Roman" w:cs="Times New Roman"/>
+          <w:sz w:val="26"/>
+          <w:szCs w:val="26"/>
+        </w:rPr>
+        <w:t>2.3. Подчиняться Правилам внутреннего трудового распорядка Нанимателя.</w:t>
+      </w:r>
+    </w:p>
+    <w:p>
+      <w:pPr>
+        <w:jc w:val="both"/>
+        <w:rPr>
+          <w:rFonts w:ascii="Times New Roman" w:eastAsia="Aptos" w:hAnsi="Times New Roman" w:cs="Times New Roman"/>
+          <w:sz w:val="26"/>
+          <w:szCs w:val="26"/>
+        </w:rPr>
+      </w:pPr>
+      <w:r>
+        <w:rPr>
+          <w:rFonts w:ascii="Times New Roman" w:eastAsia="Aptos" w:hAnsi="Times New Roman" w:cs="Times New Roman"/>
+          <w:sz w:val="26"/>
+          <w:szCs w:val="26"/>
+        </w:rPr>
+        <w:t>2.4. Соблюдать требования по охране труда и пожарной безопасности.</w:t>
+      </w:r>
+    </w:p>
+    <w:p>
+      <w:pPr>
+        <w:jc w:val="both"/>
+        <w:rPr>
+          <w:rFonts w:ascii="Times New Roman" w:eastAsia="Aptos" w:hAnsi="Times New Roman" w:cs="Times New Roman"/>
+          <w:sz w:val="26"/>
+          <w:szCs w:val="26"/>
+        </w:rPr>
+      </w:pPr>
+      <w:r>
+        <w:rPr>
+          <w:rFonts w:ascii="Times New Roman" w:eastAsia="Aptos" w:hAnsi="Times New Roman" w:cs="Times New Roman"/>
+          <w:sz w:val="26"/>
+          <w:szCs w:val="26"/>
+        </w:rPr>
+        <w:t>2.5. Бережно относиться к имуществу Нанимателя.</w:t>
+      </w:r>
+    </w:p>
+    <w:p>
+      <w:pPr>
+        <w:jc w:val="both"/>
+        <w:rPr>
+          <w:rFonts w:ascii="Times New Roman" w:eastAsia="Aptos" w:hAnsi="Times New Roman" w:cs="Times New Roman"/>
+          <w:sz w:val="26"/>
+          <w:szCs w:val="26"/>
+        </w:rPr>
+      </w:pPr>
+      <w:r>
+        <w:rPr>
+          <w:rFonts w:ascii="Times New Roman" w:eastAsia="Aptos" w:hAnsi="Times New Roman" w:cs="Times New Roman"/>
+          <w:sz w:val="26"/>
+          <w:szCs w:val="26"/>
+        </w:rPr>
+        <w:t>2.6. Хранить коммерческую тайну Нанимателя.</w:t>
+      </w:r>
+    </w:p>
+    <w:p>
+      <w:pPr>
+        <w:jc w:val="both"/>
+        <w:rPr>
+          <w:rFonts w:ascii="Times New Roman" w:eastAsia="Aptos" w:hAnsi="Times New Roman" w:cs="Times New Roman"/>
+          <w:sz w:val="26"/>
+          <w:szCs w:val="26"/>
+        </w:rPr>
+      </w:pPr>
+      <w:r>
+        <w:rPr>
+          <w:rFonts w:ascii="Times New Roman" w:eastAsia="Aptos" w:hAnsi="Times New Roman" w:cs="Times New Roman"/>
+          <w:sz w:val="26"/>
+          <w:szCs w:val="26"/>
+        </w:rPr>
+        <w:t>2.7. В случае аннулирования специального разрешения, прекращения договора и отсутствия иных законных оснований для пребывания — покинуть территорию Республики Беларусь за счет собственных средств.</w:t>
+      </w:r>
+    </w:p>
+    <w:p>
+      <w:pPr>
+        <w:jc w:val="both"/>
+        <w:rPr>
+          <w:rFonts w:ascii="Times New Roman" w:eastAsia="Aptos" w:hAnsi="Times New Roman" w:cs="Times New Roman"/>
+          <w:sz w:val="26"/>
+          <w:szCs w:val="26"/>
+        </w:rPr>
+      </w:pPr>
+    </w:p>
+    <w:p>
+      <w:pPr>
+        <w:jc w:val="both"/>
+        <w:rPr>
+          <w:rFonts w:ascii="Times New Roman" w:eastAsia="Aptos" w:hAnsi="Times New Roman" w:cs="Times New Roman"/>
+          <w:sz w:val="26"/>
+          <w:szCs w:val="26"/>
+        </w:rPr>
+      </w:pPr>
+      <w:r>
+        <w:rPr>
+          <w:rFonts w:ascii="Times New Roman" w:eastAsia="Aptos" w:hAnsi="Times New Roman" w:cs="Times New Roman"/>
+          <w:sz w:val="26"/>
+          <w:szCs w:val="26"/>
+        </w:rPr>
+        <w:t>3. ОБЯЗАННОСТИ НАНИМАТЕЛЯ</w:t>
+      </w:r>
+    </w:p>
+    <w:p>
+      <w:pPr>
+        <w:jc w:val="both"/>
+        <w:rPr>
+          <w:rFonts w:ascii="Times New Roman" w:eastAsia="Aptos" w:hAnsi="Times New Roman" w:cs="Times New Roman"/>
+          <w:sz w:val="26"/>
+          <w:szCs w:val="26"/>
+        </w:rPr>
+      </w:pPr>
+      <w:r>
+        <w:rPr>
+          <w:rFonts w:ascii="Times New Roman" w:eastAsia="Aptos" w:hAnsi="Times New Roman" w:cs="Times New Roman"/>
+          <w:sz w:val="26"/>
+          <w:szCs w:val="26"/>
+        </w:rPr>
+        <w:t>3.1. Организовать труд Работника, обеспечить безопасные условия труда.</w:t>
+      </w:r>
+    </w:p>
+    <w:p>
+      <w:pPr>
+        <w:jc w:val="both"/>
+        <w:rPr>
+          <w:rFonts w:ascii="Times New Roman" w:eastAsia="Aptos" w:hAnsi="Times New Roman" w:cs="Times New Roman"/>
+          <w:sz w:val="26"/>
+          <w:szCs w:val="26"/>
+        </w:rPr>
+      </w:pPr>
+      <w:r>
+        <w:rPr>
+          <w:rFonts w:ascii="Times New Roman" w:eastAsia="Aptos" w:hAnsi="Times New Roman" w:cs="Times New Roman"/>
+          <w:sz w:val="26"/>
+          <w:szCs w:val="26"/>
+        </w:rPr>
+        <w:t>3.2. Своевременно выплачивать Работнику заработную плату.</w:t>
+      </w:r>
+    </w:p>
+    <w:p>
+      <w:pPr>
+        <w:jc w:val="both"/>
+        <w:rPr>
+          <w:rFonts w:ascii="Times New Roman" w:eastAsia="Aptos" w:hAnsi="Times New Roman" w:cs="Times New Roman"/>
+          <w:sz w:val="26"/>
+          <w:szCs w:val="26"/>
+        </w:rPr>
+      </w:pPr>
+      <w:r>
+        <w:rPr>
+          <w:rFonts w:ascii="Times New Roman" w:eastAsia="Aptos" w:hAnsi="Times New Roman" w:cs="Times New Roman"/>
+          <w:sz w:val="26"/>
+          <w:szCs w:val="26"/>
+        </w:rPr>
+        <w:t>3.3. Получить специальное разрешение на право занятия трудовой деятельностью.</w:t>
+      </w:r>
+    </w:p>
+    <w:p>
+      <w:pPr>
+        <w:jc w:val="both"/>
+        <w:rPr>
+          <w:rFonts w:ascii="Times New Roman" w:eastAsia="Aptos" w:hAnsi="Times New Roman" w:cs="Times New Roman"/>
+          <w:sz w:val="26"/>
+          <w:szCs w:val="26"/>
+        </w:rPr>
+      </w:pPr>
+      <w:r>
+        <w:rPr>
+          <w:rFonts w:ascii="Times New Roman" w:eastAsia="Aptos" w:hAnsi="Times New Roman" w:cs="Times New Roman"/>
+          <w:sz w:val="26"/>
+          <w:szCs w:val="26"/>
+        </w:rPr>
+        <w:t>3.4. Обеспечить за счет собственных средств выезд Работника из Республики Беларусь в случаях, предусмотренных ст. 32 Закона «О внешней трудовой миграции».</w:t>
+      </w:r>
+    </w:p>
+    <w:p>
+      <w:pPr>
+        <w:jc w:val="both"/>
+        <w:rPr>
+          <w:rFonts w:ascii="Times New Roman" w:eastAsia="Aptos" w:hAnsi="Times New Roman" w:cs="Times New Roman"/>
+          <w:sz w:val="26"/>
+          <w:szCs w:val="26"/>
+        </w:rPr>
+      </w:pPr>
+    </w:p>
+    <w:p>
+      <w:pPr>
+        <w:jc w:val="both"/>
+        <w:rPr>
+          <w:rFonts w:ascii="Times New Roman" w:eastAsia="Aptos" w:hAnsi="Times New Roman" w:cs="Times New Roman"/>
+          <w:sz w:val="26"/>
+          <w:szCs w:val="26"/>
+        </w:rPr>
+      </w:pPr>
+      <w:r>
+        <w:rPr>
+          <w:rFonts w:ascii="Times New Roman" w:eastAsia="Aptos" w:hAnsi="Times New Roman" w:cs="Times New Roman"/>
+          <w:sz w:val="26"/>
+          <w:szCs w:val="26"/>
+        </w:rPr>
+        <w:t>4. РЕЖИМ РАБОЧЕГО ВРЕМЕНИ И ВРЕМЕНИ ОТДЫХА</w:t>
+      </w:r>
+    </w:p>
+    <w:p>
+      <w:pPr>
+        <w:jc w:val="both"/>
+        <w:rPr>
+          <w:rFonts w:ascii="Times New Roman" w:eastAsia="Aptos" w:hAnsi="Times New Roman" w:cs="Times New Roman"/>
+          <w:sz w:val="26"/>
+          <w:szCs w:val="26"/>
+        </w:rPr>
+      </w:pPr>
+      <w:r>
+        <w:rPr>
+          <w:rFonts w:ascii="Times New Roman" w:eastAsia="Aptos" w:hAnsi="Times New Roman" w:cs="Times New Roman"/>
+          <w:sz w:val="26"/>
+          <w:szCs w:val="26"/>
+        </w:rPr>
+        <w:t>4.1. Работнику устанавливается {{</w:t>
+      </w:r>
+      <w:proofErr w:type="spellStart"/>
+      <w:r>
+        <w:rPr>
+          <w:rFonts w:ascii="Times New Roman" w:eastAsia="Aptos" w:hAnsi="Times New Roman" w:cs="Times New Roman"/>
+          <w:sz w:val="26"/>
+          <w:szCs w:val="26"/>
+        </w:rPr>
+        <w:t>stavka</w:t>
+      </w:r>
+      <w:proofErr w:type="spellEnd"/>
+      <w:r>
+        <w:rPr>
+          <w:rFonts w:ascii="Times New Roman" w:eastAsia="Aptos" w:hAnsi="Times New Roman" w:cs="Times New Roman"/>
+          <w:sz w:val="26"/>
+          <w:szCs w:val="26"/>
+        </w:rPr>
+        <w:t>}} ставки рабочего времени.</w:t>
+      </w:r>
+    </w:p>
+    <w:p>
+      <w:pPr>
+        <w:jc w:val="both"/>
+        <w:rPr>
+          <w:rFonts w:ascii="Times New Roman" w:eastAsia="Aptos" w:hAnsi="Times New Roman" w:cs="Times New Roman"/>
+          <w:sz w:val="26"/>
+          <w:szCs w:val="26"/>
+        </w:rPr>
+      </w:pPr>
+      <w:r>
+        <w:rPr>
+          <w:rFonts w:ascii="Times New Roman" w:eastAsia="Aptos" w:hAnsi="Times New Roman" w:cs="Times New Roman"/>
+          <w:sz w:val="26"/>
+          <w:szCs w:val="26"/>
+        </w:rPr>
+        <w:t>4.2. Суммированный учет рабочего времени, учетный период — один квартал.</w:t>
+      </w:r>
+    </w:p>
+    <w:p>
+      <w:pPr>
+        <w:jc w:val="both"/>
+        <w:rPr>
+          <w:rFonts w:ascii="Times New Roman" w:eastAsia="Aptos" w:hAnsi="Times New Roman" w:cs="Times New Roman"/>
+          <w:sz w:val="26"/>
+          <w:szCs w:val="26"/>
+        </w:rPr>
+      </w:pPr>
+      <w:r>
+        <w:rPr>
+          <w:rFonts w:ascii="Times New Roman" w:eastAsia="Aptos" w:hAnsi="Times New Roman" w:cs="Times New Roman"/>
+          <w:sz w:val="26"/>
+          <w:szCs w:val="26"/>
+        </w:rPr>
+        <w:t>4.3. Работа по графику сменности. Время присутствия: с 10:00 до 22:00. Рабочее время в смену — 11 часов.</w:t>
+      </w:r>
+    </w:p>
+    <w:p>
+      <w:pPr>
+        <w:jc w:val="both"/>
+        <w:rPr>
+          <w:rFonts w:ascii="Times New Roman" w:eastAsia="Aptos" w:hAnsi="Times New Roman" w:cs="Times New Roman"/>
+          <w:sz w:val="26"/>
+          <w:szCs w:val="26"/>
+        </w:rPr>
+      </w:pPr>
+      <w:r>
+        <w:rPr>
+          <w:rFonts w:ascii="Times New Roman" w:eastAsia="Aptos" w:hAnsi="Times New Roman" w:cs="Times New Roman"/>
+          <w:sz w:val="26"/>
+          <w:szCs w:val="26"/>
+        </w:rPr>
+        <w:t>4.4. Перерывы: 3 × 20 минут (суммарно 60 минут), не включаются в рабочее время.</w:t>
+      </w:r>
+    </w:p>
+    <w:p>
+      <w:pPr>
+        <w:jc w:val="both"/>
+        <w:rPr>
+          <w:rFonts w:ascii="Times New Roman" w:eastAsia="Aptos" w:hAnsi="Times New Roman" w:cs="Times New Roman"/>
+          <w:sz w:val="26"/>
+          <w:szCs w:val="26"/>
+        </w:rPr>
+      </w:pPr>
+      <w:r>
+        <w:rPr>
+          <w:rFonts w:ascii="Times New Roman" w:eastAsia="Aptos" w:hAnsi="Times New Roman" w:cs="Times New Roman"/>
+          <w:sz w:val="26"/>
+          <w:szCs w:val="26"/>
+        </w:rPr>
+        <w:t>4.5. Выходные — по графику.</w:t>
+      </w:r>
+    </w:p>
+    <w:p>
+      <w:pPr>
+        <w:jc w:val="both"/>
+        <w:rPr>
+          <w:rFonts w:ascii="Times New Roman" w:eastAsia="Aptos" w:hAnsi="Times New Roman" w:cs="Times New Roman"/>
+          <w:sz w:val="26"/>
+          <w:szCs w:val="26"/>
+        </w:rPr>
+      </w:pPr>
+      <w:r>
+        <w:rPr>
+          <w:rFonts w:ascii="Times New Roman" w:eastAsia="Aptos" w:hAnsi="Times New Roman" w:cs="Times New Roman"/>
+          <w:sz w:val="26"/>
+          <w:szCs w:val="26"/>
+        </w:rPr>
+        <w:t xml:space="preserve">4.6. Трудовой отпуск — 24 </w:t>
+      </w:r>
+      <w:proofErr w:type="gramStart"/>
+      <w:r>
+        <w:rPr>
+          <w:rFonts w:ascii="Times New Roman" w:eastAsia="Aptos" w:hAnsi="Times New Roman" w:cs="Times New Roman"/>
+          <w:sz w:val="26"/>
+          <w:szCs w:val="26"/>
+        </w:rPr>
+        <w:t>календарных</w:t>
+      </w:r>
+      <w:proofErr w:type="gramEnd"/>
+      <w:r>
+        <w:rPr>
+          <w:rFonts w:ascii="Times New Roman" w:eastAsia="Aptos" w:hAnsi="Times New Roman" w:cs="Times New Roman"/>
+          <w:sz w:val="26"/>
+          <w:szCs w:val="26"/>
+        </w:rPr>
+        <w:t xml:space="preserve"> дня.</w:t>
+      </w:r>
+    </w:p>
+    <w:p>
+      <w:pPr>
+        <w:jc w:val="both"/>
+        <w:rPr>
+          <w:rFonts w:ascii="Times New Roman" w:eastAsia="Aptos" w:hAnsi="Times New Roman" w:cs="Times New Roman"/>
+          <w:sz w:val="26"/>
+          <w:szCs w:val="26"/>
+        </w:rPr>
+      </w:pPr>
+    </w:p>
+    <w:p>
+      <w:pPr>
+        <w:jc w:val="both"/>
+        <w:rPr>
+          <w:rFonts w:ascii="Times New Roman" w:eastAsia="Aptos" w:hAnsi="Times New Roman" w:cs="Times New Roman"/>
+          <w:sz w:val="26"/>
+          <w:szCs w:val="26"/>
+        </w:rPr>
+      </w:pPr>
+      <w:r>
+        <w:rPr>
+          <w:rFonts w:ascii="Times New Roman" w:eastAsia="Aptos" w:hAnsi="Times New Roman" w:cs="Times New Roman"/>
+          <w:sz w:val="26"/>
+          <w:szCs w:val="26"/>
+        </w:rPr>
+        <w:t>5. ОПЛАТА ТРУДА</w:t>
+      </w:r>
+    </w:p>
+    <w:p>
+      <w:pPr>
+        <w:jc w:val="both"/>
+        <w:rPr>
+          <w:rFonts w:ascii="Times New Roman" w:eastAsia="Aptos" w:hAnsi="Times New Roman" w:cs="Times New Roman"/>
+          <w:sz w:val="26"/>
+          <w:szCs w:val="26"/>
+        </w:rPr>
+      </w:pPr>
+      <w:r>
+        <w:rPr>
+          <w:rFonts w:ascii="Times New Roman" w:eastAsia="Aptos" w:hAnsi="Times New Roman" w:cs="Times New Roman"/>
+          <w:sz w:val="26"/>
+          <w:szCs w:val="26"/>
+        </w:rPr>
+        <w:t>5.1. На день подписания договора тарифный оклад: {{</w:t>
+      </w:r>
+      <w:proofErr w:type="spellStart"/>
+      <w:r>
+        <w:rPr>
+          <w:rFonts w:ascii="Times New Roman" w:eastAsia="Aptos" w:hAnsi="Times New Roman" w:cs="Times New Roman"/>
+          <w:sz w:val="26"/>
+          <w:szCs w:val="26"/>
+        </w:rPr>
+        <w:t>oklad</w:t>
+      </w:r>
+      <w:proofErr w:type="spellEnd"/>
+      <w:r>
+        <w:rPr>
+          <w:rFonts w:ascii="Times New Roman" w:eastAsia="Aptos" w:hAnsi="Times New Roman" w:cs="Times New Roman"/>
+          <w:sz w:val="26"/>
+          <w:szCs w:val="26"/>
+        </w:rPr>
+        <w:t>}} BYN в месяц.</w:t>
+      </w:r>
+    </w:p>
+    <w:p>
+      <w:pPr>
+        <w:jc w:val="both"/>
+        <w:rPr>
+          <w:rFonts w:ascii="Times New Roman" w:eastAsia="Aptos" w:hAnsi="Times New Roman" w:cs="Times New Roman"/>
+          <w:sz w:val="26"/>
+          <w:szCs w:val="26"/>
+        </w:rPr>
+      </w:pPr>
+      <w:r>
+        <w:rPr>
+          <w:rFonts w:ascii="Times New Roman" w:eastAsia="Aptos" w:hAnsi="Times New Roman" w:cs="Times New Roman"/>
+          <w:sz w:val="26"/>
+          <w:szCs w:val="26"/>
+        </w:rPr>
+        <w:t xml:space="preserve">5.2. Изменение размера и условий оплаты труда, установленных настоящим договором, производится по соглашению Сторон путем заключения письменного дополнительного соглашения, либо в порядке существенных изменений условий </w:t>
+      </w:r>
+      <w:r>
+        <w:rPr>
+          <w:rFonts w:ascii="Times New Roman" w:eastAsia="Aptos" w:hAnsi="Times New Roman" w:cs="Times New Roman"/>
+          <w:sz w:val="26"/>
+          <w:szCs w:val="26"/>
+        </w:rPr>
+        <w:lastRenderedPageBreak/>
+        <w:t>труда по инициативе Нанимателя в соответствии со статьей 32 Трудового кодекса Республики Беларусь.</w:t>
+      </w:r>
+    </w:p>
+    <w:p>
+      <w:pPr>
+        <w:jc w:val="both"/>
+        <w:rPr>
+          <w:rFonts w:ascii="Times New Roman" w:eastAsia="Aptos" w:hAnsi="Times New Roman" w:cs="Times New Roman"/>
+          <w:sz w:val="26"/>
+          <w:szCs w:val="26"/>
+        </w:rPr>
+      </w:pPr>
+      <w:r>
+        <w:rPr>
+          <w:rFonts w:ascii="Times New Roman" w:eastAsia="Aptos" w:hAnsi="Times New Roman" w:cs="Times New Roman"/>
+          <w:sz w:val="26"/>
+          <w:szCs w:val="26"/>
+        </w:rPr>
+        <w:t>5.3. Премии — согласно Положению об оплате труда.</w:t>
+      </w:r>
+    </w:p>
+    <w:p>
+      <w:pPr>
+        <w:jc w:val="both"/>
+        <w:rPr>
+          <w:rFonts w:ascii="Times New Roman" w:eastAsia="Aptos" w:hAnsi="Times New Roman" w:cs="Times New Roman"/>
+          <w:sz w:val="26"/>
+          <w:szCs w:val="26"/>
+        </w:rPr>
+      </w:pPr>
+      <w:r>
+        <w:rPr>
+          <w:rFonts w:ascii="Times New Roman" w:eastAsia="Aptos" w:hAnsi="Times New Roman" w:cs="Times New Roman"/>
+          <w:sz w:val="26"/>
+          <w:szCs w:val="26"/>
+        </w:rPr>
+        <w:t>5.4. Выплата: 30-е — первая часть, 15-е — вторая часть.</w:t>
+      </w:r>
+    </w:p>
+    <w:p>
+      <w:pPr>
+        <w:jc w:val="both"/>
+        <w:rPr>
+          <w:rFonts w:ascii="Times New Roman" w:eastAsia="Aptos" w:hAnsi="Times New Roman" w:cs="Times New Roman"/>
+          <w:sz w:val="26"/>
+          <w:szCs w:val="26"/>
+        </w:rPr>
+      </w:pPr>
+    </w:p>
+    <w:p>
+      <w:pPr>
+        <w:jc w:val="both"/>
+        <w:rPr>
+          <w:rFonts w:ascii="Times New Roman" w:eastAsia="Aptos" w:hAnsi="Times New Roman" w:cs="Times New Roman"/>
+          <w:sz w:val="26"/>
+          <w:szCs w:val="26"/>
+        </w:rPr>
+      </w:pPr>
+      <w:r>
+        <w:rPr>
+          <w:rFonts w:ascii="Times New Roman" w:eastAsia="Aptos" w:hAnsi="Times New Roman" w:cs="Times New Roman"/>
+          <w:sz w:val="26"/>
+          <w:szCs w:val="26"/>
+        </w:rPr>
+        <w:t>6. ПРОЖИВАНИЕ И МЕДИЦИНСКОЕ ОБСЛУЖИВАНИЕ</w:t>
+      </w:r>
+    </w:p>
+    <w:p>
+      <w:pPr>
+        <w:jc w:val="both"/>
+        <w:rPr>
+          <w:rFonts w:ascii="Times New Roman" w:eastAsia="Aptos" w:hAnsi="Times New Roman" w:cs="Times New Roman"/>
+          <w:sz w:val="26"/>
+          <w:szCs w:val="26"/>
+        </w:rPr>
+      </w:pPr>
+      <w:r>
+        <w:rPr>
+          <w:rFonts w:ascii="Times New Roman" w:eastAsia="Aptos" w:hAnsi="Times New Roman" w:cs="Times New Roman"/>
+          <w:sz w:val="26"/>
+          <w:szCs w:val="26"/>
+        </w:rPr>
+        <w:t>6.1. Обеспечение жилым помещением осуществляется Работником самостоятельно. Наниматель оказывает содействие в подборе жилья и регистрации.</w:t>
+      </w:r>
+    </w:p>
+    <w:p>
+      <w:pPr>
+        <w:jc w:val="both"/>
+        <w:rPr>
+          <w:rFonts w:ascii="Times New Roman" w:eastAsia="Aptos" w:hAnsi="Times New Roman" w:cs="Times New Roman"/>
+          <w:sz w:val="26"/>
+          <w:szCs w:val="26"/>
+        </w:rPr>
+      </w:pPr>
+      <w:r>
+        <w:rPr>
+          <w:rFonts w:ascii="Times New Roman" w:eastAsia="Aptos" w:hAnsi="Times New Roman" w:cs="Times New Roman"/>
+          <w:sz w:val="26"/>
+          <w:szCs w:val="26"/>
+        </w:rPr>
+        <w:t>6.2. Медицинское обслуживание — за счет Работника.</w:t>
+      </w:r>
+    </w:p>
+    <w:p>
+      <w:pPr>
+        <w:jc w:val="both"/>
+        <w:rPr>
+          <w:rFonts w:ascii="Times New Roman" w:eastAsia="Aptos" w:hAnsi="Times New Roman" w:cs="Times New Roman"/>
+          <w:sz w:val="26"/>
+          <w:szCs w:val="26"/>
+        </w:rPr>
+      </w:pPr>
+    </w:p>
+    <w:p>
+      <w:pPr>
+        <w:jc w:val="both"/>
+        <w:rPr>
+          <w:rFonts w:ascii="Times New Roman" w:eastAsia="Aptos" w:hAnsi="Times New Roman" w:cs="Times New Roman"/>
+          <w:sz w:val="26"/>
+          <w:szCs w:val="26"/>
+        </w:rPr>
+      </w:pPr>
+      <w:r>
+        <w:rPr>
+          <w:rFonts w:ascii="Times New Roman" w:eastAsia="Aptos" w:hAnsi="Times New Roman" w:cs="Times New Roman"/>
+          <w:sz w:val="26"/>
+          <w:szCs w:val="26"/>
+        </w:rPr>
+        <w:t>7. ОТВЕТСТВЕННОСТЬ СТОРОН</w:t>
+      </w:r>
+    </w:p>
+    <w:p>
+      <w:pPr>
+        <w:jc w:val="both"/>
+        <w:rPr>
+          <w:rFonts w:ascii="Times New Roman" w:eastAsia="Aptos" w:hAnsi="Times New Roman" w:cs="Times New Roman"/>
+          <w:sz w:val="26"/>
+          <w:szCs w:val="26"/>
+        </w:rPr>
+      </w:pPr>
+      <w:r>
+        <w:rPr>
+          <w:rFonts w:ascii="Times New Roman" w:eastAsia="Aptos" w:hAnsi="Times New Roman" w:cs="Times New Roman"/>
+          <w:sz w:val="26"/>
+          <w:szCs w:val="26"/>
+        </w:rPr>
+        <w:t>7.1. Стороны несут ответственность согласно Трудовому кодексу РБ.</w:t>
+      </w:r>
+    </w:p>
+    <w:p>
+      <w:pPr>
+        <w:jc w:val="both"/>
+        <w:rPr>
+          <w:rFonts w:ascii="Times New Roman" w:eastAsia="Aptos" w:hAnsi="Times New Roman" w:cs="Times New Roman"/>
+          <w:sz w:val="26"/>
+          <w:szCs w:val="26"/>
+        </w:rPr>
+      </w:pPr>
+      <w:r>
+        <w:rPr>
+          <w:rFonts w:ascii="Times New Roman" w:eastAsia="Aptos" w:hAnsi="Times New Roman" w:cs="Times New Roman"/>
+          <w:sz w:val="26"/>
+          <w:szCs w:val="26"/>
+        </w:rPr>
+        <w:t>{{</w:t>
+      </w:r>
+      <w:proofErr w:type="spellStart"/>
+      <w:r>
+        <w:rPr>
+          <w:rFonts w:ascii="Times New Roman" w:eastAsia="Aptos" w:hAnsi="Times New Roman" w:cs="Times New Roman"/>
+          <w:sz w:val="26"/>
+          <w:szCs w:val="26"/>
+        </w:rPr>
+        <w:t>blok_mat_otvetstvennost</w:t>
+      </w:r>
+      <w:proofErr w:type="spellEnd"/>
+      <w:r>
+        <w:rPr>
+          <w:rFonts w:ascii="Times New Roman" w:eastAsia="Aptos" w:hAnsi="Times New Roman" w:cs="Times New Roman"/>
+          <w:sz w:val="26"/>
+          <w:szCs w:val="26"/>
+        </w:rPr>
+        <w:t>}}</w:t>
+      </w:r>
+    </w:p>
+    <w:p>
+      <w:pPr>
+        <w:jc w:val="both"/>
+        <w:rPr>
+          <w:rFonts w:ascii="Times New Roman" w:eastAsia="Aptos" w:hAnsi="Times New Roman" w:cs="Times New Roman"/>
+          <w:sz w:val="26"/>
+          <w:szCs w:val="26"/>
+        </w:rPr>
+      </w:pPr>
+    </w:p>
+    <w:p>
+      <w:pPr>
+        <w:jc w:val="both"/>
+        <w:rPr>
+          <w:rFonts w:ascii="Times New Roman" w:eastAsia="Aptos" w:hAnsi="Times New Roman" w:cs="Times New Roman"/>
+          <w:sz w:val="26"/>
+          <w:szCs w:val="26"/>
+        </w:rPr>
+      </w:pPr>
+      <w:r>
+        <w:rPr>
+          <w:rFonts w:ascii="Times New Roman" w:eastAsia="Aptos" w:hAnsi="Times New Roman" w:cs="Times New Roman"/>
+          <w:sz w:val="26"/>
+          <w:szCs w:val="26"/>
+        </w:rPr>
+        <w:t>8. РАЗРЕШЕНИЕ СПОРОВ</w:t>
+      </w:r>
+    </w:p>
+    <w:p>
+      <w:pPr>
+        <w:jc w:val="both"/>
+        <w:rPr>
+          <w:rFonts w:ascii="Times New Roman" w:eastAsia="Aptos" w:hAnsi="Times New Roman" w:cs="Times New Roman"/>
+          <w:sz w:val="26"/>
+          <w:szCs w:val="26"/>
+        </w:rPr>
+      </w:pPr>
+      <w:r>
+        <w:rPr>
+          <w:rFonts w:ascii="Times New Roman" w:eastAsia="Aptos" w:hAnsi="Times New Roman" w:cs="Times New Roman"/>
+          <w:sz w:val="26"/>
+          <w:szCs w:val="26"/>
+        </w:rPr>
+        <w:t xml:space="preserve">8.1. Споры разрешаются путем переговоров, при </w:t>
+      </w:r>
+      <w:proofErr w:type="spellStart"/>
+      <w:r>
+        <w:rPr>
+          <w:rFonts w:ascii="Times New Roman" w:eastAsia="Aptos" w:hAnsi="Times New Roman" w:cs="Times New Roman"/>
+          <w:sz w:val="26"/>
+          <w:szCs w:val="26"/>
+        </w:rPr>
+        <w:t>недостижении</w:t>
+      </w:r>
+      <w:proofErr w:type="spellEnd"/>
+      <w:r>
+        <w:rPr>
+          <w:rFonts w:ascii="Times New Roman" w:eastAsia="Aptos" w:hAnsi="Times New Roman" w:cs="Times New Roman"/>
+          <w:sz w:val="26"/>
+          <w:szCs w:val="26"/>
+        </w:rPr>
+        <w:t xml:space="preserve"> согласия — в судебном порядке.</w:t>
       </w:r>
       <w:bookmarkStart w:id="0" w:name="_GoBack"/>
       <w:bookmarkEnd w:id="0"/>
-      <w:r>
-        <w:rPr>
-          <w:rFonts w:ascii="Times New Roman" w:eastAsia="Aptos" w:hAnsi="Times New Roman" w:cs="Times New Roman"/>
-          <w:sz w:val="26"/>
-          <w:szCs w:val="26"/>
-        </w:rPr>
-        <w:t>ВОЙ ДОГОВОР № ____</w:t>
-      </w:r>
-    </w:p>
-    <w:p>
-      <w:pPr>
-        <w:jc w:val="both"/>
-        <w:rPr>
-          <w:rFonts w:ascii="Times New Roman" w:eastAsia="Aptos" w:hAnsi="Times New Roman" w:cs="Times New Roman"/>
-          <w:sz w:val="26"/>
-          <w:szCs w:val="26"/>
-        </w:rPr>
-      </w:pPr>
-    </w:p>
-    <w:p>
-      <w:pPr>
-        <w:jc w:val="both"/>
-        <w:rPr>
-          <w:rFonts w:ascii="Times New Roman" w:eastAsia="Aptos" w:hAnsi="Times New Roman" w:cs="Times New Roman"/>
-          <w:sz w:val="26"/>
-          <w:szCs w:val="26"/>
-        </w:rPr>
-      </w:pPr>
-      <w:r>
-        <w:rPr>
-          <w:rFonts w:ascii="Times New Roman" w:eastAsia="Aptos" w:hAnsi="Times New Roman" w:cs="Times New Roman"/>
-          <w:sz w:val="26"/>
-          <w:szCs w:val="26"/>
-        </w:rPr>
-        <w:t>{{</w:t>
-      </w:r>
-      <w:proofErr w:type="spellStart"/>
-      <w:r>
-        <w:rPr>
-          <w:rFonts w:ascii="Times New Roman" w:eastAsia="Aptos" w:hAnsi="Times New Roman" w:cs="Times New Roman"/>
-          <w:sz w:val="26"/>
-          <w:szCs w:val="26"/>
-        </w:rPr>
-        <w:t>gorod</w:t>
-      </w:r>
-      <w:proofErr w:type="spellEnd"/>
-      <w:r>
-        <w:rPr>
-          <w:rFonts w:ascii="Times New Roman" w:eastAsia="Aptos" w:hAnsi="Times New Roman" w:cs="Times New Roman"/>
-          <w:sz w:val="26"/>
-          <w:szCs w:val="26"/>
-        </w:rPr>
-        <w:t>}}                                                       {{</w:t>
-      </w:r>
-      <w:proofErr w:type="spellStart"/>
-      <w:r>
-        <w:rPr>
-          <w:rFonts w:ascii="Times New Roman" w:eastAsia="Aptos" w:hAnsi="Times New Roman" w:cs="Times New Roman"/>
-          <w:sz w:val="26"/>
-          <w:szCs w:val="26"/>
-        </w:rPr>
-        <w:t>data_podpisania</w:t>
-      </w:r>
-      <w:proofErr w:type="spellEnd"/>
-      <w:r>
-        <w:rPr>
-          <w:rFonts w:ascii="Times New Roman" w:eastAsia="Aptos" w:hAnsi="Times New Roman" w:cs="Times New Roman"/>
-          <w:sz w:val="26"/>
-          <w:szCs w:val="26"/>
-        </w:rPr>
-        <w:t>}}</w:t>
-      </w:r>
-    </w:p>
-    <w:p>
-      <w:pPr>
-        <w:jc w:val="both"/>
-        <w:rPr>
-          <w:rFonts w:ascii="Times New Roman" w:eastAsia="Aptos" w:hAnsi="Times New Roman" w:cs="Times New Roman"/>
-          <w:sz w:val="26"/>
-          <w:szCs w:val="26"/>
-        </w:rPr>
-      </w:pPr>
-    </w:p>
-    <w:p>
-      <w:pPr>
-        <w:jc w:val="both"/>
-        <w:rPr>
-          <w:rFonts w:ascii="Times New Roman" w:eastAsia="Aptos" w:hAnsi="Times New Roman" w:cs="Times New Roman"/>
-          <w:sz w:val="26"/>
-          <w:szCs w:val="26"/>
-        </w:rPr>
-      </w:pPr>
-      <w:r>
-        <w:rPr>
-          <w:rFonts w:ascii="Times New Roman" w:eastAsia="Aptos" w:hAnsi="Times New Roman" w:cs="Times New Roman"/>
-          <w:sz w:val="26"/>
-          <w:szCs w:val="26"/>
-        </w:rPr>
-        <w:t>Общество с ограниченной ответственностью «ВИТАРМИКО», в лице директора Шевякова Константина Андреевича, действующего на основании Устава (далее — Наниматель), с одной стороны, и {{</w:t>
-      </w:r>
-      <w:proofErr w:type="spellStart"/>
-      <w:r>
-        <w:rPr>
-          <w:rFonts w:ascii="Times New Roman" w:eastAsia="Aptos" w:hAnsi="Times New Roman" w:cs="Times New Roman"/>
-          <w:sz w:val="26"/>
-          <w:szCs w:val="26"/>
-        </w:rPr>
-        <w:t>grazhdanstvo</w:t>
-      </w:r>
-      <w:proofErr w:type="spellEnd"/>
-      <w:r>
-        <w:rPr>
-          <w:rFonts w:ascii="Times New Roman" w:eastAsia="Aptos" w:hAnsi="Times New Roman" w:cs="Times New Roman"/>
-          <w:sz w:val="26"/>
-          <w:szCs w:val="26"/>
-        </w:rPr>
-        <w:t>}} {{</w:t>
-      </w:r>
-      <w:proofErr w:type="spellStart"/>
-      <w:r>
-        <w:rPr>
-          <w:rFonts w:ascii="Times New Roman" w:eastAsia="Aptos" w:hAnsi="Times New Roman" w:cs="Times New Roman"/>
-          <w:sz w:val="26"/>
-          <w:szCs w:val="26"/>
-        </w:rPr>
-        <w:t>FIO_rabotnika</w:t>
-      </w:r>
-      <w:proofErr w:type="spellEnd"/>
-      <w:r>
-        <w:rPr>
-          <w:rFonts w:ascii="Times New Roman" w:eastAsia="Aptos" w:hAnsi="Times New Roman" w:cs="Times New Roman"/>
-          <w:sz w:val="26"/>
-          <w:szCs w:val="26"/>
-        </w:rPr>
-        <w:t>}}, {{</w:t>
-      </w:r>
-      <w:proofErr w:type="spellStart"/>
-      <w:r>
-        <w:rPr>
-          <w:rFonts w:ascii="Times New Roman" w:eastAsia="Aptos" w:hAnsi="Times New Roman" w:cs="Times New Roman"/>
-          <w:sz w:val="26"/>
-          <w:szCs w:val="26"/>
-        </w:rPr>
-        <w:t>data_rozhdenia</w:t>
-      </w:r>
-      <w:proofErr w:type="spellEnd"/>
-      <w:r>
-        <w:rPr>
-          <w:rFonts w:ascii="Times New Roman" w:eastAsia="Aptos" w:hAnsi="Times New Roman" w:cs="Times New Roman"/>
-          <w:sz w:val="26"/>
-          <w:szCs w:val="26"/>
-        </w:rPr>
-        <w:t>}}, паспорт {{</w:t>
-      </w:r>
-      <w:proofErr w:type="spellStart"/>
-      <w:r>
-        <w:rPr>
-          <w:rFonts w:ascii="Times New Roman" w:eastAsia="Aptos" w:hAnsi="Times New Roman" w:cs="Times New Roman"/>
-          <w:sz w:val="26"/>
-          <w:szCs w:val="26"/>
-        </w:rPr>
-        <w:t>seria_pasporta</w:t>
-      </w:r>
-      <w:proofErr w:type="spellEnd"/>
-      <w:r>
-        <w:rPr>
-          <w:rFonts w:ascii="Times New Roman" w:eastAsia="Aptos" w:hAnsi="Times New Roman" w:cs="Times New Roman"/>
-          <w:sz w:val="26"/>
-          <w:szCs w:val="26"/>
-        </w:rPr>
-        <w:t>}} № {{</w:t>
-      </w:r>
-      <w:proofErr w:type="spellStart"/>
-      <w:r>
-        <w:rPr>
-          <w:rFonts w:ascii="Times New Roman" w:eastAsia="Aptos" w:hAnsi="Times New Roman" w:cs="Times New Roman"/>
-          <w:sz w:val="26"/>
-          <w:szCs w:val="26"/>
-        </w:rPr>
-        <w:t>nomer_pasporta</w:t>
-      </w:r>
-      <w:proofErr w:type="spellEnd"/>
-      <w:r>
-        <w:rPr>
-          <w:rFonts w:ascii="Times New Roman" w:eastAsia="Aptos" w:hAnsi="Times New Roman" w:cs="Times New Roman"/>
-          <w:sz w:val="26"/>
-          <w:szCs w:val="26"/>
-        </w:rPr>
-        <w:t>}}, выдан {{</w:t>
-      </w:r>
-      <w:proofErr w:type="spellStart"/>
-      <w:r>
-        <w:rPr>
-          <w:rFonts w:ascii="Times New Roman" w:eastAsia="Aptos" w:hAnsi="Times New Roman" w:cs="Times New Roman"/>
-          <w:sz w:val="26"/>
-          <w:szCs w:val="26"/>
-        </w:rPr>
-        <w:t>kem_vydan</w:t>
-      </w:r>
-      <w:proofErr w:type="spellEnd"/>
-      <w:r>
-        <w:rPr>
-          <w:rFonts w:ascii="Times New Roman" w:eastAsia="Aptos" w:hAnsi="Times New Roman" w:cs="Times New Roman"/>
-          <w:sz w:val="26"/>
-          <w:szCs w:val="26"/>
-        </w:rPr>
-        <w:t>}}, зарегистрированны</w:t>
-      </w:r>
-      <w:proofErr w:type="gramStart"/>
-      <w:r>
-        <w:rPr>
-          <w:rFonts w:ascii="Times New Roman" w:eastAsia="Aptos" w:hAnsi="Times New Roman" w:cs="Times New Roman"/>
-          <w:sz w:val="26"/>
-          <w:szCs w:val="26"/>
-        </w:rPr>
-        <w:t>й(</w:t>
-      </w:r>
-      <w:proofErr w:type="spellStart"/>
-      <w:proofErr w:type="gramEnd"/>
-      <w:r>
-        <w:rPr>
-          <w:rFonts w:ascii="Times New Roman" w:eastAsia="Aptos" w:hAnsi="Times New Roman" w:cs="Times New Roman"/>
-          <w:sz w:val="26"/>
-          <w:szCs w:val="26"/>
-        </w:rPr>
-        <w:t>ая</w:t>
-      </w:r>
-      <w:proofErr w:type="spellEnd"/>
-      <w:r>
-        <w:rPr>
-          <w:rFonts w:ascii="Times New Roman" w:eastAsia="Aptos" w:hAnsi="Times New Roman" w:cs="Times New Roman"/>
-          <w:sz w:val="26"/>
-          <w:szCs w:val="26"/>
-        </w:rPr>
-        <w:t>) по адресу: {{</w:t>
-      </w:r>
-      <w:proofErr w:type="spellStart"/>
-      <w:r>
-        <w:rPr>
-          <w:rFonts w:ascii="Times New Roman" w:eastAsia="Aptos" w:hAnsi="Times New Roman" w:cs="Times New Roman"/>
-          <w:sz w:val="26"/>
-          <w:szCs w:val="26"/>
-        </w:rPr>
-        <w:t>adres_propiski</w:t>
-      </w:r>
-      <w:proofErr w:type="spellEnd"/>
-      <w:r>
-        <w:rPr>
-          <w:rFonts w:ascii="Times New Roman" w:eastAsia="Aptos" w:hAnsi="Times New Roman" w:cs="Times New Roman"/>
-          <w:sz w:val="26"/>
-          <w:szCs w:val="26"/>
-        </w:rPr>
-        <w:t>}}, временно проживающий(</w:t>
-      </w:r>
-      <w:proofErr w:type="spellStart"/>
-      <w:r>
-        <w:rPr>
-          <w:rFonts w:ascii="Times New Roman" w:eastAsia="Aptos" w:hAnsi="Times New Roman" w:cs="Times New Roman"/>
-          <w:sz w:val="26"/>
-          <w:szCs w:val="26"/>
-        </w:rPr>
-        <w:t>ая</w:t>
-      </w:r>
-      <w:proofErr w:type="spellEnd"/>
-      <w:r>
-        <w:rPr>
-          <w:rFonts w:ascii="Times New Roman" w:eastAsia="Aptos" w:hAnsi="Times New Roman" w:cs="Times New Roman"/>
-          <w:sz w:val="26"/>
-          <w:szCs w:val="26"/>
-        </w:rPr>
-        <w:t>) по адресу: {{</w:t>
-      </w:r>
-      <w:proofErr w:type="spellStart"/>
-      <w:r>
-        <w:rPr>
-          <w:rFonts w:ascii="Times New Roman" w:eastAsia="Aptos" w:hAnsi="Times New Roman" w:cs="Times New Roman"/>
-          <w:sz w:val="26"/>
-          <w:szCs w:val="26"/>
-        </w:rPr>
-        <w:t>adres_prozhivania</w:t>
-      </w:r>
-      <w:proofErr w:type="spellEnd"/>
-      <w:r>
-        <w:rPr>
-          <w:rFonts w:ascii="Times New Roman" w:eastAsia="Aptos" w:hAnsi="Times New Roman" w:cs="Times New Roman"/>
-          <w:sz w:val="26"/>
-          <w:szCs w:val="26"/>
-        </w:rPr>
-        <w:t>}} (далее — Работник), с другой стороны, заключили настоящий трудовой договор о нижеследующем.</w:t>
-      </w:r>
-    </w:p>
-    <w:p>
-      <w:pPr>
-        <w:jc w:val="both"/>
-        <w:rPr>
-          <w:rFonts w:ascii="Times New Roman" w:eastAsia="Aptos" w:hAnsi="Times New Roman" w:cs="Times New Roman"/>
-          <w:sz w:val="26"/>
-          <w:szCs w:val="26"/>
-        </w:rPr>
-      </w:pPr>
-    </w:p>
-    <w:p>
-      <w:pPr>
-        <w:jc w:val="both"/>
-        <w:rPr>
-          <w:rFonts w:ascii="Times New Roman" w:eastAsia="Aptos" w:hAnsi="Times New Roman" w:cs="Times New Roman"/>
-          <w:sz w:val="26"/>
-          <w:szCs w:val="26"/>
-        </w:rPr>
-      </w:pPr>
-      <w:r>
-        <w:rPr>
-          <w:rFonts w:ascii="Times New Roman" w:eastAsia="Aptos" w:hAnsi="Times New Roman" w:cs="Times New Roman"/>
-          <w:sz w:val="26"/>
-          <w:szCs w:val="26"/>
-        </w:rPr>
-        <w:t>1. ОБЩИЕ ПОЛОЖЕНИЯ</w:t>
-      </w:r>
-    </w:p>
-    <w:p>
-      <w:pPr>
-        <w:jc w:val="both"/>
-        <w:rPr>
-          <w:rFonts w:ascii="Times New Roman" w:eastAsia="Aptos" w:hAnsi="Times New Roman" w:cs="Times New Roman"/>
-          <w:sz w:val="26"/>
-          <w:szCs w:val="26"/>
-        </w:rPr>
-      </w:pPr>
-      <w:r>
-        <w:rPr>
-          <w:rFonts w:ascii="Times New Roman" w:eastAsia="Aptos" w:hAnsi="Times New Roman" w:cs="Times New Roman"/>
-          <w:sz w:val="26"/>
-          <w:szCs w:val="26"/>
-        </w:rPr>
-        <w:t>1.1. Наниматель принимает Работника на работу в ООО «ВИТАРМИКО» на должность {{</w:t>
-      </w:r>
-      <w:proofErr w:type="spellStart"/>
-      <w:r>
-        <w:rPr>
-          <w:rFonts w:ascii="Times New Roman" w:eastAsia="Aptos" w:hAnsi="Times New Roman" w:cs="Times New Roman"/>
-          <w:sz w:val="26"/>
-          <w:szCs w:val="26"/>
-        </w:rPr>
-        <w:t>dolzhnost</w:t>
-      </w:r>
-      <w:proofErr w:type="spellEnd"/>
-      <w:r>
-        <w:rPr>
-          <w:rFonts w:ascii="Times New Roman" w:eastAsia="Aptos" w:hAnsi="Times New Roman" w:cs="Times New Roman"/>
-          <w:sz w:val="26"/>
-          <w:szCs w:val="26"/>
-        </w:rPr>
-        <w:t>}}, {{</w:t>
-      </w:r>
-      <w:proofErr w:type="spellStart"/>
-      <w:r>
-        <w:rPr>
-          <w:rFonts w:ascii="Times New Roman" w:eastAsia="Aptos" w:hAnsi="Times New Roman" w:cs="Times New Roman"/>
-          <w:sz w:val="26"/>
-          <w:szCs w:val="26"/>
-        </w:rPr>
-        <w:t>tip_zanyatosti</w:t>
-      </w:r>
-      <w:proofErr w:type="spellEnd"/>
-      <w:r>
-        <w:rPr>
-          <w:rFonts w:ascii="Times New Roman" w:eastAsia="Aptos" w:hAnsi="Times New Roman" w:cs="Times New Roman"/>
-          <w:sz w:val="26"/>
-          <w:szCs w:val="26"/>
-        </w:rPr>
-        <w:t>}}, на {{</w:t>
-      </w:r>
-      <w:proofErr w:type="spellStart"/>
-      <w:r>
-        <w:rPr>
-          <w:rFonts w:ascii="Times New Roman" w:eastAsia="Aptos" w:hAnsi="Times New Roman" w:cs="Times New Roman"/>
-          <w:sz w:val="26"/>
-          <w:szCs w:val="26"/>
-        </w:rPr>
-        <w:t>stavka</w:t>
-      </w:r>
-      <w:proofErr w:type="spellEnd"/>
-      <w:r>
-        <w:rPr>
-          <w:rFonts w:ascii="Times New Roman" w:eastAsia="Aptos" w:hAnsi="Times New Roman" w:cs="Times New Roman"/>
-          <w:sz w:val="26"/>
-          <w:szCs w:val="26"/>
-        </w:rPr>
-        <w:t>}} ставки.</w:t>
-      </w:r>
-    </w:p>
-    <w:p>
-      <w:pPr>
-        <w:jc w:val="both"/>
-        <w:rPr>
-          <w:rFonts w:ascii="Times New Roman" w:eastAsia="Aptos" w:hAnsi="Times New Roman" w:cs="Times New Roman"/>
-          <w:sz w:val="26"/>
-          <w:szCs w:val="26"/>
-        </w:rPr>
-      </w:pPr>
-      <w:r>
-        <w:rPr>
-          <w:rFonts w:ascii="Times New Roman" w:eastAsia="Aptos" w:hAnsi="Times New Roman" w:cs="Times New Roman"/>
-          <w:sz w:val="26"/>
-          <w:szCs w:val="26"/>
-        </w:rPr>
-        <w:t>1.2. Место работы: {{</w:t>
-      </w:r>
-      <w:proofErr w:type="spellStart"/>
-      <w:r>
-        <w:rPr>
-          <w:rFonts w:ascii="Times New Roman" w:eastAsia="Aptos" w:hAnsi="Times New Roman" w:cs="Times New Roman"/>
-          <w:sz w:val="26"/>
-          <w:szCs w:val="26"/>
-        </w:rPr>
-        <w:t>mesto_raboty</w:t>
-      </w:r>
-      <w:proofErr w:type="spellEnd"/>
-      <w:r>
-        <w:rPr>
-          <w:rFonts w:ascii="Times New Roman" w:eastAsia="Aptos" w:hAnsi="Times New Roman" w:cs="Times New Roman"/>
-          <w:sz w:val="26"/>
-          <w:szCs w:val="26"/>
-        </w:rPr>
-        <w:t>}}.</w:t>
-      </w:r>
-    </w:p>
-    <w:p>
-      <w:pPr>
-        <w:jc w:val="both"/>
-        <w:rPr>
-          <w:rFonts w:ascii="Times New Roman" w:eastAsia="Aptos" w:hAnsi="Times New Roman" w:cs="Times New Roman"/>
-          <w:sz w:val="26"/>
-          <w:szCs w:val="26"/>
-        </w:rPr>
-      </w:pPr>
-      <w:r>
-        <w:rPr>
-          <w:rFonts w:ascii="Times New Roman" w:eastAsia="Aptos" w:hAnsi="Times New Roman" w:cs="Times New Roman"/>
-          <w:sz w:val="26"/>
-          <w:szCs w:val="26"/>
-        </w:rPr>
-        <w:t>1.3. Настоящий трудовой договор заключен на срок действия специального разрешения на право занятия трудовой деятельностью: с {{</w:t>
-      </w:r>
-      <w:proofErr w:type="spellStart"/>
-      <w:r>
-        <w:rPr>
-          <w:rFonts w:ascii="Times New Roman" w:eastAsia="Aptos" w:hAnsi="Times New Roman" w:cs="Times New Roman"/>
-          <w:sz w:val="26"/>
-          <w:szCs w:val="26"/>
-        </w:rPr>
-        <w:t>data_nachala</w:t>
-      </w:r>
-      <w:proofErr w:type="spellEnd"/>
-      <w:r>
-        <w:rPr>
-          <w:rFonts w:ascii="Times New Roman" w:eastAsia="Aptos" w:hAnsi="Times New Roman" w:cs="Times New Roman"/>
-          <w:sz w:val="26"/>
-          <w:szCs w:val="26"/>
-        </w:rPr>
-        <w:t>}} по {{</w:t>
-      </w:r>
-      <w:proofErr w:type="spellStart"/>
-      <w:r>
-        <w:rPr>
-          <w:rFonts w:ascii="Times New Roman" w:eastAsia="Aptos" w:hAnsi="Times New Roman" w:cs="Times New Roman"/>
-          <w:sz w:val="26"/>
-          <w:szCs w:val="26"/>
-        </w:rPr>
-        <w:t>data_okonchania</w:t>
-      </w:r>
-      <w:proofErr w:type="spellEnd"/>
-      <w:r>
-        <w:rPr>
-          <w:rFonts w:ascii="Times New Roman" w:eastAsia="Aptos" w:hAnsi="Times New Roman" w:cs="Times New Roman"/>
-          <w:sz w:val="26"/>
-          <w:szCs w:val="26"/>
-        </w:rPr>
-        <w:t>}}.</w:t>
-      </w:r>
-    </w:p>
-    <w:p>
-      <w:pPr>
-        <w:jc w:val="both"/>
-        <w:rPr>
-          <w:rFonts w:ascii="Times New Roman" w:eastAsia="Aptos" w:hAnsi="Times New Roman" w:cs="Times New Roman"/>
-          <w:sz w:val="26"/>
-          <w:szCs w:val="26"/>
-        </w:rPr>
-      </w:pPr>
-      <w:r>
-        <w:rPr>
-          <w:rFonts w:ascii="Times New Roman" w:eastAsia="Aptos" w:hAnsi="Times New Roman" w:cs="Times New Roman"/>
-          <w:sz w:val="26"/>
-          <w:szCs w:val="26"/>
-        </w:rPr>
-        <w:t>1.4. Испытательный срок: {{</w:t>
-      </w:r>
-      <w:proofErr w:type="spellStart"/>
-      <w:r>
-        <w:rPr>
-          <w:rFonts w:ascii="Times New Roman" w:eastAsia="Aptos" w:hAnsi="Times New Roman" w:cs="Times New Roman"/>
-          <w:sz w:val="26"/>
-          <w:szCs w:val="26"/>
-        </w:rPr>
-        <w:t>ispytatelny_srok</w:t>
-      </w:r>
-      <w:proofErr w:type="spellEnd"/>
-      <w:r>
-        <w:rPr>
-          <w:rFonts w:ascii="Times New Roman" w:eastAsia="Aptos" w:hAnsi="Times New Roman" w:cs="Times New Roman"/>
-          <w:sz w:val="26"/>
-          <w:szCs w:val="26"/>
-        </w:rPr>
-        <w:t>}}.</w:t>
-      </w:r>
-    </w:p>
-    <w:p>
-      <w:pPr>
-        <w:jc w:val="both"/>
-        <w:rPr>
-          <w:rFonts w:ascii="Times New Roman" w:eastAsia="Aptos" w:hAnsi="Times New Roman" w:cs="Times New Roman"/>
-          <w:sz w:val="26"/>
-          <w:szCs w:val="26"/>
-        </w:rPr>
-      </w:pPr>
-      <w:r>
-        <w:rPr>
-          <w:rFonts w:ascii="Times New Roman" w:eastAsia="Aptos" w:hAnsi="Times New Roman" w:cs="Times New Roman"/>
-          <w:sz w:val="26"/>
-          <w:szCs w:val="26"/>
-        </w:rPr>
-        <w:t>1.5. Основание для трудоустройства: специальное разрешение на право занятия трудовой деятельностью № ____, выдано «___» _________ 202_ г. подразделением по гражданству и миграции.</w:t>
-      </w:r>
-    </w:p>
-    <w:p>
-      <w:pPr>
-        <w:jc w:val="both"/>
-        <w:rPr>
-          <w:rFonts w:ascii="Times New Roman" w:eastAsia="Aptos" w:hAnsi="Times New Roman" w:cs="Times New Roman"/>
-          <w:sz w:val="26"/>
-          <w:szCs w:val="26"/>
-        </w:rPr>
-      </w:pPr>
-      <w:r>
-        <w:rPr>
-          <w:rFonts w:ascii="Times New Roman" w:eastAsia="Aptos" w:hAnsi="Times New Roman" w:cs="Times New Roman"/>
-          <w:sz w:val="26"/>
-          <w:szCs w:val="26"/>
-        </w:rPr>
-        <w:t>1.6. Наниматель обязуется уведомить подразделение по гражданству и миграции по месту своего нахождения о заключении (прекращении) настоящего трудового договора в течение трех рабочих дней со дня его заключения (прекращения).</w:t>
-      </w:r>
-    </w:p>
-    <w:p>
-      <w:pPr>
-        <w:jc w:val="both"/>
-        <w:rPr>
-          <w:rFonts w:ascii="Times New Roman" w:eastAsia="Aptos" w:hAnsi="Times New Roman" w:cs="Times New Roman"/>
-          <w:sz w:val="26"/>
-          <w:szCs w:val="26"/>
-        </w:rPr>
-      </w:pPr>
-    </w:p>
-    <w:p>
-      <w:pPr>
-        <w:jc w:val="both"/>
-        <w:rPr>
-          <w:rFonts w:ascii="Times New Roman" w:eastAsia="Aptos" w:hAnsi="Times New Roman" w:cs="Times New Roman"/>
-          <w:sz w:val="26"/>
-          <w:szCs w:val="26"/>
-        </w:rPr>
-      </w:pPr>
-      <w:r>
-        <w:rPr>
-          <w:rFonts w:ascii="Times New Roman" w:eastAsia="Aptos" w:hAnsi="Times New Roman" w:cs="Times New Roman"/>
-          <w:sz w:val="26"/>
-          <w:szCs w:val="26"/>
-        </w:rPr>
-        <w:t>2. ОБЯЗАННОСТИ РАБОТНИКА</w:t>
-      </w:r>
-    </w:p>
-    <w:p>
-      <w:pPr>
-        <w:jc w:val="both"/>
-        <w:rPr>
-          <w:rFonts w:ascii="Times New Roman" w:eastAsia="Aptos" w:hAnsi="Times New Roman" w:cs="Times New Roman"/>
-          <w:sz w:val="26"/>
-          <w:szCs w:val="26"/>
-        </w:rPr>
-      </w:pPr>
-      <w:r>
-        <w:rPr>
-          <w:rFonts w:ascii="Times New Roman" w:eastAsia="Aptos" w:hAnsi="Times New Roman" w:cs="Times New Roman"/>
-          <w:sz w:val="26"/>
-          <w:szCs w:val="26"/>
-        </w:rPr>
-        <w:t>Работник обязан:</w:t>
-      </w:r>
-    </w:p>
-    <w:p>
-      <w:pPr>
-        <w:jc w:val="both"/>
-        <w:rPr>
-          <w:rFonts w:ascii="Times New Roman" w:eastAsia="Aptos" w:hAnsi="Times New Roman" w:cs="Times New Roman"/>
-          <w:sz w:val="26"/>
-          <w:szCs w:val="26"/>
-        </w:rPr>
-      </w:pPr>
-      <w:r>
-        <w:rPr>
-          <w:rFonts w:ascii="Times New Roman" w:eastAsia="Aptos" w:hAnsi="Times New Roman" w:cs="Times New Roman"/>
-          <w:sz w:val="26"/>
-          <w:szCs w:val="26"/>
-        </w:rPr>
-        <w:t>2.1. Добросовестно исполнять трудовые обязанности, предусмотренные должностной инструкцией {{</w:t>
-      </w:r>
-      <w:proofErr w:type="spellStart"/>
-      <w:r>
-        <w:rPr>
-          <w:rFonts w:ascii="Times New Roman" w:eastAsia="Aptos" w:hAnsi="Times New Roman" w:cs="Times New Roman"/>
-          <w:sz w:val="26"/>
-          <w:szCs w:val="26"/>
-        </w:rPr>
-        <w:t>dolzhnost</w:t>
-      </w:r>
-      <w:proofErr w:type="spellEnd"/>
-      <w:r>
-        <w:rPr>
-          <w:rFonts w:ascii="Times New Roman" w:eastAsia="Aptos" w:hAnsi="Times New Roman" w:cs="Times New Roman"/>
-          <w:sz w:val="26"/>
-          <w:szCs w:val="26"/>
-        </w:rPr>
-        <w:t>}}, являющейся неотъемлемой частью настоящего договора.</w:t>
-      </w:r>
-    </w:p>
-    <w:p>
-      <w:pPr>
-        <w:jc w:val="both"/>
-        <w:rPr>
-          <w:rFonts w:ascii="Times New Roman" w:eastAsia="Aptos" w:hAnsi="Times New Roman" w:cs="Times New Roman"/>
-          <w:sz w:val="26"/>
-          <w:szCs w:val="26"/>
-        </w:rPr>
-      </w:pPr>
-      <w:r>
-        <w:rPr>
-          <w:rFonts w:ascii="Times New Roman" w:eastAsia="Aptos" w:hAnsi="Times New Roman" w:cs="Times New Roman"/>
-          <w:sz w:val="26"/>
-          <w:szCs w:val="26"/>
-        </w:rPr>
-        <w:t>2.2. Выполнять следующие ключевые обязанности:</w:t>
-      </w:r>
-    </w:p>
-    <w:p>
-      <w:pPr>
-        <w:jc w:val="both"/>
-        <w:rPr>
-          <w:rFonts w:ascii="Times New Roman" w:eastAsia="Aptos" w:hAnsi="Times New Roman" w:cs="Times New Roman"/>
-          <w:sz w:val="26"/>
-          <w:szCs w:val="26"/>
-        </w:rPr>
-      </w:pPr>
-      <w:r>
-        <w:rPr>
-          <w:rFonts w:ascii="Times New Roman" w:eastAsia="Aptos" w:hAnsi="Times New Roman" w:cs="Times New Roman"/>
-          <w:sz w:val="26"/>
-          <w:szCs w:val="26"/>
-        </w:rPr>
-        <w:lastRenderedPageBreak/>
-        <w:t>{{</w:t>
-      </w:r>
-      <w:proofErr w:type="spellStart"/>
-      <w:r>
-        <w:rPr>
-          <w:rFonts w:ascii="Times New Roman" w:eastAsia="Aptos" w:hAnsi="Times New Roman" w:cs="Times New Roman"/>
-          <w:sz w:val="26"/>
-          <w:szCs w:val="26"/>
-        </w:rPr>
-        <w:t>obyazannosti</w:t>
-      </w:r>
-      <w:proofErr w:type="spellEnd"/>
-      <w:r>
-        <w:rPr>
-          <w:rFonts w:ascii="Times New Roman" w:eastAsia="Aptos" w:hAnsi="Times New Roman" w:cs="Times New Roman"/>
-          <w:sz w:val="26"/>
-          <w:szCs w:val="26"/>
-        </w:rPr>
-        <w:t>}}</w:t>
-      </w:r>
-    </w:p>
-    <w:p>
-      <w:pPr>
-        <w:jc w:val="both"/>
-        <w:rPr>
-          <w:rFonts w:ascii="Times New Roman" w:eastAsia="Aptos" w:hAnsi="Times New Roman" w:cs="Times New Roman"/>
-          <w:sz w:val="26"/>
-          <w:szCs w:val="26"/>
-        </w:rPr>
-      </w:pPr>
-      <w:r>
-        <w:rPr>
-          <w:rFonts w:ascii="Times New Roman" w:eastAsia="Aptos" w:hAnsi="Times New Roman" w:cs="Times New Roman"/>
-          <w:sz w:val="26"/>
-          <w:szCs w:val="26"/>
-        </w:rPr>
-        <w:t>2.3. Подчиняться Правилам внутреннего трудового распорядка Нанимателя.</w:t>
-      </w:r>
-    </w:p>
-    <w:p>
-      <w:pPr>
-        <w:jc w:val="both"/>
-        <w:rPr>
-          <w:rFonts w:ascii="Times New Roman" w:eastAsia="Aptos" w:hAnsi="Times New Roman" w:cs="Times New Roman"/>
-          <w:sz w:val="26"/>
-          <w:szCs w:val="26"/>
-        </w:rPr>
-      </w:pPr>
-      <w:r>
-        <w:rPr>
-          <w:rFonts w:ascii="Times New Roman" w:eastAsia="Aptos" w:hAnsi="Times New Roman" w:cs="Times New Roman"/>
-          <w:sz w:val="26"/>
-          <w:szCs w:val="26"/>
-        </w:rPr>
-        <w:t>2.4. Соблюдать требования по охране труда и пожарной безопасности.</w:t>
-      </w:r>
-    </w:p>
-    <w:p>
-      <w:pPr>
-        <w:jc w:val="both"/>
-        <w:rPr>
-          <w:rFonts w:ascii="Times New Roman" w:eastAsia="Aptos" w:hAnsi="Times New Roman" w:cs="Times New Roman"/>
-          <w:sz w:val="26"/>
-          <w:szCs w:val="26"/>
-        </w:rPr>
-      </w:pPr>
-      <w:r>
-        <w:rPr>
-          <w:rFonts w:ascii="Times New Roman" w:eastAsia="Aptos" w:hAnsi="Times New Roman" w:cs="Times New Roman"/>
-          <w:sz w:val="26"/>
-          <w:szCs w:val="26"/>
-        </w:rPr>
-        <w:t>2.5. Бережно относиться к имуществу Нанимателя.</w:t>
-      </w:r>
-    </w:p>
-    <w:p>
-      <w:pPr>
-        <w:jc w:val="both"/>
-        <w:rPr>
-          <w:rFonts w:ascii="Times New Roman" w:eastAsia="Aptos" w:hAnsi="Times New Roman" w:cs="Times New Roman"/>
-          <w:sz w:val="26"/>
-          <w:szCs w:val="26"/>
-        </w:rPr>
-      </w:pPr>
-      <w:r>
-        <w:rPr>
-          <w:rFonts w:ascii="Times New Roman" w:eastAsia="Aptos" w:hAnsi="Times New Roman" w:cs="Times New Roman"/>
-          <w:sz w:val="26"/>
-          <w:szCs w:val="26"/>
-        </w:rPr>
-        <w:t>2.6. Хранить коммерческую тайну Нанимателя.</w:t>
-      </w:r>
-    </w:p>
-    <w:p>
-      <w:pPr>
-        <w:jc w:val="both"/>
-        <w:rPr>
-          <w:rFonts w:ascii="Times New Roman" w:eastAsia="Aptos" w:hAnsi="Times New Roman" w:cs="Times New Roman"/>
-          <w:sz w:val="26"/>
-          <w:szCs w:val="26"/>
-        </w:rPr>
-      </w:pPr>
-      <w:r>
-        <w:rPr>
-          <w:rFonts w:ascii="Times New Roman" w:eastAsia="Aptos" w:hAnsi="Times New Roman" w:cs="Times New Roman"/>
-          <w:sz w:val="26"/>
-          <w:szCs w:val="26"/>
-        </w:rPr>
-        <w:t>2.7. В случае аннулирования специального разрешения, прекращения договора и отсутствия иных законных оснований для пребывания — покинуть территорию Республики Беларусь за счет собственных средств.</w:t>
-      </w:r>
-    </w:p>
-    <w:p>
-      <w:pPr>
-        <w:jc w:val="both"/>
-        <w:rPr>
-          <w:rFonts w:ascii="Times New Roman" w:eastAsia="Aptos" w:hAnsi="Times New Roman" w:cs="Times New Roman"/>
-          <w:sz w:val="26"/>
-          <w:szCs w:val="26"/>
-        </w:rPr>
-      </w:pPr>
-    </w:p>
-    <w:p>
-      <w:pPr>
-        <w:jc w:val="both"/>
-        <w:rPr>
-          <w:rFonts w:ascii="Times New Roman" w:eastAsia="Aptos" w:hAnsi="Times New Roman" w:cs="Times New Roman"/>
-          <w:sz w:val="26"/>
-          <w:szCs w:val="26"/>
-        </w:rPr>
-      </w:pPr>
-      <w:r>
-        <w:rPr>
-          <w:rFonts w:ascii="Times New Roman" w:eastAsia="Aptos" w:hAnsi="Times New Roman" w:cs="Times New Roman"/>
-          <w:sz w:val="26"/>
-          <w:szCs w:val="26"/>
-        </w:rPr>
-        <w:t>3. ОБЯЗАННОСТИ НАНИМАТЕЛЯ</w:t>
-      </w:r>
-    </w:p>
-    <w:p>
-      <w:pPr>
-        <w:jc w:val="both"/>
-        <w:rPr>
-          <w:rFonts w:ascii="Times New Roman" w:eastAsia="Aptos" w:hAnsi="Times New Roman" w:cs="Times New Roman"/>
-          <w:sz w:val="26"/>
-          <w:szCs w:val="26"/>
-        </w:rPr>
-      </w:pPr>
-      <w:r>
-        <w:rPr>
-          <w:rFonts w:ascii="Times New Roman" w:eastAsia="Aptos" w:hAnsi="Times New Roman" w:cs="Times New Roman"/>
-          <w:sz w:val="26"/>
-          <w:szCs w:val="26"/>
-        </w:rPr>
-        <w:t>3.1. Организовать труд Работника, обеспечить безопасные условия труда.</w:t>
-      </w:r>
-    </w:p>
-    <w:p>
-      <w:pPr>
-        <w:jc w:val="both"/>
-        <w:rPr>
-          <w:rFonts w:ascii="Times New Roman" w:eastAsia="Aptos" w:hAnsi="Times New Roman" w:cs="Times New Roman"/>
-          <w:sz w:val="26"/>
-          <w:szCs w:val="26"/>
-        </w:rPr>
-      </w:pPr>
-      <w:r>
-        <w:rPr>
-          <w:rFonts w:ascii="Times New Roman" w:eastAsia="Aptos" w:hAnsi="Times New Roman" w:cs="Times New Roman"/>
-          <w:sz w:val="26"/>
-          <w:szCs w:val="26"/>
-        </w:rPr>
-        <w:t>3.2. Своевременно выплачивать Работнику заработную плату.</w:t>
-      </w:r>
-    </w:p>
-    <w:p>
-      <w:pPr>
-        <w:jc w:val="both"/>
-        <w:rPr>
-          <w:rFonts w:ascii="Times New Roman" w:eastAsia="Aptos" w:hAnsi="Times New Roman" w:cs="Times New Roman"/>
-          <w:sz w:val="26"/>
-          <w:szCs w:val="26"/>
-        </w:rPr>
-      </w:pPr>
-      <w:r>
-        <w:rPr>
-          <w:rFonts w:ascii="Times New Roman" w:eastAsia="Aptos" w:hAnsi="Times New Roman" w:cs="Times New Roman"/>
-          <w:sz w:val="26"/>
-          <w:szCs w:val="26"/>
-        </w:rPr>
-        <w:t>3.3. Получить специальное разрешение на право занятия трудовой деятельностью.</w:t>
-      </w:r>
-    </w:p>
-    <w:p>
-      <w:pPr>
-        <w:jc w:val="both"/>
-        <w:rPr>
-          <w:rFonts w:ascii="Times New Roman" w:eastAsia="Aptos" w:hAnsi="Times New Roman" w:cs="Times New Roman"/>
-          <w:sz w:val="26"/>
-          <w:szCs w:val="26"/>
-        </w:rPr>
-      </w:pPr>
-      <w:r>
-        <w:rPr>
-          <w:rFonts w:ascii="Times New Roman" w:eastAsia="Aptos" w:hAnsi="Times New Roman" w:cs="Times New Roman"/>
-          <w:sz w:val="26"/>
-          <w:szCs w:val="26"/>
-        </w:rPr>
-        <w:t>3.4. Обеспечить за счет собственных средств выезд Работника из Республики Беларусь в случаях, предусмотренных ст. 32 Закона «О внешней трудовой миграции».</w:t>
-      </w:r>
-    </w:p>
-    <w:p>
-      <w:pPr>
-        <w:jc w:val="both"/>
-        <w:rPr>
-          <w:rFonts w:ascii="Times New Roman" w:eastAsia="Aptos" w:hAnsi="Times New Roman" w:cs="Times New Roman"/>
-          <w:sz w:val="26"/>
-          <w:szCs w:val="26"/>
-        </w:rPr>
-      </w:pPr>
-    </w:p>
-    <w:p>
-      <w:pPr>
-        <w:jc w:val="both"/>
-        <w:rPr>
-          <w:rFonts w:ascii="Times New Roman" w:eastAsia="Aptos" w:hAnsi="Times New Roman" w:cs="Times New Roman"/>
-          <w:sz w:val="26"/>
-          <w:szCs w:val="26"/>
-        </w:rPr>
-      </w:pPr>
-      <w:r>
-        <w:rPr>
-          <w:rFonts w:ascii="Times New Roman" w:eastAsia="Aptos" w:hAnsi="Times New Roman" w:cs="Times New Roman"/>
-          <w:sz w:val="26"/>
-          <w:szCs w:val="26"/>
-        </w:rPr>
-        <w:t>4. РЕЖИМ РАБОЧЕГО ВРЕМЕНИ И ВРЕМЕНИ ОТДЫХА</w:t>
-      </w:r>
-    </w:p>
-    <w:p>
-      <w:pPr>
-        <w:jc w:val="both"/>
-        <w:rPr>
-          <w:rFonts w:ascii="Times New Roman" w:eastAsia="Aptos" w:hAnsi="Times New Roman" w:cs="Times New Roman"/>
-          <w:sz w:val="26"/>
-          <w:szCs w:val="26"/>
-        </w:rPr>
-      </w:pPr>
-      <w:r>
-        <w:rPr>
-          <w:rFonts w:ascii="Times New Roman" w:eastAsia="Aptos" w:hAnsi="Times New Roman" w:cs="Times New Roman"/>
-          <w:sz w:val="26"/>
-          <w:szCs w:val="26"/>
-        </w:rPr>
-        <w:t>4.1. Работнику устанавливается {{</w:t>
-      </w:r>
-      <w:proofErr w:type="spellStart"/>
-      <w:r>
-        <w:rPr>
-          <w:rFonts w:ascii="Times New Roman" w:eastAsia="Aptos" w:hAnsi="Times New Roman" w:cs="Times New Roman"/>
-          <w:sz w:val="26"/>
-          <w:szCs w:val="26"/>
-        </w:rPr>
-        <w:t>stavka</w:t>
-      </w:r>
-      <w:proofErr w:type="spellEnd"/>
-      <w:r>
-        <w:rPr>
-          <w:rFonts w:ascii="Times New Roman" w:eastAsia="Aptos" w:hAnsi="Times New Roman" w:cs="Times New Roman"/>
-          <w:sz w:val="26"/>
-          <w:szCs w:val="26"/>
-        </w:rPr>
-        <w:t>}} ставки рабочего времени.</w:t>
-      </w:r>
-    </w:p>
-    <w:p>
-      <w:pPr>
-        <w:jc w:val="both"/>
-        <w:rPr>
-          <w:rFonts w:ascii="Times New Roman" w:eastAsia="Aptos" w:hAnsi="Times New Roman" w:cs="Times New Roman"/>
-          <w:sz w:val="26"/>
-          <w:szCs w:val="26"/>
-        </w:rPr>
-      </w:pPr>
-      <w:r>
-        <w:rPr>
-          <w:rFonts w:ascii="Times New Roman" w:eastAsia="Aptos" w:hAnsi="Times New Roman" w:cs="Times New Roman"/>
-          <w:sz w:val="26"/>
-          <w:szCs w:val="26"/>
-        </w:rPr>
-        <w:t>4.2. Суммированный учет рабочего времени, учетный период — один квартал.</w:t>
-      </w:r>
-    </w:p>
-    <w:p>
-      <w:pPr>
-        <w:jc w:val="both"/>
-        <w:rPr>
-          <w:rFonts w:ascii="Times New Roman" w:eastAsia="Aptos" w:hAnsi="Times New Roman" w:cs="Times New Roman"/>
-          <w:sz w:val="26"/>
-          <w:szCs w:val="26"/>
-        </w:rPr>
-      </w:pPr>
-      <w:r>
-        <w:rPr>
-          <w:rFonts w:ascii="Times New Roman" w:eastAsia="Aptos" w:hAnsi="Times New Roman" w:cs="Times New Roman"/>
-          <w:sz w:val="26"/>
-          <w:szCs w:val="26"/>
-        </w:rPr>
-        <w:t>4.3. Работа по графику сменности. Время присутствия: с 10:00 до 22:00. Рабочее время в смену — 11 часов.</w:t>
-      </w:r>
-    </w:p>
-    <w:p>
-      <w:pPr>
-        <w:jc w:val="both"/>
-        <w:rPr>
-          <w:rFonts w:ascii="Times New Roman" w:eastAsia="Aptos" w:hAnsi="Times New Roman" w:cs="Times New Roman"/>
-          <w:sz w:val="26"/>
-          <w:szCs w:val="26"/>
-        </w:rPr>
-      </w:pPr>
-      <w:r>
-        <w:rPr>
-          <w:rFonts w:ascii="Times New Roman" w:eastAsia="Aptos" w:hAnsi="Times New Roman" w:cs="Times New Roman"/>
-          <w:sz w:val="26"/>
-          <w:szCs w:val="26"/>
-        </w:rPr>
-        <w:t>4.4. Перерывы: 3 × 20 минут (суммарно 60 минут), не включаются в рабочее время.</w:t>
-      </w:r>
-    </w:p>
-    <w:p>
-      <w:pPr>
-        <w:jc w:val="both"/>
-        <w:rPr>
-          <w:rFonts w:ascii="Times New Roman" w:eastAsia="Aptos" w:hAnsi="Times New Roman" w:cs="Times New Roman"/>
-          <w:sz w:val="26"/>
-          <w:szCs w:val="26"/>
-        </w:rPr>
-      </w:pPr>
-      <w:r>
-        <w:rPr>
-          <w:rFonts w:ascii="Times New Roman" w:eastAsia="Aptos" w:hAnsi="Times New Roman" w:cs="Times New Roman"/>
-          <w:sz w:val="26"/>
-          <w:szCs w:val="26"/>
-        </w:rPr>
-        <w:t>4.5. Выходные — по графику.</w:t>
-      </w:r>
-    </w:p>
-    <w:p>
-      <w:pPr>
-        <w:jc w:val="both"/>
-        <w:rPr>
-          <w:rFonts w:ascii="Times New Roman" w:eastAsia="Aptos" w:hAnsi="Times New Roman" w:cs="Times New Roman"/>
-          <w:sz w:val="26"/>
-          <w:szCs w:val="26"/>
-        </w:rPr>
-      </w:pPr>
-      <w:r>
-        <w:rPr>
-          <w:rFonts w:ascii="Times New Roman" w:eastAsia="Aptos" w:hAnsi="Times New Roman" w:cs="Times New Roman"/>
-          <w:sz w:val="26"/>
-          <w:szCs w:val="26"/>
-        </w:rPr>
-        <w:t xml:space="preserve">4.6. Трудовой отпуск — 24 </w:t>
-      </w:r>
-      <w:proofErr w:type="gramStart"/>
-      <w:r>
-        <w:rPr>
-          <w:rFonts w:ascii="Times New Roman" w:eastAsia="Aptos" w:hAnsi="Times New Roman" w:cs="Times New Roman"/>
-          <w:sz w:val="26"/>
-          <w:szCs w:val="26"/>
-        </w:rPr>
-        <w:t>календарных</w:t>
-      </w:r>
-      <w:proofErr w:type="gramEnd"/>
-      <w:r>
-        <w:rPr>
-          <w:rFonts w:ascii="Times New Roman" w:eastAsia="Aptos" w:hAnsi="Times New Roman" w:cs="Times New Roman"/>
-          <w:sz w:val="26"/>
-          <w:szCs w:val="26"/>
-        </w:rPr>
-        <w:t xml:space="preserve"> дня.</w:t>
-      </w:r>
-    </w:p>
-    <w:p>
-      <w:pPr>
-        <w:jc w:val="both"/>
-        <w:rPr>
-          <w:rFonts w:ascii="Times New Roman" w:eastAsia="Aptos" w:hAnsi="Times New Roman" w:cs="Times New Roman"/>
-          <w:sz w:val="26"/>
-          <w:szCs w:val="26"/>
-        </w:rPr>
-      </w:pPr>
-    </w:p>
-    <w:p>
-      <w:pPr>
-        <w:jc w:val="both"/>
-        <w:rPr>
-          <w:rFonts w:ascii="Times New Roman" w:eastAsia="Aptos" w:hAnsi="Times New Roman" w:cs="Times New Roman"/>
-          <w:sz w:val="26"/>
-          <w:szCs w:val="26"/>
-        </w:rPr>
-      </w:pPr>
-      <w:r>
-        <w:rPr>
-          <w:rFonts w:ascii="Times New Roman" w:eastAsia="Aptos" w:hAnsi="Times New Roman" w:cs="Times New Roman"/>
-          <w:sz w:val="26"/>
-          <w:szCs w:val="26"/>
-        </w:rPr>
-        <w:t>5. ОПЛАТА ТРУДА</w:t>
-      </w:r>
-    </w:p>
-    <w:p>
-      <w:pPr>
-        <w:jc w:val="both"/>
-        <w:rPr>
-          <w:rFonts w:ascii="Times New Roman" w:eastAsia="Aptos" w:hAnsi="Times New Roman" w:cs="Times New Roman"/>
-          <w:sz w:val="26"/>
-          <w:szCs w:val="26"/>
-        </w:rPr>
-      </w:pPr>
-      <w:r>
-        <w:rPr>
-          <w:rFonts w:ascii="Times New Roman" w:eastAsia="Aptos" w:hAnsi="Times New Roman" w:cs="Times New Roman"/>
-          <w:sz w:val="26"/>
-          <w:szCs w:val="26"/>
-        </w:rPr>
-        <w:t>5.1. На день подписания договора тарифный оклад: {{</w:t>
-      </w:r>
-      <w:proofErr w:type="spellStart"/>
-      <w:r>
-        <w:rPr>
-          <w:rFonts w:ascii="Times New Roman" w:eastAsia="Aptos" w:hAnsi="Times New Roman" w:cs="Times New Roman"/>
-          <w:sz w:val="26"/>
-          <w:szCs w:val="26"/>
-        </w:rPr>
-        <w:t>oklad</w:t>
-      </w:r>
-      <w:proofErr w:type="spellEnd"/>
-      <w:r>
-        <w:rPr>
-          <w:rFonts w:ascii="Times New Roman" w:eastAsia="Aptos" w:hAnsi="Times New Roman" w:cs="Times New Roman"/>
-          <w:sz w:val="26"/>
-          <w:szCs w:val="26"/>
-        </w:rPr>
-        <w:t>}} BYN в месяц.</w:t>
-      </w:r>
-    </w:p>
-    <w:p>
-      <w:pPr>
-        <w:jc w:val="both"/>
-        <w:rPr>
-          <w:rFonts w:ascii="Times New Roman" w:eastAsia="Aptos" w:hAnsi="Times New Roman" w:cs="Times New Roman"/>
-          <w:sz w:val="26"/>
-          <w:szCs w:val="26"/>
-        </w:rPr>
-      </w:pPr>
-      <w:r>
-        <w:rPr>
-          <w:rFonts w:ascii="Times New Roman" w:eastAsia="Aptos" w:hAnsi="Times New Roman" w:cs="Times New Roman"/>
-          <w:sz w:val="26"/>
-          <w:szCs w:val="26"/>
-        </w:rPr>
-        <w:t xml:space="preserve">5.2. Изменение размера и условий оплаты труда, установленных настоящим договором, производится по соглашению Сторон путем заключения письменного дополнительного соглашения, либо в порядке существенных изменений условий </w:t>
-      </w:r>
-      <w:r>
-        <w:rPr>
-          <w:rFonts w:ascii="Times New Roman" w:eastAsia="Aptos" w:hAnsi="Times New Roman" w:cs="Times New Roman"/>
-          <w:sz w:val="26"/>
-          <w:szCs w:val="26"/>
-        </w:rPr>
-        <w:lastRenderedPageBreak/>
-        <w:t>труда по инициативе Нанимателя в соответствии со статьей 32 Трудового кодекса Республики Беларусь.</w:t>
-      </w:r>
-    </w:p>
-    <w:p>
-      <w:pPr>
-        <w:jc w:val="both"/>
-        <w:rPr>
-          <w:rFonts w:ascii="Times New Roman" w:eastAsia="Aptos" w:hAnsi="Times New Roman" w:cs="Times New Roman"/>
-          <w:sz w:val="26"/>
-          <w:szCs w:val="26"/>
-        </w:rPr>
-      </w:pPr>
-      <w:r>
-        <w:rPr>
-          <w:rFonts w:ascii="Times New Roman" w:eastAsia="Aptos" w:hAnsi="Times New Roman" w:cs="Times New Roman"/>
-          <w:sz w:val="26"/>
-          <w:szCs w:val="26"/>
-        </w:rPr>
-        <w:t>5.3. Премии — согласно Положению об оплате труда.</w:t>
-      </w:r>
-    </w:p>
-    <w:p>
-      <w:pPr>
-        <w:jc w:val="both"/>
-        <w:rPr>
-          <w:rFonts w:ascii="Times New Roman" w:eastAsia="Aptos" w:hAnsi="Times New Roman" w:cs="Times New Roman"/>
-          <w:sz w:val="26"/>
-          <w:szCs w:val="26"/>
-        </w:rPr>
-      </w:pPr>
-      <w:r>
-        <w:rPr>
-          <w:rFonts w:ascii="Times New Roman" w:eastAsia="Aptos" w:hAnsi="Times New Roman" w:cs="Times New Roman"/>
-          <w:sz w:val="26"/>
-          <w:szCs w:val="26"/>
-        </w:rPr>
-        <w:t>5.4. Выплата: 30-е — первая часть, 15-е — вторая часть.</w:t>
-      </w:r>
-    </w:p>
-    <w:p>
-      <w:pPr>
-        <w:jc w:val="both"/>
-        <w:rPr>
-          <w:rFonts w:ascii="Times New Roman" w:eastAsia="Aptos" w:hAnsi="Times New Roman" w:cs="Times New Roman"/>
-          <w:sz w:val="26"/>
-          <w:szCs w:val="26"/>
-        </w:rPr>
-      </w:pPr>
-    </w:p>
-    <w:p>
-      <w:pPr>
-        <w:jc w:val="both"/>
-        <w:rPr>
-          <w:rFonts w:ascii="Times New Roman" w:eastAsia="Aptos" w:hAnsi="Times New Roman" w:cs="Times New Roman"/>
-          <w:sz w:val="26"/>
-          <w:szCs w:val="26"/>
-        </w:rPr>
-      </w:pPr>
-      <w:r>
-        <w:rPr>
-          <w:rFonts w:ascii="Times New Roman" w:eastAsia="Aptos" w:hAnsi="Times New Roman" w:cs="Times New Roman"/>
-          <w:sz w:val="26"/>
-          <w:szCs w:val="26"/>
-        </w:rPr>
-        <w:t>6. ПРОЖИВАНИЕ И МЕДИЦИНСКОЕ ОБСЛУЖИВАНИЕ</w:t>
-      </w:r>
-    </w:p>
-    <w:p>
-      <w:pPr>
-        <w:jc w:val="both"/>
-        <w:rPr>
-          <w:rFonts w:ascii="Times New Roman" w:eastAsia="Aptos" w:hAnsi="Times New Roman" w:cs="Times New Roman"/>
-          <w:sz w:val="26"/>
-          <w:szCs w:val="26"/>
-        </w:rPr>
-      </w:pPr>
-      <w:r>
-        <w:rPr>
-          <w:rFonts w:ascii="Times New Roman" w:eastAsia="Aptos" w:hAnsi="Times New Roman" w:cs="Times New Roman"/>
-          <w:sz w:val="26"/>
-          <w:szCs w:val="26"/>
-        </w:rPr>
-        <w:t>6.1. Обеспечение жилым помещением осуществляется Работником самостоятельно. Наниматель оказывает содействие в подборе жилья и регистрации.</w:t>
-      </w:r>
-    </w:p>
-    <w:p>
-      <w:pPr>
-        <w:jc w:val="both"/>
-        <w:rPr>
-          <w:rFonts w:ascii="Times New Roman" w:eastAsia="Aptos" w:hAnsi="Times New Roman" w:cs="Times New Roman"/>
-          <w:sz w:val="26"/>
-          <w:szCs w:val="26"/>
-        </w:rPr>
-      </w:pPr>
-      <w:r>
-        <w:rPr>
-          <w:rFonts w:ascii="Times New Roman" w:eastAsia="Aptos" w:hAnsi="Times New Roman" w:cs="Times New Roman"/>
-          <w:sz w:val="26"/>
-          <w:szCs w:val="26"/>
-        </w:rPr>
-        <w:t>6.2. Медицинское обслуживание — за счет Работника.</w:t>
-      </w:r>
-    </w:p>
-    <w:p>
-      <w:pPr>
-        <w:jc w:val="both"/>
-        <w:rPr>
-          <w:rFonts w:ascii="Times New Roman" w:eastAsia="Aptos" w:hAnsi="Times New Roman" w:cs="Times New Roman"/>
-          <w:sz w:val="26"/>
-          <w:szCs w:val="26"/>
-        </w:rPr>
-      </w:pPr>
-    </w:p>
-    <w:p>
-      <w:pPr>
-        <w:jc w:val="both"/>
-        <w:rPr>
-          <w:rFonts w:ascii="Times New Roman" w:eastAsia="Aptos" w:hAnsi="Times New Roman" w:cs="Times New Roman"/>
-          <w:sz w:val="26"/>
-          <w:szCs w:val="26"/>
-        </w:rPr>
-      </w:pPr>
-      <w:r>
-        <w:rPr>
-          <w:rFonts w:ascii="Times New Roman" w:eastAsia="Aptos" w:hAnsi="Times New Roman" w:cs="Times New Roman"/>
-          <w:sz w:val="26"/>
-          <w:szCs w:val="26"/>
-        </w:rPr>
-        <w:t>7. ОТВЕТСТВЕННОСТЬ СТОРОН</w:t>
-      </w:r>
-    </w:p>
-    <w:p>
-      <w:pPr>
-        <w:jc w:val="both"/>
-        <w:rPr>
-          <w:rFonts w:ascii="Times New Roman" w:eastAsia="Aptos" w:hAnsi="Times New Roman" w:cs="Times New Roman"/>
-          <w:sz w:val="26"/>
-          <w:szCs w:val="26"/>
-        </w:rPr>
-      </w:pPr>
-      <w:r>
-        <w:rPr>
-          <w:rFonts w:ascii="Times New Roman" w:eastAsia="Aptos" w:hAnsi="Times New Roman" w:cs="Times New Roman"/>
-          <w:sz w:val="26"/>
-          <w:szCs w:val="26"/>
-        </w:rPr>
-        <w:t>7.1. Стороны несут ответственность согласно Трудовому кодексу РБ.</w:t>
-      </w:r>
-    </w:p>
-    <w:p>
-      <w:pPr>
-        <w:jc w:val="both"/>
-        <w:rPr>
-          <w:rFonts w:ascii="Times New Roman" w:eastAsia="Aptos" w:hAnsi="Times New Roman" w:cs="Times New Roman"/>
-          <w:sz w:val="26"/>
-          <w:szCs w:val="26"/>
-        </w:rPr>
-      </w:pPr>
-      <w:r>
-        <w:rPr>
-          <w:rFonts w:ascii="Times New Roman" w:eastAsia="Aptos" w:hAnsi="Times New Roman" w:cs="Times New Roman"/>
-          <w:sz w:val="26"/>
-          <w:szCs w:val="26"/>
-        </w:rPr>
-        <w:t>{{</w:t>
-      </w:r>
-      <w:proofErr w:type="spellStart"/>
-      <w:r>
-        <w:rPr>
-          <w:rFonts w:ascii="Times New Roman" w:eastAsia="Aptos" w:hAnsi="Times New Roman" w:cs="Times New Roman"/>
-          <w:sz w:val="26"/>
-          <w:szCs w:val="26"/>
-        </w:rPr>
-        <w:t>blok_mat_otvetstvennost</w:t>
-      </w:r>
-      <w:proofErr w:type="spellEnd"/>
-      <w:r>
-        <w:rPr>
-          <w:rFonts w:ascii="Times New Roman" w:eastAsia="Aptos" w:hAnsi="Times New Roman" w:cs="Times New Roman"/>
-          <w:sz w:val="26"/>
-          <w:szCs w:val="26"/>
-        </w:rPr>
-        <w:t>}}</w:t>
-      </w:r>
-    </w:p>
-    <w:p>
-      <w:pPr>
-        <w:jc w:val="both"/>
-        <w:rPr>
-          <w:rFonts w:ascii="Times New Roman" w:eastAsia="Aptos" w:hAnsi="Times New Roman" w:cs="Times New Roman"/>
-          <w:sz w:val="26"/>
-          <w:szCs w:val="26"/>
-        </w:rPr>
-      </w:pPr>
-    </w:p>
-    <w:p>
-      <w:pPr>
-        <w:jc w:val="both"/>
-        <w:rPr>
-          <w:rFonts w:ascii="Times New Roman" w:eastAsia="Aptos" w:hAnsi="Times New Roman" w:cs="Times New Roman"/>
-          <w:sz w:val="26"/>
-          <w:szCs w:val="26"/>
-        </w:rPr>
-      </w:pPr>
-      <w:r>
-        <w:rPr>
-          <w:rFonts w:ascii="Times New Roman" w:eastAsia="Aptos" w:hAnsi="Times New Roman" w:cs="Times New Roman"/>
-          <w:sz w:val="26"/>
-          <w:szCs w:val="26"/>
-        </w:rPr>
-        <w:t>8. РАЗРЕШЕНИЕ СПОРОВ</w:t>
-      </w:r>
-    </w:p>
-    <w:p>
-      <w:pPr>
-        <w:jc w:val="both"/>
-        <w:rPr>
-          <w:rFonts w:ascii="Times New Roman" w:eastAsia="Aptos" w:hAnsi="Times New Roman" w:cs="Times New Roman"/>
-          <w:sz w:val="26"/>
-          <w:szCs w:val="26"/>
-        </w:rPr>
-      </w:pPr>
-      <w:r>
-        <w:rPr>
-          <w:rFonts w:ascii="Times New Roman" w:eastAsia="Aptos" w:hAnsi="Times New Roman" w:cs="Times New Roman"/>
-          <w:sz w:val="26"/>
-          <w:szCs w:val="26"/>
-        </w:rPr>
-        <w:t xml:space="preserve">8.1. Споры разрешаются путем переговоров, при </w:t>
-      </w:r>
-      <w:proofErr w:type="spellStart"/>
-      <w:r>
-        <w:rPr>
-          <w:rFonts w:ascii="Times New Roman" w:eastAsia="Aptos" w:hAnsi="Times New Roman" w:cs="Times New Roman"/>
-          <w:sz w:val="26"/>
-          <w:szCs w:val="26"/>
-        </w:rPr>
-        <w:t>недостижении</w:t>
-      </w:r>
-      <w:proofErr w:type="spellEnd"/>
-      <w:r>
-        <w:rPr>
-          <w:rFonts w:ascii="Times New Roman" w:eastAsia="Aptos" w:hAnsi="Times New Roman" w:cs="Times New Roman"/>
-          <w:sz w:val="26"/>
-          <w:szCs w:val="26"/>
-        </w:rPr>
-        <w:t xml:space="preserve"> согласия — в судебном порядке.</w:t>
-      </w:r>
-    </w:p>
-    <w:p>
-      <w:pPr>
-        <w:jc w:val="both"/>
-        <w:rPr>
-          <w:rFonts w:ascii="Times New Roman" w:eastAsia="Aptos" w:hAnsi="Times New Roman" w:cs="Times New Roman"/>
-          <w:sz w:val="26"/>
-          <w:szCs w:val="26"/>
-        </w:rPr>
-      </w:pPr>
     </w:p>
     <w:p>
       <w:pPr>
@@ -1473,16 +1455,6 @@
         </w:rPr>
         <w:t>9.2. Вопросы, не урегулированные договором, регулируются законодательством РБ.</w:t>
       </w:r>
-    </w:p>
-    <w:p>
-      <w:pPr>
-        <w:jc w:val="both"/>
-        <w:rPr>
-          <w:rFonts w:ascii="Times New Roman" w:eastAsia="Aptos" w:hAnsi="Times New Roman" w:cs="Times New Roman"/>
-          <w:sz w:val="26"/>
-          <w:szCs w:val="26"/>
-        </w:rPr>
-      </w:pPr>
     </w:p>
     <w:tbl>
       <w:tblPr>
@@ -1890,7 +1862,23 @@
                 <w:sz w:val="26"/>
                 <w:szCs w:val="26"/>
               </w:rPr>
-              <w:t xml:space="preserve">, д. 4, ком. 24   </w:t>
+              <w:t xml:space="preserve">, д. 4, ком. </w:t>
+            </w:r>
+            <w:r>
+              <w:rPr>
+                <w:rFonts w:ascii="Times New Roman" w:hAnsi="Times New Roman" w:cs="Times New Roman"/>
+                <w:sz w:val="26"/>
+                <w:szCs w:val="26"/>
+              </w:rPr>
+              <w:t>63</w:t>
+            </w:r>
+            <w:r>
+              <w:rPr>
+                <w:rFonts w:ascii="Times New Roman" w:hAnsi="Times New Roman" w:cs="Times New Roman"/>
+                <w:sz w:val="26"/>
+                <w:szCs w:val="26"/>
+              </w:rPr>
+              <w:t xml:space="preserve">   </w:t>
             </w:r>
           </w:p>
         </w:tc>
@@ -3688,7 +3676,7 @@
   <a:extraClrSchemeLst/>
   <a:extLst>
     <a:ext uri="{05A4C25C-085E-4340-85A3-A5531E510DB2}">
-      <thm15:themeFamily xmlns="" xmlns:thm15="http://schemas.microsoft.com/office/thememl/2012/main" name="Office Theme" id="{62F939B6-93AF-4DB8-9C6B-D6C7DFDC589F}" vid="{4A3C46E8-61CC-4603-A589-7422A47A8E4A}"/>
+      <thm15:themeFamily xmlns:thm15="http://schemas.microsoft.com/office/thememl/2012/main" xmlns="" name="Office Theme" id="{62F939B6-93AF-4DB8-9C6B-D6C7DFDC589F}" vid="{4A3C46E8-61CC-4603-A589-7422A47A8E4A}"/>
     </a:ext>
   </a:extLst>
 </a:theme>
